--- a/docs/feishu/付款中心需求说明书.docx
+++ b/docs/feishu/付款中心需求说明书.docx
@@ -296,7 +296,7 @@
                 <w:b w:val="0"/>
                 <w:sz w:val="18"/>
               </w:rPr>
-              <w:t>V1.1.0</w:t>
+              <w:t>V1.2.0</w:t>
             </w:r>
           </w:p>
         </w:tc>
@@ -536,7 +536,7 @@
                 <w:b w:val="0"/>
                 <w:sz w:val="18"/>
               </w:rPr>
-              <w:t>2026-10-10</w:t>
+              <w:t>2026-10-12</w:t>
             </w:r>
           </w:p>
         </w:tc>
@@ -953,6 +953,103 @@
                 <w:sz w:val="18"/>
               </w:rPr>
               <w:t>第 1、5 章及导出格式</w:t>
+            </w:r>
+          </w:p>
+        </w:tc>
+      </w:tr>
+      <w:tr>
+        <w:tc>
+          <w:tcPr>
+            <w:tcW w:type="dxa" w:w="1949"/>
+          </w:tcPr>
+          <w:p>
+            <w:pPr>
+              <w:spacing w:before="40" w:after="40"/>
+            </w:pPr>
+            <w:r/>
+            <w:r>
+              <w:rPr>
+                <w:rFonts w:ascii="微软雅黑" w:hAnsi="微软雅黑" w:eastAsia="微软雅黑"/>
+                <w:b w:val="0"/>
+                <w:sz w:val="18"/>
+              </w:rPr>
+              <w:t>V1.2.0</w:t>
+            </w:r>
+          </w:p>
+        </w:tc>
+        <w:tc>
+          <w:tcPr>
+            <w:tcW w:type="dxa" w:w="1949"/>
+          </w:tcPr>
+          <w:p>
+            <w:pPr>
+              <w:spacing w:before="40" w:after="40"/>
+            </w:pPr>
+            <w:r/>
+            <w:r>
+              <w:rPr>
+                <w:rFonts w:ascii="微软雅黑" w:hAnsi="微软雅黑" w:eastAsia="微软雅黑"/>
+                <w:b w:val="0"/>
+                <w:sz w:val="18"/>
+              </w:rPr>
+              <w:t>2026-10-12</w:t>
+            </w:r>
+          </w:p>
+        </w:tc>
+        <w:tc>
+          <w:tcPr>
+            <w:tcW w:type="dxa" w:w="1949"/>
+          </w:tcPr>
+          <w:p>
+            <w:pPr>
+              <w:spacing w:before="40" w:after="40"/>
+            </w:pPr>
+            <w:r/>
+            <w:r>
+              <w:rPr>
+                <w:rFonts w:ascii="微软雅黑" w:hAnsi="微软雅黑" w:eastAsia="微软雅黑"/>
+                <w:b w:val="0"/>
+                <w:sz w:val="18"/>
+              </w:rPr>
+              <w:t>—</w:t>
+            </w:r>
+          </w:p>
+        </w:tc>
+        <w:tc>
+          <w:tcPr>
+            <w:tcW w:type="dxa" w:w="1949"/>
+          </w:tcPr>
+          <w:p>
+            <w:pPr>
+              <w:spacing w:before="40" w:after="40"/>
+            </w:pPr>
+            <w:r/>
+            <w:r>
+              <w:rPr>
+                <w:rFonts w:ascii="微软雅黑" w:hAnsi="微软雅黑" w:eastAsia="微软雅黑"/>
+                <w:b w:val="0"/>
+                <w:sz w:val="18"/>
+              </w:rPr>
+              <w:t>对齐现网原型：基础信息面板、收款账户字段、初审底栏【提交复核】、转账附言仅初审可改</w:t>
+            </w:r>
+          </w:p>
+        </w:tc>
+        <w:tc>
+          <w:tcPr>
+            <w:tcW w:type="dxa" w:w="1949"/>
+          </w:tcPr>
+          <w:p>
+            <w:pPr>
+              <w:spacing w:before="40" w:after="40"/>
+            </w:pPr>
+            <w:r/>
+            <w:r>
+              <w:rPr>
+                <w:rFonts w:ascii="微软雅黑" w:hAnsi="微软雅黑" w:eastAsia="微软雅黑"/>
+                <w:b w:val="0"/>
+                <w:sz w:val="18"/>
+              </w:rPr>
+              <w:t>第 3、4、5、6 章</w:t>
             </w:r>
           </w:p>
         </w:tc>
@@ -2897,7 +2994,7 @@
                 <w:b w:val="0"/>
                 <w:sz w:val="18"/>
               </w:rPr>
-              <w:t>只读基础信息与收款账户；填写意见后初审；可重新同步</w:t>
+              <w:t>基础信息与收款账户只读，转账附言可改；填写意见后【提交复核】；可重新同步</w:t>
             </w:r>
           </w:p>
         </w:tc>
@@ -3966,7 +4063,7 @@
                 <w:b w:val="0"/>
                 <w:sz w:val="18"/>
               </w:rPr>
-              <w:t>核对基础信息与收款账户，填写处理意见，【初审】提交；可【重新同步】</w:t>
+              <w:t>核对基础信息与收款账户，可改转账附言，填写处理意见，【提交复核】；可【重新同步】</w:t>
             </w:r>
           </w:p>
         </w:tc>
@@ -4006,7 +4103,7 @@
                 <w:b w:val="0"/>
                 <w:sz w:val="18"/>
               </w:rPr>
-              <w:t>主面板名称为「付款单基础信息」；收款账户独立面板；处理历史在处理意见上方</w:t>
+              <w:t>主面板名称为「基础信息」；收款账户独立面板；处理历史在处理意见上方；除转账附言外字段只读</w:t>
             </w:r>
           </w:p>
         </w:tc>
@@ -4046,7 +4143,7 @@
                 <w:b w:val="0"/>
                 <w:sz w:val="18"/>
               </w:rPr>
-              <w:t>初审后进入待复核，复核列表可见</w:t>
+              <w:t>提交复核后进入待复核，复核列表可见；转账附言修改随单据保存</w:t>
             </w:r>
           </w:p>
         </w:tc>
@@ -6192,6 +6289,7 @@
                 <w:b w:val="0"/>
                 <w:sz w:val="18"/>
               </w:rPr>
+              <w:t>基础信息</w:t>
             </w:r>
           </w:p>
         </w:tc>
@@ -6212,7 +6310,7 @@
                 <w:b w:val="0"/>
                 <w:sz w:val="18"/>
               </w:rPr>
-              <w:t>amount</w:t>
+              <w:t>expenseDetail</w:t>
             </w:r>
           </w:p>
         </w:tc>
@@ -6231,7 +6329,7 @@
                 <w:b w:val="0"/>
                 <w:sz w:val="18"/>
               </w:rPr>
-              <w:t>付款金额</w:t>
+              <w:t>费用具体明细</w:t>
             </w:r>
           </w:p>
         </w:tc>
@@ -6250,7 +6348,7 @@
                 <w:b w:val="0"/>
                 <w:sz w:val="18"/>
               </w:rPr>
-              <w:t>number</w:t>
+              <w:t>string</w:t>
             </w:r>
           </w:p>
         </w:tc>
@@ -6288,7 +6386,6 @@
                 <w:b w:val="0"/>
                 <w:sz w:val="18"/>
               </w:rPr>
-              <w:t>两位小数</w:t>
             </w:r>
           </w:p>
         </w:tc>
@@ -6307,7 +6404,7 @@
                 <w:b w:val="0"/>
                 <w:sz w:val="18"/>
               </w:rPr>
-              <w:t>列表不带币种符号</w:t>
+              <w:t>基础信息</w:t>
             </w:r>
           </w:p>
         </w:tc>
@@ -6328,7 +6425,7 @@
                 <w:b w:val="0"/>
                 <w:sz w:val="18"/>
               </w:rPr>
-              <w:t>currency</w:t>
+              <w:t>amount</w:t>
             </w:r>
           </w:p>
         </w:tc>
@@ -6347,7 +6444,7 @@
                 <w:b w:val="0"/>
                 <w:sz w:val="18"/>
               </w:rPr>
-              <w:t>币种</w:t>
+              <w:t>付款金额</w:t>
             </w:r>
           </w:p>
         </w:tc>
@@ -6366,7 +6463,7 @@
                 <w:b w:val="0"/>
                 <w:sz w:val="18"/>
               </w:rPr>
-              <w:t>enum</w:t>
+              <w:t>number</w:t>
             </w:r>
           </w:p>
         </w:tc>
@@ -6404,7 +6501,7 @@
                 <w:b w:val="0"/>
                 <w:sz w:val="18"/>
               </w:rPr>
-              <w:t>USD / EUR / GBP / JPY / HKD / CNY / SGD</w:t>
+              <w:t>两位小数</w:t>
             </w:r>
           </w:p>
         </w:tc>
@@ -6423,6 +6520,7 @@
                 <w:b w:val="0"/>
                 <w:sz w:val="18"/>
               </w:rPr>
+              <w:t>列表不带币种符号</w:t>
             </w:r>
           </w:p>
         </w:tc>
@@ -6443,7 +6541,7 @@
                 <w:b w:val="0"/>
                 <w:sz w:val="18"/>
               </w:rPr>
-              <w:t>applicant</w:t>
+              <w:t>currency</w:t>
             </w:r>
           </w:p>
         </w:tc>
@@ -6462,7 +6560,7 @@
                 <w:b w:val="0"/>
                 <w:sz w:val="18"/>
               </w:rPr>
-              <w:t>申请人</w:t>
+              <w:t>币种</w:t>
             </w:r>
           </w:p>
         </w:tc>
@@ -6481,7 +6579,7 @@
                 <w:b w:val="0"/>
                 <w:sz w:val="18"/>
               </w:rPr>
-              <w:t>string</w:t>
+              <w:t>enum</w:t>
             </w:r>
           </w:p>
         </w:tc>
@@ -6519,6 +6617,7 @@
                 <w:b w:val="0"/>
                 <w:sz w:val="18"/>
               </w:rPr>
+              <w:t>USD / EUR / GBP / JPY / HKD / CNY / SGD</w:t>
             </w:r>
           </w:p>
         </w:tc>
@@ -6557,7 +6656,7 @@
                 <w:b w:val="0"/>
                 <w:sz w:val="18"/>
               </w:rPr>
-              <w:t>appliedAt</w:t>
+              <w:t>applicant</w:t>
             </w:r>
           </w:p>
         </w:tc>
@@ -6576,7 +6675,7 @@
                 <w:b w:val="0"/>
                 <w:sz w:val="18"/>
               </w:rPr>
-              <w:t>申请时间</w:t>
+              <w:t>申请人</w:t>
             </w:r>
           </w:p>
         </w:tc>
@@ -6595,7 +6694,7 @@
                 <w:b w:val="0"/>
                 <w:sz w:val="18"/>
               </w:rPr>
-              <w:t>datetime</w:t>
+              <w:t>string</w:t>
             </w:r>
           </w:p>
         </w:tc>
@@ -6671,7 +6770,7 @@
                 <w:b w:val="0"/>
                 <w:sz w:val="18"/>
               </w:rPr>
-              <w:t>status</w:t>
+              <w:t>appliedAt</w:t>
             </w:r>
           </w:p>
         </w:tc>
@@ -6690,7 +6789,7 @@
                 <w:b w:val="0"/>
                 <w:sz w:val="18"/>
               </w:rPr>
-              <w:t>付款单状态</w:t>
+              <w:t>申请时间</w:t>
             </w:r>
           </w:p>
         </w:tc>
@@ -6709,7 +6808,7 @@
                 <w:b w:val="0"/>
                 <w:sz w:val="18"/>
               </w:rPr>
-              <w:t>enum</w:t>
+              <w:t>datetime</w:t>
             </w:r>
           </w:p>
         </w:tc>
@@ -6747,7 +6846,6 @@
                 <w:b w:val="0"/>
                 <w:sz w:val="18"/>
               </w:rPr>
-              <w:t>见 4.5</w:t>
             </w:r>
           </w:p>
         </w:tc>
@@ -6786,7 +6884,7 @@
                 <w:b w:val="0"/>
                 <w:sz w:val="18"/>
               </w:rPr>
-              <w:t>createdAt</w:t>
+              <w:t>status</w:t>
             </w:r>
           </w:p>
         </w:tc>
@@ -6805,7 +6903,7 @@
                 <w:b w:val="0"/>
                 <w:sz w:val="18"/>
               </w:rPr>
-              <w:t>创建时间</w:t>
+              <w:t>付款单状态</w:t>
             </w:r>
           </w:p>
         </w:tc>
@@ -6824,7 +6922,7 @@
                 <w:b w:val="0"/>
                 <w:sz w:val="18"/>
               </w:rPr>
-              <w:t>datetime</w:t>
+              <w:t>enum</w:t>
             </w:r>
           </w:p>
         </w:tc>
@@ -6862,6 +6960,7 @@
                 <w:b w:val="0"/>
                 <w:sz w:val="18"/>
               </w:rPr>
+              <w:t>见 4.5</w:t>
             </w:r>
           </w:p>
         </w:tc>
@@ -6900,7 +6999,7 @@
                 <w:b w:val="0"/>
                 <w:sz w:val="18"/>
               </w:rPr>
-              <w:t>updatedAt</w:t>
+              <w:t>createdAt</w:t>
             </w:r>
           </w:p>
         </w:tc>
@@ -6919,7 +7018,7 @@
                 <w:b w:val="0"/>
                 <w:sz w:val="18"/>
               </w:rPr>
-              <w:t>更新时间</w:t>
+              <w:t>创建时间</w:t>
             </w:r>
           </w:p>
         </w:tc>
@@ -6994,7 +7093,6 @@
                 <w:b w:val="0"/>
                 <w:sz w:val="18"/>
               </w:rPr>
-              <w:t>操作后刷新</w:t>
             </w:r>
           </w:p>
         </w:tc>
@@ -7015,7 +7113,7 @@
                 <w:b w:val="0"/>
                 <w:sz w:val="18"/>
               </w:rPr>
-              <w:t>paymentMethodType</w:t>
+              <w:t>updatedAt</w:t>
             </w:r>
           </w:p>
         </w:tc>
@@ -7034,7 +7132,7 @@
                 <w:b w:val="0"/>
                 <w:sz w:val="18"/>
               </w:rPr>
-              <w:t>收款方式类型</w:t>
+              <w:t>更新时间</w:t>
             </w:r>
           </w:p>
         </w:tc>
@@ -7053,7 +7151,7 @@
                 <w:b w:val="0"/>
                 <w:sz w:val="18"/>
               </w:rPr>
-              <w:t>enum</w:t>
+              <w:t>datetime</w:t>
             </w:r>
           </w:p>
         </w:tc>
@@ -7091,7 +7189,6 @@
                 <w:b w:val="0"/>
                 <w:sz w:val="18"/>
               </w:rPr>
-              <w:t>1 银行卡 / 2 支付宝</w:t>
             </w:r>
           </w:p>
         </w:tc>
@@ -7110,6 +7207,7 @@
                 <w:b w:val="0"/>
                 <w:sz w:val="18"/>
               </w:rPr>
+              <w:t>操作后刷新</w:t>
             </w:r>
           </w:p>
         </w:tc>
@@ -7130,7 +7228,7 @@
                 <w:b w:val="0"/>
                 <w:sz w:val="18"/>
               </w:rPr>
-              <w:t>payeeAccountType</w:t>
+              <w:t>paymentMethodType</w:t>
             </w:r>
           </w:p>
         </w:tc>
@@ -7149,7 +7247,7 @@
                 <w:b w:val="0"/>
                 <w:sz w:val="18"/>
               </w:rPr>
-              <w:t>账户类型</w:t>
+              <w:t>收款方式类型</w:t>
             </w:r>
           </w:p>
         </w:tc>
@@ -7206,7 +7304,7 @@
                 <w:b w:val="0"/>
                 <w:sz w:val="18"/>
               </w:rPr>
-              <w:t>对公账户 / 对私账户 / 第三方支付账户</w:t>
+              <w:t>1 银行卡 / 2 支付宝</w:t>
             </w:r>
           </w:p>
         </w:tc>
@@ -7225,7 +7323,6 @@
                 <w:b w:val="0"/>
                 <w:sz w:val="18"/>
               </w:rPr>
-              <w:t>收款账户面板</w:t>
             </w:r>
           </w:p>
         </w:tc>
@@ -7246,7 +7343,7 @@
                 <w:b w:val="0"/>
                 <w:sz w:val="18"/>
               </w:rPr>
-              <w:t>payeeName</w:t>
+              <w:t>payeeAccountType</w:t>
             </w:r>
           </w:p>
         </w:tc>
@@ -7265,7 +7362,7 @@
                 <w:b w:val="0"/>
                 <w:sz w:val="18"/>
               </w:rPr>
-              <w:t>收款人/户名</w:t>
+              <w:t>账户类型</w:t>
             </w:r>
           </w:p>
         </w:tc>
@@ -7284,7 +7381,7 @@
                 <w:b w:val="0"/>
                 <w:sz w:val="18"/>
               </w:rPr>
-              <w:t>string</w:t>
+              <w:t>enum</w:t>
             </w:r>
           </w:p>
         </w:tc>
@@ -7303,7 +7400,7 @@
                 <w:b w:val="0"/>
                 <w:sz w:val="18"/>
               </w:rPr>
-              <w:t>否</w:t>
+              <w:t>是</w:t>
             </w:r>
           </w:p>
         </w:tc>
@@ -7322,6 +7419,7 @@
                 <w:b w:val="0"/>
                 <w:sz w:val="18"/>
               </w:rPr>
+              <w:t>对公账户 / 对私账户 / 第三方支付账户</w:t>
             </w:r>
           </w:p>
         </w:tc>
@@ -7361,7 +7459,7 @@
                 <w:b w:val="0"/>
                 <w:sz w:val="18"/>
               </w:rPr>
-              <w:t>payeeAccountNo</w:t>
+              <w:t>payeeName</w:t>
             </w:r>
           </w:p>
         </w:tc>
@@ -7380,7 +7478,7 @@
                 <w:b w:val="0"/>
                 <w:sz w:val="18"/>
               </w:rPr>
-              <w:t>收款账号</w:t>
+              <w:t>收款人/户名</w:t>
             </w:r>
           </w:p>
         </w:tc>
@@ -7418,7 +7516,7 @@
                 <w:b w:val="0"/>
                 <w:sz w:val="18"/>
               </w:rPr>
-              <w:t>是</w:t>
+              <w:t>否</w:t>
             </w:r>
           </w:p>
         </w:tc>
@@ -7476,7 +7574,7 @@
                 <w:b w:val="0"/>
                 <w:sz w:val="18"/>
               </w:rPr>
-              <w:t>payeeBank</w:t>
+              <w:t>payeeIdNo</w:t>
             </w:r>
           </w:p>
         </w:tc>
@@ -7495,7 +7593,7 @@
                 <w:b w:val="0"/>
                 <w:sz w:val="18"/>
               </w:rPr>
-              <w:t>收款银行</w:t>
+              <w:t>收款人身份证号码</w:t>
             </w:r>
           </w:p>
         </w:tc>
@@ -7591,6 +7689,696 @@
                 <w:b w:val="0"/>
                 <w:sz w:val="18"/>
               </w:rPr>
+              <w:t>payeeEmail</w:t>
+            </w:r>
+          </w:p>
+        </w:tc>
+        <w:tc>
+          <w:tcPr>
+            <w:tcW w:type="dxa" w:w="1624"/>
+          </w:tcPr>
+          <w:p>
+            <w:pPr>
+              <w:spacing w:before="40" w:after="40"/>
+            </w:pPr>
+            <w:r/>
+            <w:r>
+              <w:rPr>
+                <w:rFonts w:ascii="微软雅黑" w:hAnsi="微软雅黑" w:eastAsia="微软雅黑"/>
+                <w:b w:val="0"/>
+                <w:sz w:val="18"/>
+              </w:rPr>
+              <w:t>收款人邮箱号码</w:t>
+            </w:r>
+          </w:p>
+        </w:tc>
+        <w:tc>
+          <w:tcPr>
+            <w:tcW w:type="dxa" w:w="1624"/>
+          </w:tcPr>
+          <w:p>
+            <w:pPr>
+              <w:spacing w:before="40" w:after="40"/>
+            </w:pPr>
+            <w:r/>
+            <w:r>
+              <w:rPr>
+                <w:rFonts w:ascii="微软雅黑" w:hAnsi="微软雅黑" w:eastAsia="微软雅黑"/>
+                <w:b w:val="0"/>
+                <w:sz w:val="18"/>
+              </w:rPr>
+              <w:t>string</w:t>
+            </w:r>
+          </w:p>
+        </w:tc>
+        <w:tc>
+          <w:tcPr>
+            <w:tcW w:type="dxa" w:w="1624"/>
+          </w:tcPr>
+          <w:p>
+            <w:pPr>
+              <w:spacing w:before="40" w:after="40"/>
+            </w:pPr>
+            <w:r/>
+            <w:r>
+              <w:rPr>
+                <w:rFonts w:ascii="微软雅黑" w:hAnsi="微软雅黑" w:eastAsia="微软雅黑"/>
+                <w:b w:val="0"/>
+                <w:sz w:val="18"/>
+              </w:rPr>
+              <w:t>是</w:t>
+            </w:r>
+          </w:p>
+        </w:tc>
+        <w:tc>
+          <w:tcPr>
+            <w:tcW w:type="dxa" w:w="1624"/>
+          </w:tcPr>
+          <w:p>
+            <w:pPr>
+              <w:spacing w:before="40" w:after="40"/>
+            </w:pPr>
+            <w:r/>
+            <w:r>
+              <w:rPr>
+                <w:rFonts w:ascii="微软雅黑" w:hAnsi="微软雅黑" w:eastAsia="微软雅黑"/>
+                <w:b w:val="0"/>
+                <w:sz w:val="18"/>
+              </w:rPr>
+            </w:r>
+          </w:p>
+        </w:tc>
+        <w:tc>
+          <w:tcPr>
+            <w:tcW w:type="dxa" w:w="1624"/>
+          </w:tcPr>
+          <w:p>
+            <w:pPr>
+              <w:spacing w:before="40" w:after="40"/>
+            </w:pPr>
+            <w:r/>
+            <w:r>
+              <w:rPr>
+                <w:rFonts w:ascii="微软雅黑" w:hAnsi="微软雅黑" w:eastAsia="微软雅黑"/>
+                <w:b w:val="0"/>
+                <w:sz w:val="18"/>
+              </w:rPr>
+              <w:t>收款账户面板</w:t>
+            </w:r>
+          </w:p>
+        </w:tc>
+      </w:tr>
+      <w:tr>
+        <w:tc>
+          <w:tcPr>
+            <w:tcW w:type="dxa" w:w="1624"/>
+          </w:tcPr>
+          <w:p>
+            <w:pPr>
+              <w:spacing w:before="40" w:after="40"/>
+            </w:pPr>
+            <w:r/>
+            <w:r>
+              <w:rPr>
+                <w:rFonts w:ascii="微软雅黑" w:hAnsi="微软雅黑" w:eastAsia="微软雅黑"/>
+                <w:b w:val="0"/>
+                <w:sz w:val="18"/>
+              </w:rPr>
+              <w:t>payeeMobile</w:t>
+            </w:r>
+          </w:p>
+        </w:tc>
+        <w:tc>
+          <w:tcPr>
+            <w:tcW w:type="dxa" w:w="1624"/>
+          </w:tcPr>
+          <w:p>
+            <w:pPr>
+              <w:spacing w:before="40" w:after="40"/>
+            </w:pPr>
+            <w:r/>
+            <w:r>
+              <w:rPr>
+                <w:rFonts w:ascii="微软雅黑" w:hAnsi="微软雅黑" w:eastAsia="微软雅黑"/>
+                <w:b w:val="0"/>
+                <w:sz w:val="18"/>
+              </w:rPr>
+              <w:t>收款人手机号码</w:t>
+            </w:r>
+          </w:p>
+        </w:tc>
+        <w:tc>
+          <w:tcPr>
+            <w:tcW w:type="dxa" w:w="1624"/>
+          </w:tcPr>
+          <w:p>
+            <w:pPr>
+              <w:spacing w:before="40" w:after="40"/>
+            </w:pPr>
+            <w:r/>
+            <w:r>
+              <w:rPr>
+                <w:rFonts w:ascii="微软雅黑" w:hAnsi="微软雅黑" w:eastAsia="微软雅黑"/>
+                <w:b w:val="0"/>
+                <w:sz w:val="18"/>
+              </w:rPr>
+              <w:t>string</w:t>
+            </w:r>
+          </w:p>
+        </w:tc>
+        <w:tc>
+          <w:tcPr>
+            <w:tcW w:type="dxa" w:w="1624"/>
+          </w:tcPr>
+          <w:p>
+            <w:pPr>
+              <w:spacing w:before="40" w:after="40"/>
+            </w:pPr>
+            <w:r/>
+            <w:r>
+              <w:rPr>
+                <w:rFonts w:ascii="微软雅黑" w:hAnsi="微软雅黑" w:eastAsia="微软雅黑"/>
+                <w:b w:val="0"/>
+                <w:sz w:val="18"/>
+              </w:rPr>
+              <w:t>是</w:t>
+            </w:r>
+          </w:p>
+        </w:tc>
+        <w:tc>
+          <w:tcPr>
+            <w:tcW w:type="dxa" w:w="1624"/>
+          </w:tcPr>
+          <w:p>
+            <w:pPr>
+              <w:spacing w:before="40" w:after="40"/>
+            </w:pPr>
+            <w:r/>
+            <w:r>
+              <w:rPr>
+                <w:rFonts w:ascii="微软雅黑" w:hAnsi="微软雅黑" w:eastAsia="微软雅黑"/>
+                <w:b w:val="0"/>
+                <w:sz w:val="18"/>
+              </w:rPr>
+            </w:r>
+          </w:p>
+        </w:tc>
+        <w:tc>
+          <w:tcPr>
+            <w:tcW w:type="dxa" w:w="1624"/>
+          </w:tcPr>
+          <w:p>
+            <w:pPr>
+              <w:spacing w:before="40" w:after="40"/>
+            </w:pPr>
+            <w:r/>
+            <w:r>
+              <w:rPr>
+                <w:rFonts w:ascii="微软雅黑" w:hAnsi="微软雅黑" w:eastAsia="微软雅黑"/>
+                <w:b w:val="0"/>
+                <w:sz w:val="18"/>
+              </w:rPr>
+              <w:t>收款账户面板</w:t>
+            </w:r>
+          </w:p>
+        </w:tc>
+      </w:tr>
+      <w:tr>
+        <w:tc>
+          <w:tcPr>
+            <w:tcW w:type="dxa" w:w="1624"/>
+          </w:tcPr>
+          <w:p>
+            <w:pPr>
+              <w:spacing w:before="40" w:after="40"/>
+            </w:pPr>
+            <w:r/>
+            <w:r>
+              <w:rPr>
+                <w:rFonts w:ascii="微软雅黑" w:hAnsi="微软雅黑" w:eastAsia="微软雅黑"/>
+                <w:b w:val="0"/>
+                <w:sz w:val="18"/>
+              </w:rPr>
+              <w:t>payeeAccountNo</w:t>
+            </w:r>
+          </w:p>
+        </w:tc>
+        <w:tc>
+          <w:tcPr>
+            <w:tcW w:type="dxa" w:w="1624"/>
+          </w:tcPr>
+          <w:p>
+            <w:pPr>
+              <w:spacing w:before="40" w:after="40"/>
+            </w:pPr>
+            <w:r/>
+            <w:r>
+              <w:rPr>
+                <w:rFonts w:ascii="微软雅黑" w:hAnsi="微软雅黑" w:eastAsia="微软雅黑"/>
+                <w:b w:val="0"/>
+                <w:sz w:val="18"/>
+              </w:rPr>
+              <w:t>收款账号</w:t>
+            </w:r>
+          </w:p>
+        </w:tc>
+        <w:tc>
+          <w:tcPr>
+            <w:tcW w:type="dxa" w:w="1624"/>
+          </w:tcPr>
+          <w:p>
+            <w:pPr>
+              <w:spacing w:before="40" w:after="40"/>
+            </w:pPr>
+            <w:r/>
+            <w:r>
+              <w:rPr>
+                <w:rFonts w:ascii="微软雅黑" w:hAnsi="微软雅黑" w:eastAsia="微软雅黑"/>
+                <w:b w:val="0"/>
+                <w:sz w:val="18"/>
+              </w:rPr>
+              <w:t>string</w:t>
+            </w:r>
+          </w:p>
+        </w:tc>
+        <w:tc>
+          <w:tcPr>
+            <w:tcW w:type="dxa" w:w="1624"/>
+          </w:tcPr>
+          <w:p>
+            <w:pPr>
+              <w:spacing w:before="40" w:after="40"/>
+            </w:pPr>
+            <w:r/>
+            <w:r>
+              <w:rPr>
+                <w:rFonts w:ascii="微软雅黑" w:hAnsi="微软雅黑" w:eastAsia="微软雅黑"/>
+                <w:b w:val="0"/>
+                <w:sz w:val="18"/>
+              </w:rPr>
+              <w:t>是</w:t>
+            </w:r>
+          </w:p>
+        </w:tc>
+        <w:tc>
+          <w:tcPr>
+            <w:tcW w:type="dxa" w:w="1624"/>
+          </w:tcPr>
+          <w:p>
+            <w:pPr>
+              <w:spacing w:before="40" w:after="40"/>
+            </w:pPr>
+            <w:r/>
+            <w:r>
+              <w:rPr>
+                <w:rFonts w:ascii="微软雅黑" w:hAnsi="微软雅黑" w:eastAsia="微软雅黑"/>
+                <w:b w:val="0"/>
+                <w:sz w:val="18"/>
+              </w:rPr>
+            </w:r>
+          </w:p>
+        </w:tc>
+        <w:tc>
+          <w:tcPr>
+            <w:tcW w:type="dxa" w:w="1624"/>
+          </w:tcPr>
+          <w:p>
+            <w:pPr>
+              <w:spacing w:before="40" w:after="40"/>
+            </w:pPr>
+            <w:r/>
+            <w:r>
+              <w:rPr>
+                <w:rFonts w:ascii="微软雅黑" w:hAnsi="微软雅黑" w:eastAsia="微软雅黑"/>
+                <w:b w:val="0"/>
+                <w:sz w:val="18"/>
+              </w:rPr>
+              <w:t>收款账户面板</w:t>
+            </w:r>
+          </w:p>
+        </w:tc>
+      </w:tr>
+      <w:tr>
+        <w:tc>
+          <w:tcPr>
+            <w:tcW w:type="dxa" w:w="1624"/>
+          </w:tcPr>
+          <w:p>
+            <w:pPr>
+              <w:spacing w:before="40" w:after="40"/>
+            </w:pPr>
+            <w:r/>
+            <w:r>
+              <w:rPr>
+                <w:rFonts w:ascii="微软雅黑" w:hAnsi="微软雅黑" w:eastAsia="微软雅黑"/>
+                <w:b w:val="0"/>
+                <w:sz w:val="18"/>
+              </w:rPr>
+              <w:t>payeeBank</w:t>
+            </w:r>
+          </w:p>
+        </w:tc>
+        <w:tc>
+          <w:tcPr>
+            <w:tcW w:type="dxa" w:w="1624"/>
+          </w:tcPr>
+          <w:p>
+            <w:pPr>
+              <w:spacing w:before="40" w:after="40"/>
+            </w:pPr>
+            <w:r/>
+            <w:r>
+              <w:rPr>
+                <w:rFonts w:ascii="微软雅黑" w:hAnsi="微软雅黑" w:eastAsia="微软雅黑"/>
+                <w:b w:val="0"/>
+                <w:sz w:val="18"/>
+              </w:rPr>
+              <w:t>收款银行</w:t>
+            </w:r>
+          </w:p>
+        </w:tc>
+        <w:tc>
+          <w:tcPr>
+            <w:tcW w:type="dxa" w:w="1624"/>
+          </w:tcPr>
+          <w:p>
+            <w:pPr>
+              <w:spacing w:before="40" w:after="40"/>
+            </w:pPr>
+            <w:r/>
+            <w:r>
+              <w:rPr>
+                <w:rFonts w:ascii="微软雅黑" w:hAnsi="微软雅黑" w:eastAsia="微软雅黑"/>
+                <w:b w:val="0"/>
+                <w:sz w:val="18"/>
+              </w:rPr>
+              <w:t>string</w:t>
+            </w:r>
+          </w:p>
+        </w:tc>
+        <w:tc>
+          <w:tcPr>
+            <w:tcW w:type="dxa" w:w="1624"/>
+          </w:tcPr>
+          <w:p>
+            <w:pPr>
+              <w:spacing w:before="40" w:after="40"/>
+            </w:pPr>
+            <w:r/>
+            <w:r>
+              <w:rPr>
+                <w:rFonts w:ascii="微软雅黑" w:hAnsi="微软雅黑" w:eastAsia="微软雅黑"/>
+                <w:b w:val="0"/>
+                <w:sz w:val="18"/>
+              </w:rPr>
+              <w:t>是</w:t>
+            </w:r>
+          </w:p>
+        </w:tc>
+        <w:tc>
+          <w:tcPr>
+            <w:tcW w:type="dxa" w:w="1624"/>
+          </w:tcPr>
+          <w:p>
+            <w:pPr>
+              <w:spacing w:before="40" w:after="40"/>
+            </w:pPr>
+            <w:r/>
+            <w:r>
+              <w:rPr>
+                <w:rFonts w:ascii="微软雅黑" w:hAnsi="微软雅黑" w:eastAsia="微软雅黑"/>
+                <w:b w:val="0"/>
+                <w:sz w:val="18"/>
+              </w:rPr>
+            </w:r>
+          </w:p>
+        </w:tc>
+        <w:tc>
+          <w:tcPr>
+            <w:tcW w:type="dxa" w:w="1624"/>
+          </w:tcPr>
+          <w:p>
+            <w:pPr>
+              <w:spacing w:before="40" w:after="40"/>
+            </w:pPr>
+            <w:r/>
+            <w:r>
+              <w:rPr>
+                <w:rFonts w:ascii="微软雅黑" w:hAnsi="微软雅黑" w:eastAsia="微软雅黑"/>
+                <w:b w:val="0"/>
+                <w:sz w:val="18"/>
+              </w:rPr>
+              <w:t>收款账户面板</w:t>
+            </w:r>
+          </w:p>
+        </w:tc>
+      </w:tr>
+      <w:tr>
+        <w:tc>
+          <w:tcPr>
+            <w:tcW w:type="dxa" w:w="1624"/>
+          </w:tcPr>
+          <w:p>
+            <w:pPr>
+              <w:spacing w:before="40" w:after="40"/>
+            </w:pPr>
+            <w:r/>
+            <w:r>
+              <w:rPr>
+                <w:rFonts w:ascii="微软雅黑" w:hAnsi="微软雅黑" w:eastAsia="微软雅黑"/>
+                <w:b w:val="0"/>
+                <w:sz w:val="18"/>
+              </w:rPr>
+              <w:t>bankRegion</w:t>
+            </w:r>
+          </w:p>
+        </w:tc>
+        <w:tc>
+          <w:tcPr>
+            <w:tcW w:type="dxa" w:w="1624"/>
+          </w:tcPr>
+          <w:p>
+            <w:pPr>
+              <w:spacing w:before="40" w:after="40"/>
+            </w:pPr>
+            <w:r/>
+            <w:r>
+              <w:rPr>
+                <w:rFonts w:ascii="微软雅黑" w:hAnsi="微软雅黑" w:eastAsia="微软雅黑"/>
+                <w:b w:val="0"/>
+                <w:sz w:val="18"/>
+              </w:rPr>
+              <w:t>银行所在地区</w:t>
+            </w:r>
+          </w:p>
+        </w:tc>
+        <w:tc>
+          <w:tcPr>
+            <w:tcW w:type="dxa" w:w="1624"/>
+          </w:tcPr>
+          <w:p>
+            <w:pPr>
+              <w:spacing w:before="40" w:after="40"/>
+            </w:pPr>
+            <w:r/>
+            <w:r>
+              <w:rPr>
+                <w:rFonts w:ascii="微软雅黑" w:hAnsi="微软雅黑" w:eastAsia="微软雅黑"/>
+                <w:b w:val="0"/>
+                <w:sz w:val="18"/>
+              </w:rPr>
+              <w:t>string</w:t>
+            </w:r>
+          </w:p>
+        </w:tc>
+        <w:tc>
+          <w:tcPr>
+            <w:tcW w:type="dxa" w:w="1624"/>
+          </w:tcPr>
+          <w:p>
+            <w:pPr>
+              <w:spacing w:before="40" w:after="40"/>
+            </w:pPr>
+            <w:r/>
+            <w:r>
+              <w:rPr>
+                <w:rFonts w:ascii="微软雅黑" w:hAnsi="微软雅黑" w:eastAsia="微软雅黑"/>
+                <w:b w:val="0"/>
+                <w:sz w:val="18"/>
+              </w:rPr>
+              <w:t>是</w:t>
+            </w:r>
+          </w:p>
+        </w:tc>
+        <w:tc>
+          <w:tcPr>
+            <w:tcW w:type="dxa" w:w="1624"/>
+          </w:tcPr>
+          <w:p>
+            <w:pPr>
+              <w:spacing w:before="40" w:after="40"/>
+            </w:pPr>
+            <w:r/>
+            <w:r>
+              <w:rPr>
+                <w:rFonts w:ascii="微软雅黑" w:hAnsi="微软雅黑" w:eastAsia="微软雅黑"/>
+                <w:b w:val="0"/>
+                <w:sz w:val="18"/>
+              </w:rPr>
+            </w:r>
+          </w:p>
+        </w:tc>
+        <w:tc>
+          <w:tcPr>
+            <w:tcW w:type="dxa" w:w="1624"/>
+          </w:tcPr>
+          <w:p>
+            <w:pPr>
+              <w:spacing w:before="40" w:after="40"/>
+            </w:pPr>
+            <w:r/>
+            <w:r>
+              <w:rPr>
+                <w:rFonts w:ascii="微软雅黑" w:hAnsi="微软雅黑" w:eastAsia="微软雅黑"/>
+                <w:b w:val="0"/>
+                <w:sz w:val="18"/>
+              </w:rPr>
+              <w:t>收款账户面板</w:t>
+            </w:r>
+          </w:p>
+        </w:tc>
+      </w:tr>
+      <w:tr>
+        <w:tc>
+          <w:tcPr>
+            <w:tcW w:type="dxa" w:w="1624"/>
+          </w:tcPr>
+          <w:p>
+            <w:pPr>
+              <w:spacing w:before="40" w:after="40"/>
+            </w:pPr>
+            <w:r/>
+            <w:r>
+              <w:rPr>
+                <w:rFonts w:ascii="微软雅黑" w:hAnsi="微软雅黑" w:eastAsia="微软雅黑"/>
+                <w:b w:val="0"/>
+                <w:sz w:val="18"/>
+              </w:rPr>
+              <w:t>bankBranch</w:t>
+            </w:r>
+          </w:p>
+        </w:tc>
+        <w:tc>
+          <w:tcPr>
+            <w:tcW w:type="dxa" w:w="1624"/>
+          </w:tcPr>
+          <w:p>
+            <w:pPr>
+              <w:spacing w:before="40" w:after="40"/>
+            </w:pPr>
+            <w:r/>
+            <w:r>
+              <w:rPr>
+                <w:rFonts w:ascii="微软雅黑" w:hAnsi="微软雅黑" w:eastAsia="微软雅黑"/>
+                <w:b w:val="0"/>
+                <w:sz w:val="18"/>
+              </w:rPr>
+              <w:t>银行支行</w:t>
+            </w:r>
+          </w:p>
+        </w:tc>
+        <w:tc>
+          <w:tcPr>
+            <w:tcW w:type="dxa" w:w="1624"/>
+          </w:tcPr>
+          <w:p>
+            <w:pPr>
+              <w:spacing w:before="40" w:after="40"/>
+            </w:pPr>
+            <w:r/>
+            <w:r>
+              <w:rPr>
+                <w:rFonts w:ascii="微软雅黑" w:hAnsi="微软雅黑" w:eastAsia="微软雅黑"/>
+                <w:b w:val="0"/>
+                <w:sz w:val="18"/>
+              </w:rPr>
+              <w:t>string</w:t>
+            </w:r>
+          </w:p>
+        </w:tc>
+        <w:tc>
+          <w:tcPr>
+            <w:tcW w:type="dxa" w:w="1624"/>
+          </w:tcPr>
+          <w:p>
+            <w:pPr>
+              <w:spacing w:before="40" w:after="40"/>
+            </w:pPr>
+            <w:r/>
+            <w:r>
+              <w:rPr>
+                <w:rFonts w:ascii="微软雅黑" w:hAnsi="微软雅黑" w:eastAsia="微软雅黑"/>
+                <w:b w:val="0"/>
+                <w:sz w:val="18"/>
+              </w:rPr>
+              <w:t>是</w:t>
+            </w:r>
+          </w:p>
+        </w:tc>
+        <w:tc>
+          <w:tcPr>
+            <w:tcW w:type="dxa" w:w="1624"/>
+          </w:tcPr>
+          <w:p>
+            <w:pPr>
+              <w:spacing w:before="40" w:after="40"/>
+            </w:pPr>
+            <w:r/>
+            <w:r>
+              <w:rPr>
+                <w:rFonts w:ascii="微软雅黑" w:hAnsi="微软雅黑" w:eastAsia="微软雅黑"/>
+                <w:b w:val="0"/>
+                <w:sz w:val="18"/>
+              </w:rPr>
+            </w:r>
+          </w:p>
+        </w:tc>
+        <w:tc>
+          <w:tcPr>
+            <w:tcW w:type="dxa" w:w="1624"/>
+          </w:tcPr>
+          <w:p>
+            <w:pPr>
+              <w:spacing w:before="40" w:after="40"/>
+            </w:pPr>
+            <w:r/>
+            <w:r>
+              <w:rPr>
+                <w:rFonts w:ascii="微软雅黑" w:hAnsi="微软雅黑" w:eastAsia="微软雅黑"/>
+                <w:b w:val="0"/>
+                <w:sz w:val="18"/>
+              </w:rPr>
+              <w:t>收款账户面板</w:t>
+            </w:r>
+          </w:p>
+        </w:tc>
+      </w:tr>
+      <w:tr>
+        <w:tc>
+          <w:tcPr>
+            <w:tcW w:type="dxa" w:w="1624"/>
+          </w:tcPr>
+          <w:p>
+            <w:pPr>
+              <w:spacing w:before="40" w:after="40"/>
+            </w:pPr>
+            <w:r/>
+            <w:r>
+              <w:rPr>
+                <w:rFonts w:ascii="微软雅黑" w:hAnsi="微软雅黑" w:eastAsia="微软雅黑"/>
+                <w:b w:val="0"/>
+                <w:sz w:val="18"/>
+              </w:rPr>
               <w:t>transferMemo</w:t>
             </w:r>
           </w:p>
@@ -7686,7 +8474,7 @@
                 <w:b w:val="0"/>
                 <w:sz w:val="18"/>
               </w:rPr>
-              <w:t>基础信息</w:t>
+              <w:t>基础信息；仅初审编辑态可改</w:t>
             </w:r>
           </w:p>
         </w:tc>
@@ -10490,7 +11278,7 @@
           <w:b w:val="0"/>
           <w:sz w:val="22"/>
         </w:rPr>
-        <w:t>3. 初审岗在「初审付款单」核对，【初审】后进入待复核。</w:t>
+        <w:t>3. 初审岗在「初审付款单」核对，可修改转账附言，【提交复核】后进入待复核。</w:t>
       </w:r>
     </w:p>
     <w:p>
@@ -10654,7 +11442,7 @@
         <w:br/>
         <w:t xml:space="preserve">   │</w:t>
         <w:br/>
-        <w:t xml:space="preserve">   │【初审】</w:t>
+        <w:t xml:space="preserve">   │【提交复核】</w:t>
         <w:br/>
         <w:t xml:space="preserve">   ▼</w:t>
         <w:br/>
@@ -11037,7 +11825,7 @@
                 <w:b w:val="0"/>
                 <w:sz w:val="18"/>
               </w:rPr>
-              <w:t>初审</w:t>
+              <w:t>【提交复核】</w:t>
             </w:r>
           </w:p>
         </w:tc>
@@ -11056,7 +11844,7 @@
                 <w:b w:val="0"/>
                 <w:sz w:val="18"/>
               </w:rPr>
-              <w:t>写处理历史「初审」</w:t>
+              <w:t>保存转账附言；写处理历史「初审」</w:t>
             </w:r>
           </w:p>
         </w:tc>
@@ -13855,7 +14643,7 @@
                 <w:b w:val="0"/>
                 <w:sz w:val="18"/>
               </w:rPr>
-              <w:t>付款单基础信息</w:t>
+              <w:t>基础信息</w:t>
             </w:r>
           </w:p>
         </w:tc>
@@ -13874,7 +14662,7 @@
                 <w:b w:val="0"/>
                 <w:sz w:val="18"/>
               </w:rPr>
-              <w:t>主面板固定此名称；不含收款账户四字段；不含红色备注条</w:t>
+              <w:t>只读；含费用具体明细；不含收款账户字段；不含红色备注条。初审编辑态仅「转账附言」可改</w:t>
             </w:r>
           </w:p>
         </w:tc>
@@ -13914,7 +14702,7 @@
                 <w:b w:val="0"/>
                 <w:sz w:val="18"/>
               </w:rPr>
-              <w:t>账户类型、收款人/户名、收款账号、收款银行；只读</w:t>
+              <w:t>账户类型、收款人/户名、收款账号、收款银行、银行所在地区、银行支行、收款人身份证号码、收款人邮箱号码、收款人手机号码；只读</w:t>
             </w:r>
           </w:p>
         </w:tc>
@@ -14055,7 +14843,46 @@
           <w:b w:val="0"/>
           <w:sz w:val="22"/>
         </w:rPr>
-        <w:t>底栏：初审为【重新同步】【初审】【关闭】；复核为【确认】【退回】【关闭】；查询为【关闭】。</w:t>
+        <w:t>底栏：初审为【重新同步】【提交复核】【关闭】；复核为【确认】【退回】【关闭】；查询为【关闭】。</w:t>
+      </w:r>
+    </w:p>
+    <w:p>
+      <w:pPr>
+        <w:spacing w:after="160" w:before="0"/>
+      </w:pPr>
+      <w:r>
+        <w:rPr>
+          <w:rFonts w:ascii="微软雅黑" w:hAnsi="微软雅黑" w:eastAsia="微软雅黑"/>
+          <w:b w:val="0"/>
+          <w:sz w:val="22"/>
+        </w:rPr>
+        <w:t>基础信息字段顺序：付款单编号、审批单编号、审批单名称、付款申请类型、付款单状态、付款事由、费用具体明细、转账附言、付款金额、币种、收款方式类型、申请人、申请时间；已选择付款渠道时在申请时间后展示付款渠道。有万里汇交易号或回单号时，在基础信息下方另起一行展示。</w:t>
+      </w:r>
+    </w:p>
+    <w:p>
+      <w:pPr>
+        <w:spacing w:after="160" w:before="0"/>
+      </w:pPr>
+      <w:r>
+        <w:rPr>
+          <w:rFonts w:ascii="微软雅黑" w:hAnsi="微软雅黑" w:eastAsia="微软雅黑"/>
+          <w:b w:val="0"/>
+          <w:sz w:val="22"/>
+        </w:rPr>
+        <w:t>收款账户字段顺序：账户类型、收款人/户名、收款账号、收款银行、银行所在地区、银行支行、收款人身份证号码、收款人邮箱号码、收款人手机号码。</w:t>
+      </w:r>
+    </w:p>
+    <w:p>
+      <w:pPr>
+        <w:spacing w:after="160" w:before="0"/>
+      </w:pPr>
+      <w:r>
+        <w:rPr>
+          <w:rFonts w:ascii="微软雅黑" w:hAnsi="微软雅黑" w:eastAsia="微软雅黑"/>
+          <w:b w:val="0"/>
+          <w:sz w:val="22"/>
+        </w:rPr>
+        <w:t>只读字段以文字展示，不使用输入框。初审编辑态的转账附言、处理意见，以及复核编辑态的付款渠道、处理意见，使用输入控件。</w:t>
       </w:r>
     </w:p>
     <w:p>
@@ -15456,6 +16283,32 @@
           <w:sz w:val="22"/>
         </w:rPr>
         <w:t>• 明细三面板：基础信息、收款账户、处理历史</w:t>
+      </w:r>
+    </w:p>
+    <w:p>
+      <w:pPr>
+        <w:spacing w:after="160" w:before="0"/>
+      </w:pPr>
+      <w:r>
+        <w:rPr>
+          <w:rFonts w:ascii="微软雅黑" w:hAnsi="微软雅黑" w:eastAsia="微软雅黑"/>
+          <w:b w:val="0"/>
+          <w:sz w:val="22"/>
+        </w:rPr>
+        <w:t>• 初审底栏为【提交复核】；仅初审编辑态可改转账附言</w:t>
+      </w:r>
+    </w:p>
+    <w:p>
+      <w:pPr>
+        <w:spacing w:after="160" w:before="0"/>
+      </w:pPr>
+      <w:r>
+        <w:rPr>
+          <w:rFonts w:ascii="微软雅黑" w:hAnsi="微软雅黑" w:eastAsia="微软雅黑"/>
+          <w:b w:val="0"/>
+          <w:sz w:val="22"/>
+        </w:rPr>
+        <w:t>• 收款账户含银行所在地区、银行支行、身份证、邮箱、手机</w:t>
       </w:r>
     </w:p>
     <w:p>

--- a/docs/feishu/付款中心需求说明书.docx
+++ b/docs/feishu/付款中心需求说明书.docx
@@ -270,7 +270,7 @@
                 <w:b w:val="0"/>
                 <w:sz w:val="18"/>
               </w:rPr>
-              <w:t>V1.3.0</w:t>
+              <w:t>V1.3.1</w:t>
             </w:r>
           </w:p>
         </w:tc>
@@ -1121,6 +1121,103 @@
                 <w:sz w:val="18"/>
               </w:rPr>
               <w:t>全文</w:t>
+            </w:r>
+          </w:p>
+        </w:tc>
+      </w:tr>
+      <w:tr>
+        <w:tc>
+          <w:tcPr>
+            <w:tcW w:type="dxa" w:w="1949"/>
+          </w:tcPr>
+          <w:p>
+            <w:pPr>
+              <w:spacing w:before="40" w:after="40"/>
+            </w:pPr>
+            <w:r/>
+            <w:r>
+              <w:rPr>
+                <w:rFonts w:ascii="微软雅黑" w:hAnsi="微软雅黑" w:eastAsia="微软雅黑"/>
+                <w:b w:val="0"/>
+                <w:sz w:val="18"/>
+              </w:rPr>
+              <w:t>V1.3.1</w:t>
+            </w:r>
+          </w:p>
+        </w:tc>
+        <w:tc>
+          <w:tcPr>
+            <w:tcW w:type="dxa" w:w="1949"/>
+          </w:tcPr>
+          <w:p>
+            <w:pPr>
+              <w:spacing w:before="40" w:after="40"/>
+            </w:pPr>
+            <w:r/>
+            <w:r>
+              <w:rPr>
+                <w:rFonts w:ascii="微软雅黑" w:hAnsi="微软雅黑" w:eastAsia="微软雅黑"/>
+                <w:b w:val="0"/>
+                <w:sz w:val="18"/>
+              </w:rPr>
+              <w:t>2026-10-12</w:t>
+            </w:r>
+          </w:p>
+        </w:tc>
+        <w:tc>
+          <w:tcPr>
+            <w:tcW w:type="dxa" w:w="1949"/>
+          </w:tcPr>
+          <w:p>
+            <w:pPr>
+              <w:spacing w:before="40" w:after="40"/>
+            </w:pPr>
+            <w:r/>
+            <w:r>
+              <w:rPr>
+                <w:rFonts w:ascii="微软雅黑" w:hAnsi="微软雅黑" w:eastAsia="微软雅黑"/>
+                <w:b w:val="0"/>
+                <w:sz w:val="18"/>
+              </w:rPr>
+              <w:t>—</w:t>
+            </w:r>
+          </w:p>
+        </w:tc>
+        <w:tc>
+          <w:tcPr>
+            <w:tcW w:type="dxa" w:w="1949"/>
+          </w:tcPr>
+          <w:p>
+            <w:pPr>
+              <w:spacing w:before="40" w:after="40"/>
+            </w:pPr>
+            <w:r/>
+            <w:r>
+              <w:rPr>
+                <w:rFonts w:ascii="微软雅黑" w:hAnsi="微软雅黑" w:eastAsia="微软雅黑"/>
+                <w:b w:val="0"/>
+                <w:sz w:val="18"/>
+              </w:rPr>
+              <w:t>查询明细在处理历史前增加回单信息：回单时间、付款回单附件</w:t>
+            </w:r>
+          </w:p>
+        </w:tc>
+        <w:tc>
+          <w:tcPr>
+            <w:tcW w:type="dxa" w:w="1949"/>
+          </w:tcPr>
+          <w:p>
+            <w:pPr>
+              <w:spacing w:before="40" w:after="40"/>
+            </w:pPr>
+            <w:r/>
+            <w:r>
+              <w:rPr>
+                <w:rFonts w:ascii="微软雅黑" w:hAnsi="微软雅黑" w:eastAsia="微软雅黑"/>
+                <w:b w:val="0"/>
+                <w:sz w:val="18"/>
+              </w:rPr>
+              <w:t>第 3、4、6 章</w:t>
             </w:r>
           </w:p>
         </w:tc>
@@ -3630,7 +3727,7 @@
                 <w:b w:val="0"/>
                 <w:sz w:val="18"/>
               </w:rPr>
-              <w:t>只读；有处理历史，无处理意见录入</w:t>
+              <w:t>只读；处理历史前展示回单时间与付款回单附件</w:t>
             </w:r>
           </w:p>
         </w:tc>
@@ -5594,7 +5691,7 @@
                 <w:b w:val="0"/>
                 <w:sz w:val="18"/>
               </w:rPr>
-              <w:t>只读查看基础信息、收款账户、处理历史</w:t>
+              <w:t>只读查看基础信息、收款账户、回单信息、处理历史</w:t>
             </w:r>
           </w:p>
         </w:tc>
@@ -5634,7 +5731,7 @@
                 <w:b w:val="0"/>
                 <w:sz w:val="18"/>
               </w:rPr>
-              <w:t>1. 全部字段为纯文本。2. 不展示处理意见录入框。3. 已出款单据展示付款渠道；有交易号、回单号时展示对应字段。4. 底栏仅【关闭】。</w:t>
+              <w:t>1. 全部字段为纯文本。2. 不展示处理意见录入框。3. 已出款单据展示付款渠道；有交易号、回单号时展示对应字段。4. 回单信息在处理历史之前，含回单时间、付款回单附件；未回单时两项为空。5. 底栏仅【关闭】。</w:t>
             </w:r>
           </w:p>
         </w:tc>
@@ -5674,7 +5771,7 @@
                 <w:b w:val="0"/>
                 <w:sz w:val="18"/>
               </w:rPr>
-              <w:t>1. 页面无付款单字段输入框。2. 处理历史与已办环节一致。</w:t>
+              <w:t>1. 页面无付款单字段输入框。2. 回单信息位于处理历史之前。3. 已完成单据可看到回单时间与附件名。</w:t>
             </w:r>
           </w:p>
         </w:tc>
@@ -9535,6 +9632,237 @@
                 <w:sz w:val="18"/>
               </w:rPr>
               <w:t>回单后，基础信息下方</w:t>
+            </w:r>
+          </w:p>
+        </w:tc>
+      </w:tr>
+      <w:tr>
+        <w:tc>
+          <w:tcPr>
+            <w:tcW w:type="dxa" w:w="1624"/>
+          </w:tcPr>
+          <w:p>
+            <w:pPr>
+              <w:spacing w:before="40" w:after="40"/>
+            </w:pPr>
+            <w:r/>
+            <w:r>
+              <w:rPr>
+                <w:rFonts w:ascii="微软雅黑" w:hAnsi="微软雅黑" w:eastAsia="微软雅黑"/>
+                <w:b w:val="0"/>
+                <w:sz w:val="18"/>
+              </w:rPr>
+              <w:t>receiptAt</w:t>
+            </w:r>
+          </w:p>
+        </w:tc>
+        <w:tc>
+          <w:tcPr>
+            <w:tcW w:type="dxa" w:w="1624"/>
+          </w:tcPr>
+          <w:p>
+            <w:pPr>
+              <w:spacing w:before="40" w:after="40"/>
+            </w:pPr>
+            <w:r/>
+            <w:r>
+              <w:rPr>
+                <w:rFonts w:ascii="微软雅黑" w:hAnsi="微软雅黑" w:eastAsia="微软雅黑"/>
+                <w:b w:val="0"/>
+                <w:sz w:val="18"/>
+              </w:rPr>
+              <w:t>回单时间</w:t>
+            </w:r>
+          </w:p>
+        </w:tc>
+        <w:tc>
+          <w:tcPr>
+            <w:tcW w:type="dxa" w:w="1624"/>
+          </w:tcPr>
+          <w:p>
+            <w:pPr>
+              <w:spacing w:before="40" w:after="40"/>
+            </w:pPr>
+            <w:r/>
+            <w:r>
+              <w:rPr>
+                <w:rFonts w:ascii="微软雅黑" w:hAnsi="微软雅黑" w:eastAsia="微软雅黑"/>
+                <w:b w:val="0"/>
+                <w:sz w:val="18"/>
+              </w:rPr>
+              <w:t>datetime</w:t>
+            </w:r>
+          </w:p>
+        </w:tc>
+        <w:tc>
+          <w:tcPr>
+            <w:tcW w:type="dxa" w:w="1624"/>
+          </w:tcPr>
+          <w:p>
+            <w:pPr>
+              <w:spacing w:before="40" w:after="40"/>
+            </w:pPr>
+            <w:r/>
+            <w:r>
+              <w:rPr>
+                <w:rFonts w:ascii="微软雅黑" w:hAnsi="微软雅黑" w:eastAsia="微软雅黑"/>
+                <w:b w:val="0"/>
+                <w:sz w:val="18"/>
+              </w:rPr>
+              <w:t>否</w:t>
+            </w:r>
+          </w:p>
+        </w:tc>
+        <w:tc>
+          <w:tcPr>
+            <w:tcW w:type="dxa" w:w="1624"/>
+          </w:tcPr>
+          <w:p>
+            <w:pPr>
+              <w:spacing w:before="40" w:after="40"/>
+            </w:pPr>
+            <w:r/>
+            <w:r>
+              <w:rPr>
+                <w:rFonts w:ascii="微软雅黑" w:hAnsi="微软雅黑" w:eastAsia="微软雅黑"/>
+                <w:b w:val="0"/>
+                <w:sz w:val="18"/>
+              </w:rPr>
+            </w:r>
+          </w:p>
+        </w:tc>
+        <w:tc>
+          <w:tcPr>
+            <w:tcW w:type="dxa" w:w="1624"/>
+          </w:tcPr>
+          <w:p>
+            <w:pPr>
+              <w:spacing w:before="40" w:after="40"/>
+            </w:pPr>
+            <w:r/>
+            <w:r>
+              <w:rPr>
+                <w:rFonts w:ascii="微软雅黑" w:hAnsi="微软雅黑" w:eastAsia="微软雅黑"/>
+                <w:b w:val="0"/>
+                <w:sz w:val="18"/>
+              </w:rPr>
+              <w:t>查询明细「回单信息」</w:t>
+            </w:r>
+          </w:p>
+        </w:tc>
+      </w:tr>
+      <w:tr>
+        <w:tc>
+          <w:tcPr>
+            <w:tcW w:type="dxa" w:w="1624"/>
+          </w:tcPr>
+          <w:p>
+            <w:pPr>
+              <w:spacing w:before="40" w:after="40"/>
+            </w:pPr>
+            <w:r/>
+            <w:r>
+              <w:rPr>
+                <w:rFonts w:ascii="微软雅黑" w:hAnsi="微软雅黑" w:eastAsia="微软雅黑"/>
+                <w:b w:val="0"/>
+                <w:sz w:val="18"/>
+              </w:rPr>
+              <w:t>receiptFileName</w:t>
+            </w:r>
+          </w:p>
+        </w:tc>
+        <w:tc>
+          <w:tcPr>
+            <w:tcW w:type="dxa" w:w="1624"/>
+          </w:tcPr>
+          <w:p>
+            <w:pPr>
+              <w:spacing w:before="40" w:after="40"/>
+            </w:pPr>
+            <w:r/>
+            <w:r>
+              <w:rPr>
+                <w:rFonts w:ascii="微软雅黑" w:hAnsi="微软雅黑" w:eastAsia="微软雅黑"/>
+                <w:b w:val="0"/>
+                <w:sz w:val="18"/>
+              </w:rPr>
+              <w:t>付款回单附件</w:t>
+            </w:r>
+          </w:p>
+        </w:tc>
+        <w:tc>
+          <w:tcPr>
+            <w:tcW w:type="dxa" w:w="1624"/>
+          </w:tcPr>
+          <w:p>
+            <w:pPr>
+              <w:spacing w:before="40" w:after="40"/>
+            </w:pPr>
+            <w:r/>
+            <w:r>
+              <w:rPr>
+                <w:rFonts w:ascii="微软雅黑" w:hAnsi="微软雅黑" w:eastAsia="微软雅黑"/>
+                <w:b w:val="0"/>
+                <w:sz w:val="18"/>
+              </w:rPr>
+              <w:t>string</w:t>
+            </w:r>
+          </w:p>
+        </w:tc>
+        <w:tc>
+          <w:tcPr>
+            <w:tcW w:type="dxa" w:w="1624"/>
+          </w:tcPr>
+          <w:p>
+            <w:pPr>
+              <w:spacing w:before="40" w:after="40"/>
+            </w:pPr>
+            <w:r/>
+            <w:r>
+              <w:rPr>
+                <w:rFonts w:ascii="微软雅黑" w:hAnsi="微软雅黑" w:eastAsia="微软雅黑"/>
+                <w:b w:val="0"/>
+                <w:sz w:val="18"/>
+              </w:rPr>
+              <w:t>否</w:t>
+            </w:r>
+          </w:p>
+        </w:tc>
+        <w:tc>
+          <w:tcPr>
+            <w:tcW w:type="dxa" w:w="1624"/>
+          </w:tcPr>
+          <w:p>
+            <w:pPr>
+              <w:spacing w:before="40" w:after="40"/>
+            </w:pPr>
+            <w:r/>
+            <w:r>
+              <w:rPr>
+                <w:rFonts w:ascii="微软雅黑" w:hAnsi="微软雅黑" w:eastAsia="微软雅黑"/>
+                <w:b w:val="0"/>
+                <w:sz w:val="18"/>
+              </w:rPr>
+              <w:t>文件名</w:t>
+            </w:r>
+          </w:p>
+        </w:tc>
+        <w:tc>
+          <w:tcPr>
+            <w:tcW w:type="dxa" w:w="1624"/>
+          </w:tcPr>
+          <w:p>
+            <w:pPr>
+              <w:spacing w:before="40" w:after="40"/>
+            </w:pPr>
+            <w:r/>
+            <w:r>
+              <w:rPr>
+                <w:rFonts w:ascii="微软雅黑" w:hAnsi="微软雅黑" w:eastAsia="微软雅黑"/>
+                <w:b w:val="0"/>
+                <w:sz w:val="18"/>
+              </w:rPr>
+              <w:t>查询明细「回单信息」</w:t>
             </w:r>
           </w:p>
         </w:tc>
@@ -17771,7 +18099,7 @@
           <w:b w:val="0"/>
           <w:sz w:val="22"/>
         </w:rPr>
-        <w:t>初审、复核、查询明细均包含三个面板：基础信息、收款账户信息、处理历史。只读字段为文字，不使用输入框，不展示红色备注条。</w:t>
+        <w:t>初审、复核明细包含三个面板：基础信息、收款账户信息、处理历史。查询明细在处理历史前增加回单信息。只读字段为文字，不使用输入框，不展示红色备注条。</w:t>
       </w:r>
     </w:p>
     <w:p>
@@ -18292,6 +18620,103 @@
                 <w:sz w:val="18"/>
               </w:rPr>
               <w:t>只读文字</w:t>
+            </w:r>
+          </w:p>
+        </w:tc>
+      </w:tr>
+      <w:tr>
+        <w:tc>
+          <w:tcPr>
+            <w:tcW w:type="dxa" w:w="1949"/>
+          </w:tcPr>
+          <w:p>
+            <w:pPr>
+              <w:spacing w:before="40" w:after="40"/>
+            </w:pPr>
+            <w:r/>
+            <w:r>
+              <w:rPr>
+                <w:rFonts w:ascii="微软雅黑" w:hAnsi="微软雅黑" w:eastAsia="微软雅黑"/>
+                <w:b w:val="0"/>
+                <w:sz w:val="18"/>
+              </w:rPr>
+              <w:t>回单信息</w:t>
+            </w:r>
+          </w:p>
+        </w:tc>
+        <w:tc>
+          <w:tcPr>
+            <w:tcW w:type="dxa" w:w="1949"/>
+          </w:tcPr>
+          <w:p>
+            <w:pPr>
+              <w:spacing w:before="40" w:after="40"/>
+            </w:pPr>
+            <w:r/>
+            <w:r>
+              <w:rPr>
+                <w:rFonts w:ascii="微软雅黑" w:hAnsi="微软雅黑" w:eastAsia="微软雅黑"/>
+                <w:b w:val="0"/>
+                <w:sz w:val="18"/>
+              </w:rPr>
+              <w:t>回单时间、付款回单附件</w:t>
+            </w:r>
+          </w:p>
+        </w:tc>
+        <w:tc>
+          <w:tcPr>
+            <w:tcW w:type="dxa" w:w="1949"/>
+          </w:tcPr>
+          <w:p>
+            <w:pPr>
+              <w:spacing w:before="40" w:after="40"/>
+            </w:pPr>
+            <w:r/>
+            <w:r>
+              <w:rPr>
+                <w:rFonts w:ascii="微软雅黑" w:hAnsi="微软雅黑" w:eastAsia="微软雅黑"/>
+                <w:b w:val="0"/>
+                <w:sz w:val="18"/>
+              </w:rPr>
+              <w:t>不展示</w:t>
+            </w:r>
+          </w:p>
+        </w:tc>
+        <w:tc>
+          <w:tcPr>
+            <w:tcW w:type="dxa" w:w="1949"/>
+          </w:tcPr>
+          <w:p>
+            <w:pPr>
+              <w:spacing w:before="40" w:after="40"/>
+            </w:pPr>
+            <w:r/>
+            <w:r>
+              <w:rPr>
+                <w:rFonts w:ascii="微软雅黑" w:hAnsi="微软雅黑" w:eastAsia="微软雅黑"/>
+                <w:b w:val="0"/>
+                <w:sz w:val="18"/>
+              </w:rPr>
+              <w:t>不展示</w:t>
+            </w:r>
+          </w:p>
+        </w:tc>
+        <w:tc>
+          <w:tcPr>
+            <w:tcW w:type="dxa" w:w="1949"/>
+          </w:tcPr>
+          <w:p>
+            <w:pPr>
+              <w:spacing w:before="40" w:after="40"/>
+            </w:pPr>
+            <w:r/>
+            <w:r>
+              <w:rPr>
+                <w:rFonts w:ascii="微软雅黑" w:hAnsi="微软雅黑" w:eastAsia="微软雅黑"/>
+                <w:b w:val="0"/>
+                <w:sz w:val="18"/>
+              </w:rPr>
+              <w:t>只读；未回单显示空</w:t>
             </w:r>
           </w:p>
         </w:tc>
@@ -21368,7 +21793,7 @@
           <w:b w:val="0"/>
           <w:sz w:val="22"/>
         </w:rPr>
-        <w:t>• 明细三面板为基础信息、收款账户信息、处理历史</w:t>
+        <w:t>• 初审、复核明细为三个面板；查询明细在处理历史前增加回单信息（回单时间、付款回单附件）</w:t>
       </w:r>
     </w:p>
     <w:p>

--- a/docs/feishu/付款中心需求说明书.docx
+++ b/docs/feishu/付款中心需求说明书.docx
@@ -16640,7 +16640,7 @@
           <w:b w:val="0"/>
           <w:sz w:val="22"/>
         </w:rPr>
-        <w:t>初审、复核、查询共用列顺序。付款金额为数字，不带币种。表头下方合计行汇总当前结果集的付款金额，文案为「合计」。分页在左展示「共 N 条记录」和每页条数（默认 20），在右展示首页、上翻、页码、下翻、末页。无数据时展示「暂无符合条件的付款单」。操作列固定在右侧。操作成功不使用页面顶部横幅。</w:t>
+        <w:t>初审、复核、查询共用列顺序。表头字段居中。付款金额为数字，不带币种，金额值（含合计）右对齐。表头下方合计行汇总当前结果集的付款金额，文案为「合计」。分页在左展示「共 N 条记录」和每页条数（默认 20），在右展示首页、上翻、页码、下翻、末页。无数据时展示「暂无符合条件的付款单」。操作列固定在右侧。操作成功不使用页面顶部横幅。</w:t>
       </w:r>
     </w:p>
     <w:tbl>

--- a/docs/feishu/付款中心需求说明书.docx
+++ b/docs/feishu/付款中心需求说明书.docx
@@ -270,7 +270,7 @@
                 <w:b w:val="0"/>
                 <w:sz w:val="18"/>
               </w:rPr>
-              <w:t>V1.3.1</w:t>
+              <w:t>V1.3.2</w:t>
             </w:r>
           </w:p>
         </w:tc>
@@ -1199,6 +1199,103 @@
                 <w:sz w:val="18"/>
               </w:rPr>
               <w:t>查询明细在处理历史前增加回单信息：回单时间、付款回单附件</w:t>
+            </w:r>
+          </w:p>
+        </w:tc>
+        <w:tc>
+          <w:tcPr>
+            <w:tcW w:type="dxa" w:w="1949"/>
+          </w:tcPr>
+          <w:p>
+            <w:pPr>
+              <w:spacing w:before="40" w:after="40"/>
+            </w:pPr>
+            <w:r/>
+            <w:r>
+              <w:rPr>
+                <w:rFonts w:ascii="微软雅黑" w:hAnsi="微软雅黑" w:eastAsia="微软雅黑"/>
+                <w:b w:val="0"/>
+                <w:sz w:val="18"/>
+              </w:rPr>
+              <w:t>第 3、4、6 章</w:t>
+            </w:r>
+          </w:p>
+        </w:tc>
+      </w:tr>
+      <w:tr>
+        <w:tc>
+          <w:tcPr>
+            <w:tcW w:type="dxa" w:w="1949"/>
+          </w:tcPr>
+          <w:p>
+            <w:pPr>
+              <w:spacing w:before="40" w:after="40"/>
+            </w:pPr>
+            <w:r/>
+            <w:r>
+              <w:rPr>
+                <w:rFonts w:ascii="微软雅黑" w:hAnsi="微软雅黑" w:eastAsia="微软雅黑"/>
+                <w:b w:val="0"/>
+                <w:sz w:val="18"/>
+              </w:rPr>
+              <w:t>V1.3.2</w:t>
+            </w:r>
+          </w:p>
+        </w:tc>
+        <w:tc>
+          <w:tcPr>
+            <w:tcW w:type="dxa" w:w="1949"/>
+          </w:tcPr>
+          <w:p>
+            <w:pPr>
+              <w:spacing w:before="40" w:after="40"/>
+            </w:pPr>
+            <w:r/>
+            <w:r>
+              <w:rPr>
+                <w:rFonts w:ascii="微软雅黑" w:hAnsi="微软雅黑" w:eastAsia="微软雅黑"/>
+                <w:b w:val="0"/>
+                <w:sz w:val="18"/>
+              </w:rPr>
+              <w:t>2026-10-12</w:t>
+            </w:r>
+          </w:p>
+        </w:tc>
+        <w:tc>
+          <w:tcPr>
+            <w:tcW w:type="dxa" w:w="1949"/>
+          </w:tcPr>
+          <w:p>
+            <w:pPr>
+              <w:spacing w:before="40" w:after="40"/>
+            </w:pPr>
+            <w:r/>
+            <w:r>
+              <w:rPr>
+                <w:rFonts w:ascii="微软雅黑" w:hAnsi="微软雅黑" w:eastAsia="微软雅黑"/>
+                <w:b w:val="0"/>
+                <w:sz w:val="18"/>
+              </w:rPr>
+              <w:t>—</w:t>
+            </w:r>
+          </w:p>
+        </w:tc>
+        <w:tc>
+          <w:tcPr>
+            <w:tcW w:type="dxa" w:w="1949"/>
+          </w:tcPr>
+          <w:p>
+            <w:pPr>
+              <w:spacing w:before="40" w:after="40"/>
+            </w:pPr>
+            <w:r/>
+            <w:r>
+              <w:rPr>
+                <w:rFonts w:ascii="微软雅黑" w:hAnsi="微软雅黑" w:eastAsia="微软雅黑"/>
+                <w:b w:val="0"/>
+                <w:sz w:val="18"/>
+              </w:rPr>
+              <w:t>查询明细回单信息在回单字段前增加付款流水号</w:t>
             </w:r>
           </w:p>
         </w:tc>
@@ -3727,7 +3824,7 @@
                 <w:b w:val="0"/>
                 <w:sz w:val="18"/>
               </w:rPr>
-              <w:t>只读；处理历史前展示回单时间与付款回单附件</w:t>
+              <w:t>只读；回单信息依次为付款流水号、回单时间、付款回单附件</w:t>
             </w:r>
           </w:p>
         </w:tc>
@@ -5731,7 +5828,7 @@
                 <w:b w:val="0"/>
                 <w:sz w:val="18"/>
               </w:rPr>
-              <w:t>1. 全部字段为纯文本。2. 不展示处理意见录入框。3. 已出款单据展示付款渠道；有交易号、回单号时展示对应字段。4. 回单信息在处理历史之前，含回单时间、付款回单附件；未回单时两项为空。5. 底栏仅【关闭】。</w:t>
+              <w:t>1. 全部字段为纯文本。2. 不展示处理意见录入框。3. 已出款单据展示付款渠道；有交易号、回单号时展示对应字段。4. 回单信息在处理历史之前，字段顺序为付款流水号、回单时间、付款回单附件。付款流水号在出款后生成，回单时间与附件在取得回单后生成，未产生时为空。5. 底栏仅【关闭】。</w:t>
             </w:r>
           </w:p>
         </w:tc>
@@ -5771,7 +5868,7 @@
                 <w:b w:val="0"/>
                 <w:sz w:val="18"/>
               </w:rPr>
-              <w:t>1. 页面无付款单字段输入框。2. 回单信息位于处理历史之前。3. 已完成单据可看到回单时间与附件名。</w:t>
+              <w:t>1. 页面无付款单字段输入框。2. 回单信息位于处理历史之前，付款流水号在回单时间之前。3. 已完成单据可看到付款流水号、回单时间与附件名。</w:t>
             </w:r>
           </w:p>
         </w:tc>
@@ -9632,6 +9729,122 @@
                 <w:sz w:val="18"/>
               </w:rPr>
               <w:t>回单后，基础信息下方</w:t>
+            </w:r>
+          </w:p>
+        </w:tc>
+      </w:tr>
+      <w:tr>
+        <w:tc>
+          <w:tcPr>
+            <w:tcW w:type="dxa" w:w="1624"/>
+          </w:tcPr>
+          <w:p>
+            <w:pPr>
+              <w:spacing w:before="40" w:after="40"/>
+            </w:pPr>
+            <w:r/>
+            <w:r>
+              <w:rPr>
+                <w:rFonts w:ascii="微软雅黑" w:hAnsi="微软雅黑" w:eastAsia="微软雅黑"/>
+                <w:b w:val="0"/>
+                <w:sz w:val="18"/>
+              </w:rPr>
+              <w:t>paymentSerialNo</w:t>
+            </w:r>
+          </w:p>
+        </w:tc>
+        <w:tc>
+          <w:tcPr>
+            <w:tcW w:type="dxa" w:w="1624"/>
+          </w:tcPr>
+          <w:p>
+            <w:pPr>
+              <w:spacing w:before="40" w:after="40"/>
+            </w:pPr>
+            <w:r/>
+            <w:r>
+              <w:rPr>
+                <w:rFonts w:ascii="微软雅黑" w:hAnsi="微软雅黑" w:eastAsia="微软雅黑"/>
+                <w:b w:val="0"/>
+                <w:sz w:val="18"/>
+              </w:rPr>
+              <w:t>付款流水号</w:t>
+            </w:r>
+          </w:p>
+        </w:tc>
+        <w:tc>
+          <w:tcPr>
+            <w:tcW w:type="dxa" w:w="1624"/>
+          </w:tcPr>
+          <w:p>
+            <w:pPr>
+              <w:spacing w:before="40" w:after="40"/>
+            </w:pPr>
+            <w:r/>
+            <w:r>
+              <w:rPr>
+                <w:rFonts w:ascii="微软雅黑" w:hAnsi="微软雅黑" w:eastAsia="微软雅黑"/>
+                <w:b w:val="0"/>
+                <w:sz w:val="18"/>
+              </w:rPr>
+              <w:t>string</w:t>
+            </w:r>
+          </w:p>
+        </w:tc>
+        <w:tc>
+          <w:tcPr>
+            <w:tcW w:type="dxa" w:w="1624"/>
+          </w:tcPr>
+          <w:p>
+            <w:pPr>
+              <w:spacing w:before="40" w:after="40"/>
+            </w:pPr>
+            <w:r/>
+            <w:r>
+              <w:rPr>
+                <w:rFonts w:ascii="微软雅黑" w:hAnsi="微软雅黑" w:eastAsia="微软雅黑"/>
+                <w:b w:val="0"/>
+                <w:sz w:val="18"/>
+              </w:rPr>
+              <w:t>否</w:t>
+            </w:r>
+          </w:p>
+        </w:tc>
+        <w:tc>
+          <w:tcPr>
+            <w:tcW w:type="dxa" w:w="1624"/>
+          </w:tcPr>
+          <w:p>
+            <w:pPr>
+              <w:spacing w:before="40" w:after="40"/>
+            </w:pPr>
+            <w:r/>
+            <w:r>
+              <w:rPr>
+                <w:rFonts w:ascii="微软雅黑" w:hAnsi="微软雅黑" w:eastAsia="微软雅黑"/>
+                <w:b w:val="0"/>
+                <w:sz w:val="18"/>
+              </w:rPr>
+              <w:t>出款后生成</w:t>
+            </w:r>
+          </w:p>
+        </w:tc>
+        <w:tc>
+          <w:tcPr>
+            <w:tcW w:type="dxa" w:w="1624"/>
+          </w:tcPr>
+          <w:p>
+            <w:pPr>
+              <w:spacing w:before="40" w:after="40"/>
+            </w:pPr>
+            <w:r/>
+            <w:r>
+              <w:rPr>
+                <w:rFonts w:ascii="微软雅黑" w:hAnsi="微软雅黑" w:eastAsia="微软雅黑"/>
+                <w:b w:val="0"/>
+                <w:sz w:val="18"/>
+              </w:rPr>
+              <w:t>查询明细「回单信息」，位于回单时间之前</w:t>
             </w:r>
           </w:p>
         </w:tc>
@@ -18659,7 +18872,7 @@
                 <w:b w:val="0"/>
                 <w:sz w:val="18"/>
               </w:rPr>
-              <w:t>回单时间、付款回单附件</w:t>
+              <w:t>付款流水号、回单时间、付款回单附件</w:t>
             </w:r>
           </w:p>
         </w:tc>
@@ -18716,7 +18929,7 @@
                 <w:b w:val="0"/>
                 <w:sz w:val="18"/>
               </w:rPr>
-              <w:t>只读；未回单显示空</w:t>
+              <w:t>只读；未产生显示空</w:t>
             </w:r>
           </w:p>
         </w:tc>
@@ -21793,7 +22006,7 @@
           <w:b w:val="0"/>
           <w:sz w:val="22"/>
         </w:rPr>
-        <w:t>• 初审、复核明细为三个面板；查询明细在处理历史前增加回单信息（回单时间、付款回单附件）</w:t>
+        <w:t>• 初审、复核明细为三个面板；查询明细在处理历史前增加回单信息（付款流水号、回单时间、付款回单附件）</w:t>
       </w:r>
     </w:p>
     <w:p>

--- a/docs/feishu/付款中心需求说明书.docx
+++ b/docs/feishu/付款中心需求说明书.docx
@@ -270,7 +270,7 @@
                 <w:b w:val="0"/>
                 <w:sz w:val="18"/>
               </w:rPr>
-              <w:t>V1.3.2</w:t>
+              <w:t>V1.3.3</w:t>
             </w:r>
           </w:p>
         </w:tc>
@@ -1315,6 +1315,103 @@
                 <w:sz w:val="18"/>
               </w:rPr>
               <w:t>第 3、4、6 章</w:t>
+            </w:r>
+          </w:p>
+        </w:tc>
+      </w:tr>
+      <w:tr>
+        <w:tc>
+          <w:tcPr>
+            <w:tcW w:type="dxa" w:w="1949"/>
+          </w:tcPr>
+          <w:p>
+            <w:pPr>
+              <w:spacing w:before="40" w:after="40"/>
+            </w:pPr>
+            <w:r/>
+            <w:r>
+              <w:rPr>
+                <w:rFonts w:ascii="微软雅黑" w:hAnsi="微软雅黑" w:eastAsia="微软雅黑"/>
+                <w:b w:val="0"/>
+                <w:sz w:val="18"/>
+              </w:rPr>
+              <w:t>V1.3.3</w:t>
+            </w:r>
+          </w:p>
+        </w:tc>
+        <w:tc>
+          <w:tcPr>
+            <w:tcW w:type="dxa" w:w="1949"/>
+          </w:tcPr>
+          <w:p>
+            <w:pPr>
+              <w:spacing w:before="40" w:after="40"/>
+            </w:pPr>
+            <w:r/>
+            <w:r>
+              <w:rPr>
+                <w:rFonts w:ascii="微软雅黑" w:hAnsi="微软雅黑" w:eastAsia="微软雅黑"/>
+                <w:b w:val="0"/>
+                <w:sz w:val="18"/>
+              </w:rPr>
+              <w:t>2026-10-12</w:t>
+            </w:r>
+          </w:p>
+        </w:tc>
+        <w:tc>
+          <w:tcPr>
+            <w:tcW w:type="dxa" w:w="1949"/>
+          </w:tcPr>
+          <w:p>
+            <w:pPr>
+              <w:spacing w:before="40" w:after="40"/>
+            </w:pPr>
+            <w:r/>
+            <w:r>
+              <w:rPr>
+                <w:rFonts w:ascii="微软雅黑" w:hAnsi="微软雅黑" w:eastAsia="微软雅黑"/>
+                <w:b w:val="0"/>
+                <w:sz w:val="18"/>
+              </w:rPr>
+              <w:t>—</w:t>
+            </w:r>
+          </w:p>
+        </w:tc>
+        <w:tc>
+          <w:tcPr>
+            <w:tcW w:type="dxa" w:w="1949"/>
+          </w:tcPr>
+          <w:p>
+            <w:pPr>
+              <w:spacing w:before="40" w:after="40"/>
+            </w:pPr>
+            <w:r/>
+            <w:r>
+              <w:rPr>
+                <w:rFonts w:ascii="微软雅黑" w:hAnsi="微软雅黑" w:eastAsia="微软雅黑"/>
+                <w:b w:val="0"/>
+                <w:sz w:val="18"/>
+              </w:rPr>
+              <w:t>初审、复核、查询的付款单编号、审批单编号改称付款单号、审批单号</w:t>
+            </w:r>
+          </w:p>
+        </w:tc>
+        <w:tc>
+          <w:tcPr>
+            <w:tcW w:type="dxa" w:w="1949"/>
+          </w:tcPr>
+          <w:p>
+            <w:pPr>
+              <w:spacing w:before="40" w:after="40"/>
+            </w:pPr>
+            <w:r/>
+            <w:r>
+              <w:rPr>
+                <w:rFonts w:ascii="微软雅黑" w:hAnsi="微软雅黑" w:eastAsia="微软雅黑"/>
+                <w:b w:val="0"/>
+                <w:sz w:val="18"/>
+              </w:rPr>
+              <w:t>第 4、6 章</w:t>
             </w:r>
           </w:p>
         </w:tc>
@@ -1750,7 +1847,7 @@
                 <w:b w:val="0"/>
                 <w:sz w:val="18"/>
               </w:rPr>
-              <w:t>付款单含审批单编号、名称、金额、收款信息</w:t>
+              <w:t>付款单含审批单号、名称、金额、收款信息</w:t>
             </w:r>
           </w:p>
         </w:tc>
@@ -2792,7 +2889,7 @@
                 <w:b w:val="0"/>
                 <w:sz w:val="18"/>
               </w:rPr>
-              <w:t>出款附言，默认等于审批单编号；仅初审编辑态可改</w:t>
+              <w:t>出款附言，默认等于审批单号；仅初审编辑态可改</w:t>
             </w:r>
           </w:p>
         </w:tc>
@@ -6540,7 +6637,7 @@
                 <w:b w:val="0"/>
                 <w:sz w:val="18"/>
               </w:rPr>
-              <w:t>付款单编号</w:t>
+              <w:t>付款单号</w:t>
             </w:r>
           </w:p>
         </w:tc>
@@ -6655,7 +6752,7 @@
                 <w:b w:val="0"/>
                 <w:sz w:val="18"/>
               </w:rPr>
-              <w:t>审批单编号</w:t>
+              <w:t>审批单号</w:t>
             </w:r>
           </w:p>
         </w:tc>
@@ -7288,7 +7385,7 @@
                 <w:b w:val="0"/>
                 <w:sz w:val="18"/>
               </w:rPr>
-              <w:t>默认审批单编号</w:t>
+              <w:t>默认审批单号</w:t>
             </w:r>
           </w:p>
         </w:tc>
@@ -12767,7 +12864,7 @@
           <w:b w:val="0"/>
           <w:sz w:val="22"/>
         </w:rPr>
-        <w:t>2. 付款中心生成付款单，状态为待初审，转账附言默认等于审批单编号。</w:t>
+        <w:t>2. 付款中心生成付款单，状态为待初审，转账附言默认等于审批单号。</w:t>
       </w:r>
     </w:p>
     <w:p>
@@ -13143,7 +13240,7 @@
                 <w:b w:val="0"/>
                 <w:sz w:val="18"/>
               </w:rPr>
-              <w:t>生成付款单，附言默认审批单编号</w:t>
+              <w:t>生成付款单，附言默认审批单号</w:t>
             </w:r>
           </w:p>
         </w:tc>
@@ -15807,7 +15904,7 @@
                 <w:b w:val="0"/>
                 <w:sz w:val="18"/>
               </w:rPr>
-              <w:t>付款单编号</w:t>
+              <w:t>付款单号</w:t>
             </w:r>
           </w:p>
         </w:tc>
@@ -15904,7 +16001,7 @@
                 <w:b w:val="0"/>
                 <w:sz w:val="18"/>
               </w:rPr>
-              <w:t>审批单编号</w:t>
+              <w:t>审批单号</w:t>
             </w:r>
           </w:p>
         </w:tc>
@@ -16604,7 +16701,7 @@
                 <w:b w:val="0"/>
                 <w:sz w:val="18"/>
               </w:rPr>
-              <w:t>付款单编号</w:t>
+              <w:t>付款单号</w:t>
             </w:r>
           </w:p>
         </w:tc>
@@ -16990,7 +17087,7 @@
                 <w:b w:val="0"/>
                 <w:sz w:val="18"/>
               </w:rPr>
-              <w:t>付款单编号</w:t>
+              <w:t>付款单号</w:t>
             </w:r>
           </w:p>
         </w:tc>
@@ -17067,7 +17164,7 @@
                 <w:b w:val="0"/>
                 <w:sz w:val="18"/>
               </w:rPr>
-              <w:t>审批单编号</w:t>
+              <w:t>审批单号</w:t>
             </w:r>
           </w:p>
         </w:tc>
@@ -18284,7 +18381,7 @@
           <w:b w:val="0"/>
           <w:sz w:val="22"/>
         </w:rPr>
-        <w:t>查询比对结果列：第一行合并表头为「付款单」「审批单」，「比对结果」跨两行。付款单侧为付款单编号、付款单金额、币种、收款人、收款账号。审批单侧为审批单号、付款金额、币种、收款人、收款账号。差异单元格高亮。排除已作废。分页与其他引导页相同。</w:t>
+        <w:t>查询比对结果列：第一行合并表头为「付款单」「审批单」，「比对结果」跨两行。付款单侧为付款单号、付款单金额、币种、收款人、收款账号。审批单侧为审批单号、付款金额、币种、收款人、收款账号。差异单元格高亮。排除已作废。分页与其他引导页相同。</w:t>
       </w:r>
     </w:p>
     <w:p>
@@ -18325,7 +18422,7 @@
           <w:b w:val="0"/>
           <w:sz w:val="22"/>
         </w:rPr>
-        <w:t>基础信息字段顺序：付款单编号、审批单编号、审批单名称、付款申请类型、付款单状态、付款事由、费用具体明细、转账附言、付款金额、币种、收款方式类型、申请人、申请时间。已选择付款渠道时，在申请时间后展示付款渠道。有万里汇交易号或回单号时，在基础信息下方另起一行展示。付款事由、费用具体明细、转账附言各占整行。付款金额不带币种。</w:t>
+        <w:t>基础信息字段顺序：付款单号、审批单号、审批单名称、付款申请类型、付款单状态、付款事由、费用具体明细、转账附言、付款金额、币种、收款方式类型、申请人、申请时间。已选择付款渠道时，在申请时间后展示付款渠道。有万里汇交易号或回单号时，在基础信息下方另起一行展示。付款事由、费用具体明细、转账附言各占整行。付款金额不带币种。</w:t>
       </w:r>
     </w:p>
     <w:tbl>

--- a/docs/feishu/付款中心需求说明书.docx
+++ b/docs/feishu/付款中心需求说明书.docx
@@ -270,7 +270,7 @@
                 <w:b w:val="0"/>
                 <w:sz w:val="18"/>
               </w:rPr>
-              <w:t>V1.3.3</w:t>
+              <w:t>V1.3.4</w:t>
             </w:r>
           </w:p>
         </w:tc>
@@ -1393,6 +1393,103 @@
                 <w:sz w:val="18"/>
               </w:rPr>
               <w:t>初审、复核、查询的付款单编号、审批单编号改称付款单号、审批单号</w:t>
+            </w:r>
+          </w:p>
+        </w:tc>
+        <w:tc>
+          <w:tcPr>
+            <w:tcW w:type="dxa" w:w="1949"/>
+          </w:tcPr>
+          <w:p>
+            <w:pPr>
+              <w:spacing w:before="40" w:after="40"/>
+            </w:pPr>
+            <w:r/>
+            <w:r>
+              <w:rPr>
+                <w:rFonts w:ascii="微软雅黑" w:hAnsi="微软雅黑" w:eastAsia="微软雅黑"/>
+                <w:b w:val="0"/>
+                <w:sz w:val="18"/>
+              </w:rPr>
+              <w:t>第 4、6 章</w:t>
+            </w:r>
+          </w:p>
+        </w:tc>
+      </w:tr>
+      <w:tr>
+        <w:tc>
+          <w:tcPr>
+            <w:tcW w:type="dxa" w:w="1949"/>
+          </w:tcPr>
+          <w:p>
+            <w:pPr>
+              <w:spacing w:before="40" w:after="40"/>
+            </w:pPr>
+            <w:r/>
+            <w:r>
+              <w:rPr>
+                <w:rFonts w:ascii="微软雅黑" w:hAnsi="微软雅黑" w:eastAsia="微软雅黑"/>
+                <w:b w:val="0"/>
+                <w:sz w:val="18"/>
+              </w:rPr>
+              <w:t>V1.3.4</w:t>
+            </w:r>
+          </w:p>
+        </w:tc>
+        <w:tc>
+          <w:tcPr>
+            <w:tcW w:type="dxa" w:w="1949"/>
+          </w:tcPr>
+          <w:p>
+            <w:pPr>
+              <w:spacing w:before="40" w:after="40"/>
+            </w:pPr>
+            <w:r/>
+            <w:r>
+              <w:rPr>
+                <w:rFonts w:ascii="微软雅黑" w:hAnsi="微软雅黑" w:eastAsia="微软雅黑"/>
+                <w:b w:val="0"/>
+                <w:sz w:val="18"/>
+              </w:rPr>
+              <w:t>2026-10-12</w:t>
+            </w:r>
+          </w:p>
+        </w:tc>
+        <w:tc>
+          <w:tcPr>
+            <w:tcW w:type="dxa" w:w="1949"/>
+          </w:tcPr>
+          <w:p>
+            <w:pPr>
+              <w:spacing w:before="40" w:after="40"/>
+            </w:pPr>
+            <w:r/>
+            <w:r>
+              <w:rPr>
+                <w:rFonts w:ascii="微软雅黑" w:hAnsi="微软雅黑" w:eastAsia="微软雅黑"/>
+                <w:b w:val="0"/>
+                <w:sz w:val="18"/>
+              </w:rPr>
+              <w:t>—</w:t>
+            </w:r>
+          </w:p>
+        </w:tc>
+        <w:tc>
+          <w:tcPr>
+            <w:tcW w:type="dxa" w:w="1949"/>
+          </w:tcPr>
+          <w:p>
+            <w:pPr>
+              <w:spacing w:before="40" w:after="40"/>
+            </w:pPr>
+            <w:r/>
+            <w:r>
+              <w:rPr>
+                <w:rFonts w:ascii="微软雅黑" w:hAnsi="微软雅黑" w:eastAsia="微软雅黑"/>
+                <w:b w:val="0"/>
+                <w:sz w:val="18"/>
+              </w:rPr>
+              <w:t>引导页付款申请类型改为 8 个申请名称</w:t>
             </w:r>
           </w:p>
         </w:tc>
@@ -7039,7 +7136,7 @@
                 <w:b w:val="0"/>
                 <w:sz w:val="18"/>
               </w:rPr>
-              <w:t>物流费用 / 采购货款 / 广告投放 / 服务费 / 仓储费用 / 其他</w:t>
+              <w:t>垫资业务付款申请 / 物流费付款申请 / 【线下】采购合同及付款申请 （一次付款/首款/中期款/尾款） - 系统结算 / 日常付款 / 报销申请 / 电商业务付款申请 / 【线下】采购合同及付款申请 （一次付款/首款/中期款/尾款） / 知识产权事务申请</w:t>
             </w:r>
           </w:p>
         </w:tc>
@@ -7058,7 +7155,7 @@
                 <w:b w:val="0"/>
                 <w:sz w:val="18"/>
               </w:rPr>
-              <w:t>基础信息</w:t>
+              <w:t>基础信息；引导页下拉按此顺序</w:t>
             </w:r>
           </w:p>
         </w:tc>

--- a/docs/feishu/付款中心需求说明书.docx
+++ b/docs/feishu/付款中心需求说明书.docx
@@ -270,7 +270,7 @@
                 <w:b w:val="0"/>
                 <w:sz w:val="18"/>
               </w:rPr>
-              <w:t>V1.3.4</w:t>
+              <w:t>V1.3.5</w:t>
             </w:r>
           </w:p>
         </w:tc>
@@ -1509,6 +1509,103 @@
                 <w:sz w:val="18"/>
               </w:rPr>
               <w:t>第 4、6 章</w:t>
+            </w:r>
+          </w:p>
+        </w:tc>
+      </w:tr>
+      <w:tr>
+        <w:tc>
+          <w:tcPr>
+            <w:tcW w:type="dxa" w:w="1949"/>
+          </w:tcPr>
+          <w:p>
+            <w:pPr>
+              <w:spacing w:before="40" w:after="40"/>
+            </w:pPr>
+            <w:r/>
+            <w:r>
+              <w:rPr>
+                <w:rFonts w:ascii="微软雅黑" w:hAnsi="微软雅黑" w:eastAsia="微软雅黑"/>
+                <w:b w:val="0"/>
+                <w:sz w:val="18"/>
+              </w:rPr>
+              <w:t>V1.3.5</w:t>
+            </w:r>
+          </w:p>
+        </w:tc>
+        <w:tc>
+          <w:tcPr>
+            <w:tcW w:type="dxa" w:w="1949"/>
+          </w:tcPr>
+          <w:p>
+            <w:pPr>
+              <w:spacing w:before="40" w:after="40"/>
+            </w:pPr>
+            <w:r/>
+            <w:r>
+              <w:rPr>
+                <w:rFonts w:ascii="微软雅黑" w:hAnsi="微软雅黑" w:eastAsia="微软雅黑"/>
+                <w:b w:val="0"/>
+                <w:sz w:val="18"/>
+              </w:rPr>
+              <w:t>2026-10-12</w:t>
+            </w:r>
+          </w:p>
+        </w:tc>
+        <w:tc>
+          <w:tcPr>
+            <w:tcW w:type="dxa" w:w="1949"/>
+          </w:tcPr>
+          <w:p>
+            <w:pPr>
+              <w:spacing w:before="40" w:after="40"/>
+            </w:pPr>
+            <w:r/>
+            <w:r>
+              <w:rPr>
+                <w:rFonts w:ascii="微软雅黑" w:hAnsi="微软雅黑" w:eastAsia="微软雅黑"/>
+                <w:b w:val="0"/>
+                <w:sz w:val="18"/>
+              </w:rPr>
+              <w:t>—</w:t>
+            </w:r>
+          </w:p>
+        </w:tc>
+        <w:tc>
+          <w:tcPr>
+            <w:tcW w:type="dxa" w:w="1949"/>
+          </w:tcPr>
+          <w:p>
+            <w:pPr>
+              <w:spacing w:before="40" w:after="40"/>
+            </w:pPr>
+            <w:r/>
+            <w:r>
+              <w:rPr>
+                <w:rFonts w:ascii="微软雅黑" w:hAnsi="微软雅黑" w:eastAsia="微软雅黑"/>
+                <w:b w:val="0"/>
+                <w:sz w:val="18"/>
+              </w:rPr>
+              <w:t>复核明细底栏【确认】改为【复核确认】</w:t>
+            </w:r>
+          </w:p>
+        </w:tc>
+        <w:tc>
+          <w:tcPr>
+            <w:tcW w:type="dxa" w:w="1949"/>
+          </w:tcPr>
+          <w:p>
+            <w:pPr>
+              <w:spacing w:before="40" w:after="40"/>
+            </w:pPr>
+            <w:r/>
+            <w:r>
+              <w:rPr>
+                <w:rFonts w:ascii="微软雅黑" w:hAnsi="微软雅黑" w:eastAsia="微软雅黑"/>
+                <w:b w:val="0"/>
+                <w:sz w:val="18"/>
+              </w:rPr>
+              <w:t>第 3、5、6 章</w:t>
             </w:r>
           </w:p>
         </w:tc>
@@ -2493,7 +2590,7 @@
                 <w:b w:val="0"/>
                 <w:sz w:val="18"/>
               </w:rPr>
-              <w:t>选择付款渠道、确认、退回</w:t>
+              <w:t>选择付款渠道、复核确认、退回</w:t>
             </w:r>
           </w:p>
         </w:tc>
@@ -3824,7 +3921,7 @@
                 <w:b w:val="0"/>
                 <w:sz w:val="18"/>
               </w:rPr>
-              <w:t>付款渠道必填（红色 *）；确认或退回</w:t>
+              <w:t>付款渠道必填（红色 *）；【复核确认】或退回</w:t>
             </w:r>
           </w:p>
         </w:tc>
@@ -5430,7 +5527,7 @@
                 <w:b w:val="0"/>
                 <w:sz w:val="18"/>
               </w:rPr>
-              <w:t>选择付款渠道，填写意见；【确认】进入待付款，【退回】回到待初审</w:t>
+              <w:t>选择付款渠道，填写意见；【复核确认】进入待付款，【退回】回到待初审</w:t>
             </w:r>
           </w:p>
         </w:tc>
@@ -12987,7 +13084,7 @@
           <w:b w:val="0"/>
           <w:sz w:val="22"/>
         </w:rPr>
-        <w:t>4. 复核岗选择付款渠道（默认万里汇），【确认】后进入待付款。</w:t>
+        <w:t>4. 复核岗选择付款渠道（默认万里汇），【复核确认】后进入待付款。</w:t>
       </w:r>
     </w:p>
     <w:p>
@@ -13040,7 +13137,7 @@
         <w:br/>
         <w:t xml:space="preserve">   │</w:t>
         <w:br/>
-        <w:t xml:space="preserve">   │【确认】（选择付款渠道）</w:t>
+        <w:t xml:space="preserve">   │【复核确认】（选择付款渠道）</w:t>
         <w:br/>
         <w:t xml:space="preserve">   ▼</w:t>
         <w:br/>
@@ -13512,7 +13609,7 @@
                 <w:b w:val="0"/>
                 <w:sz w:val="18"/>
               </w:rPr>
-              <w:t>【确认】</w:t>
+              <w:t>【复核确认】</w:t>
             </w:r>
           </w:p>
         </w:tc>
@@ -20488,7 +20585,7 @@
                 <w:b w:val="0"/>
                 <w:sz w:val="18"/>
               </w:rPr>
-              <w:t>确认</w:t>
+              <w:t>复核确认</w:t>
             </w:r>
           </w:p>
         </w:tc>
@@ -22226,7 +22323,7 @@
           <w:b w:val="0"/>
           <w:sz w:val="22"/>
         </w:rPr>
-        <w:t>• 初审底栏为【重新同步】【提交复核】【关闭】</w:t>
+        <w:t>• 初审底栏为【重新同步】【提交复核】【关闭】；复核底栏为【复核确认】【退回】【关闭】</w:t>
       </w:r>
     </w:p>
     <w:p>

--- a/docs/feishu/付款中心需求说明书.docx
+++ b/docs/feishu/付款中心需求说明书.docx
@@ -270,7 +270,7 @@
                 <w:b w:val="0"/>
                 <w:sz w:val="18"/>
               </w:rPr>
-              <w:t>V1.3.5</w:t>
+              <w:t>V1.3.6</w:t>
             </w:r>
           </w:p>
         </w:tc>
@@ -1606,6 +1606,103 @@
                 <w:sz w:val="18"/>
               </w:rPr>
               <w:t>第 3、5、6 章</w:t>
+            </w:r>
+          </w:p>
+        </w:tc>
+      </w:tr>
+      <w:tr>
+        <w:tc>
+          <w:tcPr>
+            <w:tcW w:type="dxa" w:w="1949"/>
+          </w:tcPr>
+          <w:p>
+            <w:pPr>
+              <w:spacing w:before="40" w:after="40"/>
+            </w:pPr>
+            <w:r/>
+            <w:r>
+              <w:rPr>
+                <w:rFonts w:ascii="微软雅黑" w:hAnsi="微软雅黑" w:eastAsia="微软雅黑"/>
+                <w:b w:val="0"/>
+                <w:sz w:val="18"/>
+              </w:rPr>
+              <w:t>V1.3.6</w:t>
+            </w:r>
+          </w:p>
+        </w:tc>
+        <w:tc>
+          <w:tcPr>
+            <w:tcW w:type="dxa" w:w="1949"/>
+          </w:tcPr>
+          <w:p>
+            <w:pPr>
+              <w:spacing w:before="40" w:after="40"/>
+            </w:pPr>
+            <w:r/>
+            <w:r>
+              <w:rPr>
+                <w:rFonts w:ascii="微软雅黑" w:hAnsi="微软雅黑" w:eastAsia="微软雅黑"/>
+                <w:b w:val="0"/>
+                <w:sz w:val="18"/>
+              </w:rPr>
+              <w:t>2026-10-13</w:t>
+            </w:r>
+          </w:p>
+        </w:tc>
+        <w:tc>
+          <w:tcPr>
+            <w:tcW w:type="dxa" w:w="1949"/>
+          </w:tcPr>
+          <w:p>
+            <w:pPr>
+              <w:spacing w:before="40" w:after="40"/>
+            </w:pPr>
+            <w:r/>
+            <w:r>
+              <w:rPr>
+                <w:rFonts w:ascii="微软雅黑" w:hAnsi="微软雅黑" w:eastAsia="微软雅黑"/>
+                <w:b w:val="0"/>
+                <w:sz w:val="18"/>
+              </w:rPr>
+              <w:t>—</w:t>
+            </w:r>
+          </w:p>
+        </w:tc>
+        <w:tc>
+          <w:tcPr>
+            <w:tcW w:type="dxa" w:w="1949"/>
+          </w:tcPr>
+          <w:p>
+            <w:pPr>
+              <w:spacing w:before="40" w:after="40"/>
+            </w:pPr>
+            <w:r/>
+            <w:r>
+              <w:rPr>
+                <w:rFonts w:ascii="微软雅黑" w:hAnsi="微软雅黑" w:eastAsia="微软雅黑"/>
+                <w:b w:val="0"/>
+                <w:sz w:val="18"/>
+              </w:rPr>
+              <w:t>复核明细付款渠道移到付款单状态右侧，去掉红色 *</w:t>
+            </w:r>
+          </w:p>
+        </w:tc>
+        <w:tc>
+          <w:tcPr>
+            <w:tcW w:type="dxa" w:w="1949"/>
+          </w:tcPr>
+          <w:p>
+            <w:pPr>
+              <w:spacing w:before="40" w:after="40"/>
+            </w:pPr>
+            <w:r/>
+            <w:r>
+              <w:rPr>
+                <w:rFonts w:ascii="微软雅黑" w:hAnsi="微软雅黑" w:eastAsia="微软雅黑"/>
+                <w:b w:val="0"/>
+                <w:sz w:val="18"/>
+              </w:rPr>
+              <w:t>第 6 章</w:t>
             </w:r>
           </w:p>
         </w:tc>
@@ -3279,7 +3376,7 @@
                 <w:b w:val="0"/>
                 <w:sz w:val="18"/>
               </w:rPr>
-              <w:t>作废不可物理删除；比对排除已作废；复核付款渠道必填，默认万里汇；明细只读字段不使用输入框；操作成功不使用页面顶部横幅</w:t>
+              <w:t>作废不可物理删除；比对排除已作废；复核付款渠道位于付款单状态右侧，默认万里汇，无红色 *；明细只读字段不使用输入框；操作成功不使用页面顶部横幅</w:t>
             </w:r>
           </w:p>
         </w:tc>
@@ -3921,7 +4018,7 @@
                 <w:b w:val="0"/>
                 <w:sz w:val="18"/>
               </w:rPr>
-              <w:t>付款渠道必填（红色 *）；【复核确认】或退回</w:t>
+              <w:t>付款渠道在付款单状态右侧，默认万里汇，无红色 *；【复核确认】或退回</w:t>
             </w:r>
           </w:p>
         </w:tc>
@@ -5567,7 +5664,7 @@
                 <w:b w:val="0"/>
                 <w:sz w:val="18"/>
               </w:rPr>
-              <w:t>1. 基础信息、收款账户、处理历史只读，不显示输入框。2. 付款渠道必填，标签带红色 *，默认万里汇。3. 退回意见写入处理历史，环节为复核。4. 查看模式不展示渠道与意见录入，底栏仅【关闭】。</w:t>
+              <w:t>1. 基础信息、收款账户、处理历史只读，不显示输入框。2. 付款渠道位于付款单状态右侧，复核编辑态为下拉，默认万里汇，标签不带红色 *。3. 退回意见写入处理历史，环节为复核。4. 查看模式付款渠道为只读文字，不展示意见录入，底栏仅【关闭】。</w:t>
             </w:r>
           </w:p>
         </w:tc>
@@ -8370,7 +8467,7 @@
                 <w:b w:val="0"/>
                 <w:sz w:val="18"/>
               </w:rPr>
-              <w:t>复核确认时必填</w:t>
+              <w:t>复核确认时填写</w:t>
             </w:r>
           </w:p>
         </w:tc>
@@ -8408,7 +8505,7 @@
                 <w:b w:val="0"/>
                 <w:sz w:val="18"/>
               </w:rPr>
-              <w:t>已选后在基础信息展示；复核编辑态为下拉</w:t>
+              <w:t>复核明细位于付款单状态右侧；编辑态为下拉，默认万里汇，无红色 *</w:t>
             </w:r>
           </w:p>
         </w:tc>
@@ -18616,7 +18713,7 @@
           <w:b w:val="0"/>
           <w:sz w:val="22"/>
         </w:rPr>
-        <w:t>基础信息字段顺序：付款单号、审批单号、审批单名称、付款申请类型、付款单状态、付款事由、费用具体明细、转账附言、付款金额、币种、收款方式类型、申请人、申请时间。已选择付款渠道时，在申请时间后展示付款渠道。有万里汇交易号或回单号时，在基础信息下方另起一行展示。付款事由、费用具体明细、转账附言各占整行。付款金额不带币种。</w:t>
+        <w:t>基础信息字段顺序：付款单号、审批单号、审批单名称、付款申请类型、付款单状态、付款事由、费用具体明细、转账附言、付款金额、币种、收款方式类型、申请人、申请时间。复核明细的付款渠道在付款单状态右侧。其他明细在已选择付款渠道时，于申请时间后展示。有万里汇交易号或回单号时，在基础信息下方另起一行展示。付款事由、费用具体明细、转账附言各占整行。付款金额不带币种。</w:t>
       </w:r>
     </w:p>
     <w:tbl>
@@ -18988,7 +19085,7 @@
                 <w:b w:val="0"/>
                 <w:sz w:val="18"/>
               </w:rPr>
-              <w:t>已有值时只读</w:t>
+              <w:t>已有值时只读，位于申请时间后</w:t>
             </w:r>
           </w:p>
         </w:tc>
@@ -19007,7 +19104,7 @@
                 <w:b w:val="0"/>
                 <w:sz w:val="18"/>
               </w:rPr>
-              <w:t>下拉，必填，红色 *，默认万里汇</w:t>
+              <w:t>下拉，位于付款单状态右侧，默认万里汇，无红色 *</w:t>
             </w:r>
           </w:p>
         </w:tc>

--- a/docs/feishu/付款中心需求说明书.docx
+++ b/docs/feishu/付款中心需求说明书.docx
@@ -270,7 +270,7 @@
                 <w:b w:val="0"/>
                 <w:sz w:val="18"/>
               </w:rPr>
-              <w:t>V1.3.6</w:t>
+              <w:t>V1.3.7</w:t>
             </w:r>
           </w:p>
         </w:tc>
@@ -1684,6 +1684,103 @@
                 <w:sz w:val="18"/>
               </w:rPr>
               <w:t>复核明细付款渠道移到付款单状态右侧，去掉红色 *</w:t>
+            </w:r>
+          </w:p>
+        </w:tc>
+        <w:tc>
+          <w:tcPr>
+            <w:tcW w:type="dxa" w:w="1949"/>
+          </w:tcPr>
+          <w:p>
+            <w:pPr>
+              <w:spacing w:before="40" w:after="40"/>
+            </w:pPr>
+            <w:r/>
+            <w:r>
+              <w:rPr>
+                <w:rFonts w:ascii="微软雅黑" w:hAnsi="微软雅黑" w:eastAsia="微软雅黑"/>
+                <w:b w:val="0"/>
+                <w:sz w:val="18"/>
+              </w:rPr>
+              <w:t>第 6 章</w:t>
+            </w:r>
+          </w:p>
+        </w:tc>
+      </w:tr>
+      <w:tr>
+        <w:tc>
+          <w:tcPr>
+            <w:tcW w:type="dxa" w:w="1949"/>
+          </w:tcPr>
+          <w:p>
+            <w:pPr>
+              <w:spacing w:before="40" w:after="40"/>
+            </w:pPr>
+            <w:r/>
+            <w:r>
+              <w:rPr>
+                <w:rFonts w:ascii="微软雅黑" w:hAnsi="微软雅黑" w:eastAsia="微软雅黑"/>
+                <w:b w:val="0"/>
+                <w:sz w:val="18"/>
+              </w:rPr>
+              <w:t>V1.3.7</w:t>
+            </w:r>
+          </w:p>
+        </w:tc>
+        <w:tc>
+          <w:tcPr>
+            <w:tcW w:type="dxa" w:w="1949"/>
+          </w:tcPr>
+          <w:p>
+            <w:pPr>
+              <w:spacing w:before="40" w:after="40"/>
+            </w:pPr>
+            <w:r/>
+            <w:r>
+              <w:rPr>
+                <w:rFonts w:ascii="微软雅黑" w:hAnsi="微软雅黑" w:eastAsia="微软雅黑"/>
+                <w:b w:val="0"/>
+                <w:sz w:val="18"/>
+              </w:rPr>
+              <w:t>2026-10-13</w:t>
+            </w:r>
+          </w:p>
+        </w:tc>
+        <w:tc>
+          <w:tcPr>
+            <w:tcW w:type="dxa" w:w="1949"/>
+          </w:tcPr>
+          <w:p>
+            <w:pPr>
+              <w:spacing w:before="40" w:after="40"/>
+            </w:pPr>
+            <w:r/>
+            <w:r>
+              <w:rPr>
+                <w:rFonts w:ascii="微软雅黑" w:hAnsi="微软雅黑" w:eastAsia="微软雅黑"/>
+                <w:b w:val="0"/>
+                <w:sz w:val="18"/>
+              </w:rPr>
+              <w:t>—</w:t>
+            </w:r>
+          </w:p>
+        </w:tc>
+        <w:tc>
+          <w:tcPr>
+            <w:tcW w:type="dxa" w:w="1949"/>
+          </w:tcPr>
+          <w:p>
+            <w:pPr>
+              <w:spacing w:before="40" w:after="40"/>
+            </w:pPr>
+            <w:r/>
+            <w:r>
+              <w:rPr>
+                <w:rFonts w:ascii="微软雅黑" w:hAnsi="微软雅黑" w:eastAsia="微软雅黑"/>
+                <w:b w:val="0"/>
+                <w:sz w:val="18"/>
+              </w:rPr>
+              <w:t>复核明细付款渠道改为纯文本，取消下拉框</w:t>
             </w:r>
           </w:p>
         </w:tc>
@@ -3376,7 +3473,7 @@
                 <w:b w:val="0"/>
                 <w:sz w:val="18"/>
               </w:rPr>
-              <w:t>作废不可物理删除；比对排除已作废；复核付款渠道位于付款单状态右侧，默认万里汇，无红色 *；明细只读字段不使用输入框；操作成功不使用页面顶部横幅</w:t>
+              <w:t>作废不可物理删除；比对排除已作废；复核付款渠道位于付款单状态右侧，纯文本，默认万里汇；明细只读字段不使用输入框；操作成功不使用页面顶部横幅</w:t>
             </w:r>
           </w:p>
         </w:tc>
@@ -4018,7 +4115,7 @@
                 <w:b w:val="0"/>
                 <w:sz w:val="18"/>
               </w:rPr>
-              <w:t>付款渠道在付款单状态右侧，默认万里汇，无红色 *；【复核确认】或退回</w:t>
+              <w:t>付款渠道在付款单状态右侧，纯文本，默认万里汇；【复核确认】或退回</w:t>
             </w:r>
           </w:p>
         </w:tc>
@@ -5664,7 +5761,7 @@
                 <w:b w:val="0"/>
                 <w:sz w:val="18"/>
               </w:rPr>
-              <w:t>1. 基础信息、收款账户、处理历史只读，不显示输入框。2. 付款渠道位于付款单状态右侧，复核编辑态为下拉，默认万里汇，标签不带红色 *。3. 退回意见写入处理历史，环节为复核。4. 查看模式付款渠道为只读文字，不展示意见录入，底栏仅【关闭】。</w:t>
+              <w:t>1. 基础信息、收款账户、处理历史只读，不显示输入框。2. 付款渠道位于付款单状态右侧，纯文本，默认万里汇，无下拉框、无红色 *。3. 退回意见写入处理历史，环节为复核。4. 查看模式不展示意见录入，底栏仅【关闭】。</w:t>
             </w:r>
           </w:p>
         </w:tc>
@@ -8467,7 +8564,7 @@
                 <w:b w:val="0"/>
                 <w:sz w:val="18"/>
               </w:rPr>
-              <w:t>复核确认时填写</w:t>
+              <w:t>复核确认时写入</w:t>
             </w:r>
           </w:p>
         </w:tc>
@@ -8505,7 +8602,7 @@
                 <w:b w:val="0"/>
                 <w:sz w:val="18"/>
               </w:rPr>
-              <w:t>复核明细位于付款单状态右侧；编辑态为下拉，默认万里汇，无红色 *</w:t>
+              <w:t>复核明细位于付款单状态右侧，纯文本，默认万里汇</w:t>
             </w:r>
           </w:p>
         </w:tc>
@@ -19104,7 +19201,7 @@
                 <w:b w:val="0"/>
                 <w:sz w:val="18"/>
               </w:rPr>
-              <w:t>下拉，位于付款单状态右侧，默认万里汇，无红色 *</w:t>
+              <w:t>纯文本，位于付款单状态右侧，默认万里汇</w:t>
             </w:r>
           </w:p>
         </w:tc>

--- a/docs/feishu/付款中心需求说明书.docx
+++ b/docs/feishu/付款中心需求说明书.docx
@@ -270,7 +270,7 @@
                 <w:b w:val="0"/>
                 <w:sz w:val="18"/>
               </w:rPr>
-              <w:t>V1.3.7</w:t>
+              <w:t>V1.3.8</w:t>
             </w:r>
           </w:p>
         </w:tc>
@@ -1781,6 +1781,103 @@
                 <w:sz w:val="18"/>
               </w:rPr>
               <w:t>复核明细付款渠道改为纯文本，取消下拉框</w:t>
+            </w:r>
+          </w:p>
+        </w:tc>
+        <w:tc>
+          <w:tcPr>
+            <w:tcW w:type="dxa" w:w="1949"/>
+          </w:tcPr>
+          <w:p>
+            <w:pPr>
+              <w:spacing w:before="40" w:after="40"/>
+            </w:pPr>
+            <w:r/>
+            <w:r>
+              <w:rPr>
+                <w:rFonts w:ascii="微软雅黑" w:hAnsi="微软雅黑" w:eastAsia="微软雅黑"/>
+                <w:b w:val="0"/>
+                <w:sz w:val="18"/>
+              </w:rPr>
+              <w:t>第 6 章</w:t>
+            </w:r>
+          </w:p>
+        </w:tc>
+      </w:tr>
+      <w:tr>
+        <w:tc>
+          <w:tcPr>
+            <w:tcW w:type="dxa" w:w="1949"/>
+          </w:tcPr>
+          <w:p>
+            <w:pPr>
+              <w:spacing w:before="40" w:after="40"/>
+            </w:pPr>
+            <w:r/>
+            <w:r>
+              <w:rPr>
+                <w:rFonts w:ascii="微软雅黑" w:hAnsi="微软雅黑" w:eastAsia="微软雅黑"/>
+                <w:b w:val="0"/>
+                <w:sz w:val="18"/>
+              </w:rPr>
+              <w:t>V1.3.8</w:t>
+            </w:r>
+          </w:p>
+        </w:tc>
+        <w:tc>
+          <w:tcPr>
+            <w:tcW w:type="dxa" w:w="1949"/>
+          </w:tcPr>
+          <w:p>
+            <w:pPr>
+              <w:spacing w:before="40" w:after="40"/>
+            </w:pPr>
+            <w:r/>
+            <w:r>
+              <w:rPr>
+                <w:rFonts w:ascii="微软雅黑" w:hAnsi="微软雅黑" w:eastAsia="微软雅黑"/>
+                <w:b w:val="0"/>
+                <w:sz w:val="18"/>
+              </w:rPr>
+              <w:t>2026-10-13</w:t>
+            </w:r>
+          </w:p>
+        </w:tc>
+        <w:tc>
+          <w:tcPr>
+            <w:tcW w:type="dxa" w:w="1949"/>
+          </w:tcPr>
+          <w:p>
+            <w:pPr>
+              <w:spacing w:before="40" w:after="40"/>
+            </w:pPr>
+            <w:r/>
+            <w:r>
+              <w:rPr>
+                <w:rFonts w:ascii="微软雅黑" w:hAnsi="微软雅黑" w:eastAsia="微软雅黑"/>
+                <w:b w:val="0"/>
+                <w:sz w:val="18"/>
+              </w:rPr>
+              <w:t>—</w:t>
+            </w:r>
+          </w:p>
+        </w:tc>
+        <w:tc>
+          <w:tcPr>
+            <w:tcW w:type="dxa" w:w="1949"/>
+          </w:tcPr>
+          <w:p>
+            <w:pPr>
+              <w:spacing w:before="40" w:after="40"/>
+            </w:pPr>
+            <w:r/>
+            <w:r>
+              <w:rPr>
+                <w:rFonts w:ascii="微软雅黑" w:hAnsi="微软雅黑" w:eastAsia="微软雅黑"/>
+                <w:b w:val="0"/>
+                <w:sz w:val="18"/>
+              </w:rPr>
+              <w:t>初审明细在付款单状态右侧增加付款渠道</w:t>
             </w:r>
           </w:p>
         </w:tc>
@@ -18810,7 +18907,7 @@
           <w:b w:val="0"/>
           <w:sz w:val="22"/>
         </w:rPr>
-        <w:t>基础信息字段顺序：付款单号、审批单号、审批单名称、付款申请类型、付款单状态、付款事由、费用具体明细、转账附言、付款金额、币种、收款方式类型、申请人、申请时间。复核明细的付款渠道在付款单状态右侧。其他明细在已选择付款渠道时，于申请时间后展示。有万里汇交易号或回单号时，在基础信息下方另起一行展示。付款事由、费用具体明细、转账附言各占整行。付款金额不带币种。</w:t>
+        <w:t>基础信息字段顺序：付款单号、审批单号、审批单名称、付款申请类型、付款单状态、付款事由、费用具体明细、转账附言、付款金额、币种、收款方式类型、申请人、申请时间。初审、复核明细的付款渠道在付款单状态右侧，纯文本；未选择时为空。查询明细在已选择付款渠道时，于申请时间后展示。有万里汇交易号或回单号时，在基础信息下方另起一行展示。付款事由、费用具体明细、转账附言各占整行。付款金额不带币种。</w:t>
       </w:r>
     </w:p>
     <w:tbl>
@@ -19182,45 +19279,45 @@
                 <w:b w:val="0"/>
                 <w:sz w:val="18"/>
               </w:rPr>
+              <w:t>纯文本，位于付款单状态右侧；未选择为空</w:t>
+            </w:r>
+          </w:p>
+        </w:tc>
+        <w:tc>
+          <w:tcPr>
+            <w:tcW w:type="dxa" w:w="1949"/>
+          </w:tcPr>
+          <w:p>
+            <w:pPr>
+              <w:spacing w:before="40" w:after="40"/>
+            </w:pPr>
+            <w:r/>
+            <w:r>
+              <w:rPr>
+                <w:rFonts w:ascii="微软雅黑" w:hAnsi="微软雅黑" w:eastAsia="微软雅黑"/>
+                <w:b w:val="0"/>
+                <w:sz w:val="18"/>
+              </w:rPr>
+              <w:t>纯文本，位于付款单状态右侧，默认万里汇</w:t>
+            </w:r>
+          </w:p>
+        </w:tc>
+        <w:tc>
+          <w:tcPr>
+            <w:tcW w:type="dxa" w:w="1949"/>
+          </w:tcPr>
+          <w:p>
+            <w:pPr>
+              <w:spacing w:before="40" w:after="40"/>
+            </w:pPr>
+            <w:r/>
+            <w:r>
+              <w:rPr>
+                <w:rFonts w:ascii="微软雅黑" w:hAnsi="微软雅黑" w:eastAsia="微软雅黑"/>
+                <w:b w:val="0"/>
+                <w:sz w:val="18"/>
+              </w:rPr>
               <w:t>已有值时只读，位于申请时间后</w:t>
-            </w:r>
-          </w:p>
-        </w:tc>
-        <w:tc>
-          <w:tcPr>
-            <w:tcW w:type="dxa" w:w="1949"/>
-          </w:tcPr>
-          <w:p>
-            <w:pPr>
-              <w:spacing w:before="40" w:after="40"/>
-            </w:pPr>
-            <w:r/>
-            <w:r>
-              <w:rPr>
-                <w:rFonts w:ascii="微软雅黑" w:hAnsi="微软雅黑" w:eastAsia="微软雅黑"/>
-                <w:b w:val="0"/>
-                <w:sz w:val="18"/>
-              </w:rPr>
-              <w:t>纯文本，位于付款单状态右侧，默认万里汇</w:t>
-            </w:r>
-          </w:p>
-        </w:tc>
-        <w:tc>
-          <w:tcPr>
-            <w:tcW w:type="dxa" w:w="1949"/>
-          </w:tcPr>
-          <w:p>
-            <w:pPr>
-              <w:spacing w:before="40" w:after="40"/>
-            </w:pPr>
-            <w:r/>
-            <w:r>
-              <w:rPr>
-                <w:rFonts w:ascii="微软雅黑" w:hAnsi="微软雅黑" w:eastAsia="微软雅黑"/>
-                <w:b w:val="0"/>
-                <w:sz w:val="18"/>
-              </w:rPr>
-              <w:t>已有值时只读</w:t>
             </w:r>
           </w:p>
         </w:tc>

--- a/docs/feishu/付款中心需求说明书.docx
+++ b/docs/feishu/付款中心需求说明书.docx
@@ -270,7 +270,7 @@
                 <w:b w:val="0"/>
                 <w:sz w:val="18"/>
               </w:rPr>
-              <w:t>V1.3.8</w:t>
+              <w:t>V1.3.9</w:t>
             </w:r>
           </w:p>
         </w:tc>
@@ -1897,6 +1897,103 @@
                 <w:sz w:val="18"/>
               </w:rPr>
               <w:t>第 6 章</w:t>
+            </w:r>
+          </w:p>
+        </w:tc>
+      </w:tr>
+      <w:tr>
+        <w:tc>
+          <w:tcPr>
+            <w:tcW w:type="dxa" w:w="1949"/>
+          </w:tcPr>
+          <w:p>
+            <w:pPr>
+              <w:spacing w:before="40" w:after="40"/>
+            </w:pPr>
+            <w:r/>
+            <w:r>
+              <w:rPr>
+                <w:rFonts w:ascii="微软雅黑" w:hAnsi="微软雅黑" w:eastAsia="微软雅黑"/>
+                <w:b w:val="0"/>
+                <w:sz w:val="18"/>
+              </w:rPr>
+              <w:t>V1.3.9</w:t>
+            </w:r>
+          </w:p>
+        </w:tc>
+        <w:tc>
+          <w:tcPr>
+            <w:tcW w:type="dxa" w:w="1949"/>
+          </w:tcPr>
+          <w:p>
+            <w:pPr>
+              <w:spacing w:before="40" w:after="40"/>
+            </w:pPr>
+            <w:r/>
+            <w:r>
+              <w:rPr>
+                <w:rFonts w:ascii="微软雅黑" w:hAnsi="微软雅黑" w:eastAsia="微软雅黑"/>
+                <w:b w:val="0"/>
+                <w:sz w:val="18"/>
+              </w:rPr>
+              <w:t>2026-10-13</w:t>
+            </w:r>
+          </w:p>
+        </w:tc>
+        <w:tc>
+          <w:tcPr>
+            <w:tcW w:type="dxa" w:w="1949"/>
+          </w:tcPr>
+          <w:p>
+            <w:pPr>
+              <w:spacing w:before="40" w:after="40"/>
+            </w:pPr>
+            <w:r/>
+            <w:r>
+              <w:rPr>
+                <w:rFonts w:ascii="微软雅黑" w:hAnsi="微软雅黑" w:eastAsia="微软雅黑"/>
+                <w:b w:val="0"/>
+                <w:sz w:val="18"/>
+              </w:rPr>
+              <w:t>—</w:t>
+            </w:r>
+          </w:p>
+        </w:tc>
+        <w:tc>
+          <w:tcPr>
+            <w:tcW w:type="dxa" w:w="1949"/>
+          </w:tcPr>
+          <w:p>
+            <w:pPr>
+              <w:spacing w:before="40" w:after="40"/>
+            </w:pPr>
+            <w:r/>
+            <w:r>
+              <w:rPr>
+                <w:rFonts w:ascii="微软雅黑" w:hAnsi="微软雅黑" w:eastAsia="微软雅黑"/>
+                <w:b w:val="0"/>
+                <w:sz w:val="18"/>
+              </w:rPr>
+              <w:t>初审、复核明细付款渠道改为只读，不可编辑</w:t>
+            </w:r>
+          </w:p>
+        </w:tc>
+        <w:tc>
+          <w:tcPr>
+            <w:tcW w:type="dxa" w:w="1949"/>
+          </w:tcPr>
+          <w:p>
+            <w:pPr>
+              <w:spacing w:before="40" w:after="40"/>
+            </w:pPr>
+            <w:r/>
+            <w:r>
+              <w:rPr>
+                <w:rFonts w:ascii="微软雅黑" w:hAnsi="微软雅黑" w:eastAsia="微软雅黑"/>
+                <w:b w:val="0"/>
+                <w:sz w:val="18"/>
+              </w:rPr>
+              <w:t>第 2、3、4、5、6 章</w:t>
             </w:r>
           </w:p>
         </w:tc>
@@ -2881,7 +2978,7 @@
                 <w:b w:val="0"/>
                 <w:sz w:val="18"/>
               </w:rPr>
-              <w:t>选择付款渠道、复核确认、退回</w:t>
+              <w:t>查看付款渠道（只读）、复核确认、退回</w:t>
             </w:r>
           </w:p>
         </w:tc>
@@ -3570,7 +3667,7 @@
                 <w:b w:val="0"/>
                 <w:sz w:val="18"/>
               </w:rPr>
-              <w:t>作废不可物理删除；比对排除已作废；复核付款渠道位于付款单状态右侧，纯文本，默认万里汇；明细只读字段不使用输入框；操作成功不使用页面顶部横幅</w:t>
+              <w:t>作废不可物理删除；比对排除已作废；初审、复核明细的付款渠道位于付款单状态右侧，只读不可编辑；复核未写入时展示万里汇且不能修改；明细只读字段不使用输入框；操作成功不使用页面顶部横幅</w:t>
             </w:r>
           </w:p>
         </w:tc>
@@ -4212,7 +4309,7 @@
                 <w:b w:val="0"/>
                 <w:sz w:val="18"/>
               </w:rPr>
-              <w:t>付款渠道在付款单状态右侧，纯文本，默认万里汇；【复核确认】或退回</w:t>
+              <w:t>付款渠道在付款单状态右侧，只读不可编辑；【复核确认】或退回</w:t>
             </w:r>
           </w:p>
         </w:tc>
@@ -5030,7 +5127,7 @@
                 <w:b w:val="0"/>
                 <w:sz w:val="18"/>
               </w:rPr>
-              <w:t>1. 主面板名称为「基础信息」。2. 除转账附言、处理意见外，字段为纯文本。3. 转账附言修改随单据保存。4. 处理历史在处理意见上方。5. 不展示红色备注条。</w:t>
+              <w:t>1. 主面板名称为「基础信息」。2. 除转账附言、处理意见外，字段为纯文本。3. 付款渠道位于付款单状态右侧，只读不可编辑；未写入时为空。4. 转账附言修改随单据保存。5. 处理历史在处理意见上方。6. 不展示红色备注条。</w:t>
             </w:r>
           </w:p>
         </w:tc>
@@ -5818,7 +5915,7 @@
                 <w:b w:val="0"/>
                 <w:sz w:val="18"/>
               </w:rPr>
-              <w:t>选择付款渠道，填写意见；【复核确认】进入待付款，【退回】回到待初审</w:t>
+              <w:t>核对只读的付款渠道，填写意见；【复核确认】进入待付款，【退回】回到待初审</w:t>
             </w:r>
           </w:p>
         </w:tc>
@@ -5858,7 +5955,7 @@
                 <w:b w:val="0"/>
                 <w:sz w:val="18"/>
               </w:rPr>
-              <w:t>1. 基础信息、收款账户、处理历史只读，不显示输入框。2. 付款渠道位于付款单状态右侧，纯文本，默认万里汇，无下拉框、无红色 *。3. 退回意见写入处理历史，环节为复核。4. 查看模式不展示意见录入，底栏仅【关闭】。</w:t>
+              <w:t>1. 基础信息、收款账户、处理历史只读，不显示输入框。2. 付款渠道位于付款单状态右侧，只读不可编辑；未写入时展示万里汇，不能修改，无下拉框、无红色 *。3. 【复核确认】由系统写入付款渠道，默认万里汇。4. 退回意见写入处理历史，环节为复核。5. 查看模式不展示意见录入，底栏仅【关闭】。</w:t>
             </w:r>
           </w:p>
         </w:tc>
@@ -5898,7 +5995,7 @@
                 <w:b w:val="0"/>
                 <w:sz w:val="18"/>
               </w:rPr>
-              <w:t>1. 确认后复核列表不可见，查询中状态为待付款且渠道为所选值。2. 退回后初审列表可见，状态为待初审。</w:t>
+              <w:t>1. 页面上不能修改付款渠道。2. 确认后复核列表不可见，查询中状态为待付款，渠道为万里汇。3. 退回后初审列表可见，状态为待初审。</w:t>
             </w:r>
           </w:p>
         </w:tc>
@@ -8661,7 +8758,7 @@
                 <w:b w:val="0"/>
                 <w:sz w:val="18"/>
               </w:rPr>
-              <w:t>复核确认时写入</w:t>
+              <w:t>复核确认时系统写入</w:t>
             </w:r>
           </w:p>
         </w:tc>
@@ -8699,7 +8796,7 @@
                 <w:b w:val="0"/>
                 <w:sz w:val="18"/>
               </w:rPr>
-              <w:t>复核明细位于付款单状态右侧，纯文本，默认万里汇</w:t>
+              <w:t>初审、复核明细位于付款单状态右侧，只读不可编辑；复核未写入时展示万里汇</w:t>
             </w:r>
           </w:p>
         </w:tc>
@@ -12174,7 +12271,7 @@
                 <w:b w:val="0"/>
                 <w:sz w:val="18"/>
               </w:rPr>
-              <w:t>复核默认值</w:t>
+              <w:t>复核确认时系统写入；明细只读</w:t>
             </w:r>
           </w:p>
         </w:tc>
@@ -13375,7 +13472,7 @@
           <w:b w:val="0"/>
           <w:sz w:val="22"/>
         </w:rPr>
-        <w:t>4. 复核岗选择付款渠道（默认万里汇），【复核确认】后进入待付款。</w:t>
+        <w:t>4. 复核岗核对只读的付款渠道（未写入时展示万里汇，不能修改），【复核确认】后系统写入渠道并进入待付款。</w:t>
       </w:r>
     </w:p>
     <w:p>
@@ -13388,7 +13485,7 @@
           <w:b w:val="0"/>
           <w:sz w:val="22"/>
         </w:rPr>
-        <w:t>5. 系统调用万里汇（或所选渠道）出款；成功后写入交易号，状态为待回单。</w:t>
+        <w:t>5. 系统调用万里汇出款；成功后写入交易号，状态为待回单。</w:t>
       </w:r>
     </w:p>
     <w:p>
@@ -13428,7 +13525,7 @@
         <w:br/>
         <w:t xml:space="preserve">   │</w:t>
         <w:br/>
-        <w:t xml:space="preserve">   │【复核确认】（选择付款渠道）</w:t>
+        <w:t xml:space="preserve">   │【复核确认】（系统写入付款渠道）</w:t>
         <w:br/>
         <w:t xml:space="preserve">   ▼</w:t>
         <w:br/>
@@ -13919,7 +14016,7 @@
                 <w:b w:val="0"/>
                 <w:sz w:val="18"/>
               </w:rPr>
-              <w:t>记录付款渠道；写处理历史「复核」</w:t>
+              <w:t>系统写入付款渠道（默认万里汇）；写处理历史「复核」</w:t>
             </w:r>
           </w:p>
         </w:tc>
@@ -18907,7 +19004,7 @@
           <w:b w:val="0"/>
           <w:sz w:val="22"/>
         </w:rPr>
-        <w:t>基础信息字段顺序：付款单号、审批单号、审批单名称、付款申请类型、付款单状态、付款事由、费用具体明细、转账附言、付款金额、币种、收款方式类型、申请人、申请时间。初审、复核明细的付款渠道在付款单状态右侧，纯文本；未选择时为空。查询明细在已选择付款渠道时，于申请时间后展示。有万里汇交易号或回单号时，在基础信息下方另起一行展示。付款事由、费用具体明细、转账附言各占整行。付款金额不带币种。</w:t>
+        <w:t>基础信息字段顺序：付款单号、审批单号、审批单名称、付款申请类型、付款单状态、付款事由、费用具体明细、转账附言、付款金额、币种、收款方式类型、申请人、申请时间。初审、复核明细的付款渠道在付款单状态右侧，只读不可编辑。初审未写入时为空；复核未写入时展示万里汇，不能修改。查询明细在已有付款渠道时，于申请时间后展示。有万里汇交易号或回单号时，在基础信息下方另起一行展示。付款事由、费用具体明细、转账附言各占整行。付款金额不带币种。</w:t>
       </w:r>
     </w:p>
     <w:tbl>
@@ -19279,7 +19376,7 @@
                 <w:b w:val="0"/>
                 <w:sz w:val="18"/>
               </w:rPr>
-              <w:t>纯文本，位于付款单状态右侧；未选择为空</w:t>
+              <w:t>只读，不可编辑，位于付款单状态右侧；未写入为空</w:t>
             </w:r>
           </w:p>
         </w:tc>
@@ -19298,7 +19395,7 @@
                 <w:b w:val="0"/>
                 <w:sz w:val="18"/>
               </w:rPr>
-              <w:t>纯文本，位于付款单状态右侧，默认万里汇</w:t>
+              <w:t>只读，不可编辑，位于付款单状态右侧；未写入展示万里汇</w:t>
             </w:r>
           </w:p>
         </w:tc>
@@ -20914,7 +21011,7 @@
                 <w:b w:val="0"/>
                 <w:sz w:val="18"/>
               </w:rPr>
-              <w:t>记录渠道与意见，状态改为待付款，返回列表</w:t>
+              <w:t>系统写入渠道（默认万里汇）与意见，状态改为待付款，返回列表；页面不能改渠道</w:t>
             </w:r>
           </w:p>
         </w:tc>

--- a/docs/feishu/付款中心需求说明书.docx
+++ b/docs/feishu/付款中心需求说明书.docx
@@ -270,7 +270,7 @@
                 <w:b w:val="0"/>
                 <w:sz w:val="18"/>
               </w:rPr>
-              <w:t>V1.3.9</w:t>
+              <w:t>V1.3.10</w:t>
             </w:r>
           </w:p>
         </w:tc>
@@ -1994,6 +1994,103 @@
                 <w:sz w:val="18"/>
               </w:rPr>
               <w:t>第 2、3、4、5、6 章</w:t>
+            </w:r>
+          </w:p>
+        </w:tc>
+      </w:tr>
+      <w:tr>
+        <w:tc>
+          <w:tcPr>
+            <w:tcW w:type="dxa" w:w="1949"/>
+          </w:tcPr>
+          <w:p>
+            <w:pPr>
+              <w:spacing w:before="40" w:after="40"/>
+            </w:pPr>
+            <w:r/>
+            <w:r>
+              <w:rPr>
+                <w:rFonts w:ascii="微软雅黑" w:hAnsi="微软雅黑" w:eastAsia="微软雅黑"/>
+                <w:b w:val="0"/>
+                <w:sz w:val="18"/>
+              </w:rPr>
+              <w:t>V1.3.10</w:t>
+            </w:r>
+          </w:p>
+        </w:tc>
+        <w:tc>
+          <w:tcPr>
+            <w:tcW w:type="dxa" w:w="1949"/>
+          </w:tcPr>
+          <w:p>
+            <w:pPr>
+              <w:spacing w:before="40" w:after="40"/>
+            </w:pPr>
+            <w:r/>
+            <w:r>
+              <w:rPr>
+                <w:rFonts w:ascii="微软雅黑" w:hAnsi="微软雅黑" w:eastAsia="微软雅黑"/>
+                <w:b w:val="0"/>
+                <w:sz w:val="18"/>
+              </w:rPr>
+              <w:t>2026-10-13</w:t>
+            </w:r>
+          </w:p>
+        </w:tc>
+        <w:tc>
+          <w:tcPr>
+            <w:tcW w:type="dxa" w:w="1949"/>
+          </w:tcPr>
+          <w:p>
+            <w:pPr>
+              <w:spacing w:before="40" w:after="40"/>
+            </w:pPr>
+            <w:r/>
+            <w:r>
+              <w:rPr>
+                <w:rFonts w:ascii="微软雅黑" w:hAnsi="微软雅黑" w:eastAsia="微软雅黑"/>
+                <w:b w:val="0"/>
+                <w:sz w:val="18"/>
+              </w:rPr>
+              <w:t>—</w:t>
+            </w:r>
+          </w:p>
+        </w:tc>
+        <w:tc>
+          <w:tcPr>
+            <w:tcW w:type="dxa" w:w="1949"/>
+          </w:tcPr>
+          <w:p>
+            <w:pPr>
+              <w:spacing w:before="40" w:after="40"/>
+            </w:pPr>
+            <w:r/>
+            <w:r>
+              <w:rPr>
+                <w:rFonts w:ascii="微软雅黑" w:hAnsi="微软雅黑" w:eastAsia="微软雅黑"/>
+                <w:b w:val="0"/>
+                <w:sz w:val="18"/>
+              </w:rPr>
+              <w:t>初审明细底栏【提交复核】改为【初审通过】</w:t>
+            </w:r>
+          </w:p>
+        </w:tc>
+        <w:tc>
+          <w:tcPr>
+            <w:tcW w:type="dxa" w:w="1949"/>
+          </w:tcPr>
+          <w:p>
+            <w:pPr>
+              <w:spacing w:before="40" w:after="40"/>
+            </w:pPr>
+            <w:r/>
+            <w:r>
+              <w:rPr>
+                <w:rFonts w:ascii="微软雅黑" w:hAnsi="微软雅黑" w:eastAsia="微软雅黑"/>
+                <w:b w:val="0"/>
+                <w:sz w:val="18"/>
+              </w:rPr>
+              <w:t>第 2、3、5、6 章</w:t>
             </w:r>
           </w:p>
         </w:tc>
@@ -2900,7 +2997,7 @@
                 <w:b w:val="0"/>
                 <w:sz w:val="18"/>
               </w:rPr>
-              <w:t>核对付款单并提交复核</w:t>
+              <w:t>核对付款单并初审通过</w:t>
             </w:r>
           </w:p>
         </w:tc>
@@ -3351,7 +3448,7 @@
                 <w:b w:val="0"/>
                 <w:sz w:val="18"/>
               </w:rPr>
-              <w:t>将待初审单据提交至待复核；明细底栏按钮文案为【提交复核】</w:t>
+              <w:t>将待初审单据提交至待复核；明细底栏按钮文案为【初审通过】</w:t>
             </w:r>
           </w:p>
         </w:tc>
@@ -4018,7 +4115,7 @@
                 <w:b w:val="0"/>
                 <w:sz w:val="18"/>
               </w:rPr>
-              <w:t>转账附言可改；填写意见后【提交复核】；可重新同步</w:t>
+              <w:t>转账附言可改；填写意见后【初审通过】；可重新同步</w:t>
             </w:r>
           </w:p>
         </w:tc>
@@ -5087,7 +5184,7 @@
                 <w:b w:val="0"/>
                 <w:sz w:val="18"/>
               </w:rPr>
-              <w:t>核对基础信息与收款账户，修改转账附言，填写处理意见，【提交复核】；可【重新同步】</w:t>
+              <w:t>核对基础信息与收款账户，修改转账附言，填写处理意见，【初审通过】；可【重新同步】</w:t>
             </w:r>
           </w:p>
         </w:tc>
@@ -5167,7 +5264,7 @@
                 <w:b w:val="0"/>
                 <w:sz w:val="18"/>
               </w:rPr>
-              <w:t>1. 【提交复核】后状态为待复核，复核列表可见。2. 修改后的转账附言在复核、查询明细中仍为该值，且不可再编辑。</w:t>
+              <w:t>1. 【初审通过】后状态为待复核，复核列表可见。2. 修改后的转账附言在复核、查询明细中仍为该值，且不可再编辑。</w:t>
             </w:r>
           </w:p>
         </w:tc>
@@ -13459,7 +13556,7 @@
           <w:b w:val="0"/>
           <w:sz w:val="22"/>
         </w:rPr>
-        <w:t>3. 初审岗在「初审付款单」核对，可修改转账附言，【提交复核】后进入待复核。</w:t>
+        <w:t>3. 初审岗在「初审付款单」核对，可修改转账附言，【初审通过】后进入待复核。</w:t>
       </w:r>
     </w:p>
     <w:p>
@@ -13517,7 +13614,7 @@
         <w:br/>
         <w:t xml:space="preserve">   │</w:t>
         <w:br/>
-        <w:t xml:space="preserve">   │【提交复核】</w:t>
+        <w:t xml:space="preserve">   │【初审通过】</w:t>
         <w:br/>
         <w:t xml:space="preserve">   ▼</w:t>
         <w:br/>
@@ -13900,7 +13997,7 @@
                 <w:b w:val="0"/>
                 <w:sz w:val="18"/>
               </w:rPr>
-              <w:t>【提交复核】</w:t>
+              <w:t>【初审通过】</w:t>
             </w:r>
           </w:p>
         </w:tc>
@@ -20488,7 +20585,7 @@
                 <w:b w:val="0"/>
                 <w:sz w:val="18"/>
               </w:rPr>
-              <w:t>提交复核</w:t>
+              <w:t>初审通过</w:t>
             </w:r>
           </w:p>
         </w:tc>
@@ -22711,7 +22808,7 @@
           <w:b w:val="0"/>
           <w:sz w:val="22"/>
         </w:rPr>
-        <w:t>• 初审底栏为【重新同步】【提交复核】【关闭】；复核底栏为【复核确认】【退回】【关闭】</w:t>
+        <w:t>• 初审底栏为【重新同步】【初审通过】【关闭】；复核底栏为【复核确认】【退回】【关闭】</w:t>
       </w:r>
     </w:p>
     <w:p>

--- a/docs/feishu/付款中心需求说明书.docx
+++ b/docs/feishu/付款中心需求说明书.docx
@@ -270,7 +270,7 @@
                 <w:b w:val="0"/>
                 <w:sz w:val="18"/>
               </w:rPr>
-              <w:t>V1.3.10</w:t>
+              <w:t>V1.3.11</w:t>
             </w:r>
           </w:p>
         </w:tc>
@@ -2091,6 +2091,103 @@
                 <w:sz w:val="18"/>
               </w:rPr>
               <w:t>第 2、3、5、6 章</w:t>
+            </w:r>
+          </w:p>
+        </w:tc>
+      </w:tr>
+      <w:tr>
+        <w:tc>
+          <w:tcPr>
+            <w:tcW w:type="dxa" w:w="1949"/>
+          </w:tcPr>
+          <w:p>
+            <w:pPr>
+              <w:spacing w:before="40" w:after="40"/>
+            </w:pPr>
+            <w:r/>
+            <w:r>
+              <w:rPr>
+                <w:rFonts w:ascii="微软雅黑" w:hAnsi="微软雅黑" w:eastAsia="微软雅黑"/>
+                <w:b w:val="0"/>
+                <w:sz w:val="18"/>
+              </w:rPr>
+              <w:t>V1.3.11</w:t>
+            </w:r>
+          </w:p>
+        </w:tc>
+        <w:tc>
+          <w:tcPr>
+            <w:tcW w:type="dxa" w:w="1949"/>
+          </w:tcPr>
+          <w:p>
+            <w:pPr>
+              <w:spacing w:before="40" w:after="40"/>
+            </w:pPr>
+            <w:r/>
+            <w:r>
+              <w:rPr>
+                <w:rFonts w:ascii="微软雅黑" w:hAnsi="微软雅黑" w:eastAsia="微软雅黑"/>
+                <w:b w:val="0"/>
+                <w:sz w:val="18"/>
+              </w:rPr>
+              <w:t>2026-10-13</w:t>
+            </w:r>
+          </w:p>
+        </w:tc>
+        <w:tc>
+          <w:tcPr>
+            <w:tcW w:type="dxa" w:w="1949"/>
+          </w:tcPr>
+          <w:p>
+            <w:pPr>
+              <w:spacing w:before="40" w:after="40"/>
+            </w:pPr>
+            <w:r/>
+            <w:r>
+              <w:rPr>
+                <w:rFonts w:ascii="微软雅黑" w:hAnsi="微软雅黑" w:eastAsia="微软雅黑"/>
+                <w:b w:val="0"/>
+                <w:sz w:val="18"/>
+              </w:rPr>
+              <w:t>—</w:t>
+            </w:r>
+          </w:p>
+        </w:tc>
+        <w:tc>
+          <w:tcPr>
+            <w:tcW w:type="dxa" w:w="1949"/>
+          </w:tcPr>
+          <w:p>
+            <w:pPr>
+              <w:spacing w:before="40" w:after="40"/>
+            </w:pPr>
+            <w:r/>
+            <w:r>
+              <w:rPr>
+                <w:rFonts w:ascii="微软雅黑" w:hAnsi="微软雅黑" w:eastAsia="微软雅黑"/>
+                <w:b w:val="0"/>
+                <w:sz w:val="18"/>
+              </w:rPr>
+              <w:t>初审、复核、查询引导页付款申请类型改为 11 项</w:t>
+            </w:r>
+          </w:p>
+        </w:tc>
+        <w:tc>
+          <w:tcPr>
+            <w:tcW w:type="dxa" w:w="1949"/>
+          </w:tcPr>
+          <w:p>
+            <w:pPr>
+              <w:spacing w:before="40" w:after="40"/>
+            </w:pPr>
+            <w:r/>
+            <w:r>
+              <w:rPr>
+                <w:rFonts w:ascii="微软雅黑" w:hAnsi="微软雅黑" w:eastAsia="微软雅黑"/>
+                <w:b w:val="0"/>
+                <w:sz w:val="18"/>
+              </w:rPr>
+              <w:t>第 4、6 章</w:t>
             </w:r>
           </w:p>
         </w:tc>
@@ -7718,7 +7815,7 @@
                 <w:b w:val="0"/>
                 <w:sz w:val="18"/>
               </w:rPr>
-              <w:t>垫资业务付款申请 / 物流费付款申请 / 【线下】采购合同及付款申请 （一次付款/首款/中期款/尾款） - 系统结算 / 日常付款 / 报销申请 / 电商业务付款申请 / 【线下】采购合同及付款申请 （一次付款/首款/中期款/尾款） / 知识产权事务申请</w:t>
+              <w:t>证书费用 / 备用金付款（采购专用） / 客户相关费用 / 备用金冲销（采购专用） / 商品运费 / 样品费 / 其他费用 / 商品采购（无合同）【金额1万以下】 / 拍摄费用 / 1688采购合同（需盖章，无需付款） / 商品采购（有合同）</w:t>
             </w:r>
           </w:p>
         </w:tc>
@@ -7737,7 +7834,7 @@
                 <w:b w:val="0"/>
                 <w:sz w:val="18"/>
               </w:rPr>
-              <w:t>基础信息；引导页下拉按此顺序</w:t>
+              <w:t>基础信息；初审、复核、查询引导页下拉按此顺序</w:t>
             </w:r>
           </w:p>
         </w:tc>
@@ -16834,7 +16931,7 @@
                 <w:b w:val="0"/>
                 <w:sz w:val="18"/>
               </w:rPr>
-              <w:t>精确</w:t>
+              <w:t>精确。选项依次为：证书费用、备用金付款（采购专用）、客户相关费用、备用金冲销（采购专用）、商品运费、样品费、其他费用、商品采购（无合同）【金额1万以下】、拍摄费用、1688采购合同（需盖章，无需付款）、商品采购（有合同）</w:t>
             </w:r>
           </w:p>
         </w:tc>

--- a/docs/feishu/付款中心需求说明书.docx
+++ b/docs/feishu/付款中心需求说明书.docx
@@ -270,7 +270,7 @@
                 <w:b w:val="0"/>
                 <w:sz w:val="18"/>
               </w:rPr>
-              <w:t>V1.3.11</w:t>
+              <w:t>V1.3.12</w:t>
             </w:r>
           </w:p>
         </w:tc>
@@ -2188,6 +2188,103 @@
                 <w:sz w:val="18"/>
               </w:rPr>
               <w:t>第 4、6 章</w:t>
+            </w:r>
+          </w:p>
+        </w:tc>
+      </w:tr>
+      <w:tr>
+        <w:tc>
+          <w:tcPr>
+            <w:tcW w:type="dxa" w:w="1949"/>
+          </w:tcPr>
+          <w:p>
+            <w:pPr>
+              <w:spacing w:before="40" w:after="40"/>
+            </w:pPr>
+            <w:r/>
+            <w:r>
+              <w:rPr>
+                <w:rFonts w:ascii="微软雅黑" w:hAnsi="微软雅黑" w:eastAsia="微软雅黑"/>
+                <w:b w:val="0"/>
+                <w:sz w:val="18"/>
+              </w:rPr>
+              <w:t>V1.3.12</w:t>
+            </w:r>
+          </w:p>
+        </w:tc>
+        <w:tc>
+          <w:tcPr>
+            <w:tcW w:type="dxa" w:w="1949"/>
+          </w:tcPr>
+          <w:p>
+            <w:pPr>
+              <w:spacing w:before="40" w:after="40"/>
+            </w:pPr>
+            <w:r/>
+            <w:r>
+              <w:rPr>
+                <w:rFonts w:ascii="微软雅黑" w:hAnsi="微软雅黑" w:eastAsia="微软雅黑"/>
+                <w:b w:val="0"/>
+                <w:sz w:val="18"/>
+              </w:rPr>
+              <w:t>2026-10-13</w:t>
+            </w:r>
+          </w:p>
+        </w:tc>
+        <w:tc>
+          <w:tcPr>
+            <w:tcW w:type="dxa" w:w="1949"/>
+          </w:tcPr>
+          <w:p>
+            <w:pPr>
+              <w:spacing w:before="40" w:after="40"/>
+            </w:pPr>
+            <w:r/>
+            <w:r>
+              <w:rPr>
+                <w:rFonts w:ascii="微软雅黑" w:hAnsi="微软雅黑" w:eastAsia="微软雅黑"/>
+                <w:b w:val="0"/>
+                <w:sz w:val="18"/>
+              </w:rPr>
+              <w:t>—</w:t>
+            </w:r>
+          </w:p>
+        </w:tc>
+        <w:tc>
+          <w:tcPr>
+            <w:tcW w:type="dxa" w:w="1949"/>
+          </w:tcPr>
+          <w:p>
+            <w:pPr>
+              <w:spacing w:before="40" w:after="40"/>
+            </w:pPr>
+            <w:r/>
+            <w:r>
+              <w:rPr>
+                <w:rFonts w:ascii="微软雅黑" w:hAnsi="微软雅黑" w:eastAsia="微软雅黑"/>
+                <w:b w:val="0"/>
+                <w:sz w:val="18"/>
+              </w:rPr>
+              <w:t>查询引导页操作列增加作废、重试支付</w:t>
+            </w:r>
+          </w:p>
+        </w:tc>
+        <w:tc>
+          <w:tcPr>
+            <w:tcW w:type="dxa" w:w="1949"/>
+          </w:tcPr>
+          <w:p>
+            <w:pPr>
+              <w:spacing w:before="40" w:after="40"/>
+            </w:pPr>
+            <w:r/>
+            <w:r>
+              <w:rPr>
+                <w:rFonts w:ascii="微软雅黑" w:hAnsi="微软雅黑" w:eastAsia="微软雅黑"/>
+                <w:b w:val="0"/>
+                <w:sz w:val="18"/>
+              </w:rPr>
+              <w:t>第 3、4、6 章</w:t>
             </w:r>
           </w:p>
         </w:tc>
@@ -3212,7 +3309,7 @@
                 <w:b w:val="0"/>
                 <w:sz w:val="18"/>
               </w:rPr>
-              <w:t>只读查看全部单据</w:t>
+              <w:t>查看全部单据，并可作废或重试支付</w:t>
             </w:r>
           </w:p>
         </w:tc>
@@ -3231,7 +3328,7 @@
                 <w:b w:val="0"/>
                 <w:sz w:val="18"/>
               </w:rPr>
-              <w:t>按条件与状态查询、看明细</w:t>
+              <w:t>按条件与状态查询、作废、重试支付、看明细</w:t>
             </w:r>
           </w:p>
         </w:tc>
@@ -4600,7 +4697,7 @@
                 <w:b w:val="0"/>
                 <w:sz w:val="18"/>
               </w:rPr>
-              <w:t>全部状态（含已作废）；只读查看</w:t>
+              <w:t>全部状态（含已作废）；行内作废、重试支付、查看</w:t>
             </w:r>
           </w:p>
         </w:tc>
@@ -6385,7 +6482,7 @@
                 <w:b w:val="0"/>
                 <w:sz w:val="18"/>
               </w:rPr>
-              <w:t>按条件与付款单状态查询全部单据，行内仅【查看】</w:t>
+              <w:t>按条件与付款单状态查询全部单据；行内【作废】【重试支付】【查看】</w:t>
             </w:r>
           </w:p>
         </w:tc>
@@ -6425,7 +6522,7 @@
                 <w:b w:val="0"/>
                 <w:sz w:val="18"/>
               </w:rPr>
-              <w:t>1. 含已作废及待付款、待回单、已完成。2. 无勾选、无批量按钮。3. 付款单状态为下拉，占位符「请选择」。</w:t>
+              <w:t>1. 含已作废及待付款、待回单、已完成。2. 无勾选、无批量按钮。3. 付款单状态为下拉，占位符「请选择」。4. 【作废】弹出与初审相同的确认框，确认后状态改为已作废，处理历史追加「作废」。已作废单据再次确认不重复作废。5. 【重试支付】对待付款单据重新出款，成功后进入待回单，并写入交易号、付款流水号和处理历史「重试支付」。其他未作废单据只追加该处理历史，不改状态。</w:t>
             </w:r>
           </w:p>
         </w:tc>
@@ -6465,7 +6562,7 @@
                 <w:b w:val="0"/>
                 <w:sz w:val="18"/>
               </w:rPr>
-              <w:t>1. 作废单可查到。2. 不能从本页初审、复核或作废。</w:t>
+              <w:t>1. 作废单可查到。2. 每行操作列为作废、重试支付、查看。3. 取消作废弹窗后单据不变。4. 待付款单据重试支付后状态为待回单。</w:t>
             </w:r>
           </w:p>
         </w:tc>
@@ -13266,7 +13363,7 @@
                 <w:b w:val="0"/>
                 <w:sz w:val="18"/>
               </w:rPr>
-              <w:t>调用渠道出款</w:t>
+              <w:t>调用渠道出款、查询页重试支付</w:t>
             </w:r>
           </w:p>
         </w:tc>
@@ -13538,7 +13635,7 @@
                 <w:b w:val="0"/>
                 <w:sz w:val="18"/>
               </w:rPr>
-              <w:t>初审作废</w:t>
+              <w:t>初审作废或查询作废</w:t>
             </w:r>
           </w:p>
         </w:tc>
@@ -13557,7 +13654,7 @@
                 <w:b w:val="0"/>
                 <w:sz w:val="18"/>
               </w:rPr>
-              <w:t>仅查询查看</w:t>
+              <w:t>查询页可查看、重试支付不生效</w:t>
             </w:r>
           </w:p>
         </w:tc>
@@ -21458,6 +21555,200 @@
                 <w:b w:val="0"/>
                 <w:sz w:val="18"/>
               </w:rPr>
+              <w:t>作废</w:t>
+            </w:r>
+          </w:p>
+        </w:tc>
+        <w:tc>
+          <w:tcPr>
+            <w:tcW w:type="dxa" w:w="1949"/>
+          </w:tcPr>
+          <w:p>
+            <w:pPr>
+              <w:spacing w:before="40" w:after="40"/>
+            </w:pPr>
+            <w:r/>
+            <w:r>
+              <w:rPr>
+                <w:rFonts w:ascii="微软雅黑" w:hAnsi="微软雅黑" w:eastAsia="微软雅黑"/>
+                <w:b w:val="0"/>
+                <w:sz w:val="18"/>
+              </w:rPr>
+              <w:t>任意状态</w:t>
+            </w:r>
+          </w:p>
+        </w:tc>
+        <w:tc>
+          <w:tcPr>
+            <w:tcW w:type="dxa" w:w="1949"/>
+          </w:tcPr>
+          <w:p>
+            <w:pPr>
+              <w:spacing w:before="40" w:after="40"/>
+            </w:pPr>
+            <w:r/>
+            <w:r>
+              <w:rPr>
+                <w:rFonts w:ascii="微软雅黑" w:hAnsi="微软雅黑" w:eastAsia="微软雅黑"/>
+                <w:b w:val="0"/>
+                <w:sz w:val="18"/>
+              </w:rPr>
+              <w:t>打开作废确认弹窗；确认后未作废单据改为已作废</w:t>
+            </w:r>
+          </w:p>
+        </w:tc>
+      </w:tr>
+      <w:tr>
+        <w:tc>
+          <w:tcPr>
+            <w:tcW w:type="dxa" w:w="1949"/>
+          </w:tcPr>
+          <w:p>
+            <w:pPr>
+              <w:spacing w:before="40" w:after="40"/>
+            </w:pPr>
+            <w:r/>
+            <w:r>
+              <w:rPr>
+                <w:rFonts w:ascii="微软雅黑" w:hAnsi="微软雅黑" w:eastAsia="微软雅黑"/>
+                <w:b w:val="0"/>
+                <w:sz w:val="18"/>
+              </w:rPr>
+              <w:t>查询列表</w:t>
+            </w:r>
+          </w:p>
+        </w:tc>
+        <w:tc>
+          <w:tcPr>
+            <w:tcW w:type="dxa" w:w="1949"/>
+          </w:tcPr>
+          <w:p>
+            <w:pPr>
+              <w:spacing w:before="40" w:after="40"/>
+            </w:pPr>
+            <w:r/>
+            <w:r>
+              <w:rPr>
+                <w:rFonts w:ascii="微软雅黑" w:hAnsi="微软雅黑" w:eastAsia="微软雅黑"/>
+                <w:b w:val="0"/>
+                <w:sz w:val="18"/>
+              </w:rPr>
+              <w:t>行内</w:t>
+            </w:r>
+          </w:p>
+        </w:tc>
+        <w:tc>
+          <w:tcPr>
+            <w:tcW w:type="dxa" w:w="1949"/>
+          </w:tcPr>
+          <w:p>
+            <w:pPr>
+              <w:spacing w:before="40" w:after="40"/>
+            </w:pPr>
+            <w:r/>
+            <w:r>
+              <w:rPr>
+                <w:rFonts w:ascii="微软雅黑" w:hAnsi="微软雅黑" w:eastAsia="微软雅黑"/>
+                <w:b w:val="0"/>
+                <w:sz w:val="18"/>
+              </w:rPr>
+              <w:t>重试支付</w:t>
+            </w:r>
+          </w:p>
+        </w:tc>
+        <w:tc>
+          <w:tcPr>
+            <w:tcW w:type="dxa" w:w="1949"/>
+          </w:tcPr>
+          <w:p>
+            <w:pPr>
+              <w:spacing w:before="40" w:after="40"/>
+            </w:pPr>
+            <w:r/>
+            <w:r>
+              <w:rPr>
+                <w:rFonts w:ascii="微软雅黑" w:hAnsi="微软雅黑" w:eastAsia="微软雅黑"/>
+                <w:b w:val="0"/>
+                <w:sz w:val="18"/>
+              </w:rPr>
+              <w:t>任意状态</w:t>
+            </w:r>
+          </w:p>
+        </w:tc>
+        <w:tc>
+          <w:tcPr>
+            <w:tcW w:type="dxa" w:w="1949"/>
+          </w:tcPr>
+          <w:p>
+            <w:pPr>
+              <w:spacing w:before="40" w:after="40"/>
+            </w:pPr>
+            <w:r/>
+            <w:r>
+              <w:rPr>
+                <w:rFonts w:ascii="微软雅黑" w:hAnsi="微软雅黑" w:eastAsia="微软雅黑"/>
+                <w:b w:val="0"/>
+                <w:sz w:val="18"/>
+              </w:rPr>
+              <w:t>待付款重新出款并进入待回单；其他未作废单据只记处理历史</w:t>
+            </w:r>
+          </w:p>
+        </w:tc>
+      </w:tr>
+      <w:tr>
+        <w:tc>
+          <w:tcPr>
+            <w:tcW w:type="dxa" w:w="1949"/>
+          </w:tcPr>
+          <w:p>
+            <w:pPr>
+              <w:spacing w:before="40" w:after="40"/>
+            </w:pPr>
+            <w:r/>
+            <w:r>
+              <w:rPr>
+                <w:rFonts w:ascii="微软雅黑" w:hAnsi="微软雅黑" w:eastAsia="微软雅黑"/>
+                <w:b w:val="0"/>
+                <w:sz w:val="18"/>
+              </w:rPr>
+              <w:t>查询列表</w:t>
+            </w:r>
+          </w:p>
+        </w:tc>
+        <w:tc>
+          <w:tcPr>
+            <w:tcW w:type="dxa" w:w="1949"/>
+          </w:tcPr>
+          <w:p>
+            <w:pPr>
+              <w:spacing w:before="40" w:after="40"/>
+            </w:pPr>
+            <w:r/>
+            <w:r>
+              <w:rPr>
+                <w:rFonts w:ascii="微软雅黑" w:hAnsi="微软雅黑" w:eastAsia="微软雅黑"/>
+                <w:b w:val="0"/>
+                <w:sz w:val="18"/>
+              </w:rPr>
+              <w:t>行内</w:t>
+            </w:r>
+          </w:p>
+        </w:tc>
+        <w:tc>
+          <w:tcPr>
+            <w:tcW w:type="dxa" w:w="1949"/>
+          </w:tcPr>
+          <w:p>
+            <w:pPr>
+              <w:spacing w:before="40" w:after="40"/>
+            </w:pPr>
+            <w:r/>
+            <w:r>
+              <w:rPr>
+                <w:rFonts w:ascii="微软雅黑" w:hAnsi="微软雅黑" w:eastAsia="微软雅黑"/>
+                <w:b w:val="0"/>
+                <w:sz w:val="18"/>
+              </w:rPr>
               <w:t>查看</w:t>
             </w:r>
           </w:p>
@@ -21952,6 +22243,122 @@
                 <w:sz w:val="18"/>
               </w:rPr>
               <w:t>状态改为已作废，处理历史追加「作废」，关闭弹窗并刷新列表</w:t>
+            </w:r>
+          </w:p>
+        </w:tc>
+        <w:tc>
+          <w:tcPr>
+            <w:tcW w:type="dxa" w:w="1624"/>
+          </w:tcPr>
+          <w:p>
+            <w:pPr>
+              <w:spacing w:before="40" w:after="40"/>
+            </w:pPr>
+            <w:r/>
+            <w:r>
+              <w:rPr>
+                <w:rFonts w:ascii="微软雅黑" w:hAnsi="微软雅黑" w:eastAsia="微软雅黑"/>
+                <w:b w:val="0"/>
+                <w:sz w:val="18"/>
+              </w:rPr>
+              <w:t>关闭弹窗，单据不变</w:t>
+            </w:r>
+          </w:p>
+        </w:tc>
+      </w:tr>
+      <w:tr>
+        <w:tc>
+          <w:tcPr>
+            <w:tcW w:type="dxa" w:w="1624"/>
+          </w:tcPr>
+          <w:p>
+            <w:pPr>
+              <w:spacing w:before="40" w:after="40"/>
+            </w:pPr>
+            <w:r/>
+            <w:r>
+              <w:rPr>
+                <w:rFonts w:ascii="微软雅黑" w:hAnsi="微软雅黑" w:eastAsia="微软雅黑"/>
+                <w:b w:val="0"/>
+                <w:sz w:val="18"/>
+              </w:rPr>
+              <w:t>查询列表行内【作废】</w:t>
+            </w:r>
+          </w:p>
+        </w:tc>
+        <w:tc>
+          <w:tcPr>
+            <w:tcW w:type="dxa" w:w="1624"/>
+          </w:tcPr>
+          <w:p>
+            <w:pPr>
+              <w:spacing w:before="40" w:after="40"/>
+            </w:pPr>
+            <w:r/>
+            <w:r>
+              <w:rPr>
+                <w:rFonts w:ascii="微软雅黑" w:hAnsi="微软雅黑" w:eastAsia="微软雅黑"/>
+                <w:b w:val="0"/>
+                <w:sz w:val="18"/>
+              </w:rPr>
+              <w:t>提示</w:t>
+            </w:r>
+          </w:p>
+        </w:tc>
+        <w:tc>
+          <w:tcPr>
+            <w:tcW w:type="dxa" w:w="1624"/>
+          </w:tcPr>
+          <w:p>
+            <w:pPr>
+              <w:spacing w:before="40" w:after="40"/>
+            </w:pPr>
+            <w:r/>
+            <w:r>
+              <w:rPr>
+                <w:rFonts w:ascii="微软雅黑" w:hAnsi="微软雅黑" w:eastAsia="微软雅黑"/>
+                <w:b w:val="0"/>
+                <w:sz w:val="18"/>
+              </w:rPr>
+              <w:t>将作废付款单，请确认审批单是否已作废。</w:t>
+            </w:r>
+          </w:p>
+        </w:tc>
+        <w:tc>
+          <w:tcPr>
+            <w:tcW w:type="dxa" w:w="1624"/>
+          </w:tcPr>
+          <w:p>
+            <w:pPr>
+              <w:spacing w:before="40" w:after="40"/>
+            </w:pPr>
+            <w:r/>
+            <w:r>
+              <w:rPr>
+                <w:rFonts w:ascii="微软雅黑" w:hAnsi="微软雅黑" w:eastAsia="微软雅黑"/>
+                <w:b w:val="0"/>
+                <w:sz w:val="18"/>
+              </w:rPr>
+              <w:t>【确认】【取消】</w:t>
+            </w:r>
+          </w:p>
+        </w:tc>
+        <w:tc>
+          <w:tcPr>
+            <w:tcW w:type="dxa" w:w="1624"/>
+          </w:tcPr>
+          <w:p>
+            <w:pPr>
+              <w:spacing w:before="40" w:after="40"/>
+            </w:pPr>
+            <w:r/>
+            <w:r>
+              <w:rPr>
+                <w:rFonts w:ascii="微软雅黑" w:hAnsi="微软雅黑" w:eastAsia="微软雅黑"/>
+                <w:b w:val="0"/>
+                <w:sz w:val="18"/>
+              </w:rPr>
+              <w:t>未作废单据改为已作废，处理历史追加「作废」</w:t>
             </w:r>
           </w:p>
         </w:tc>
@@ -22866,7 +23273,7 @@
           <w:b w:val="0"/>
           <w:sz w:val="22"/>
         </w:rPr>
-        <w:t>• 无批量作废，仅行内作废，且有确认弹窗</w:t>
+        <w:t>• 无批量作废。初审列表对待初审单据行内作废；查询列表每行有作废、重试支付，作废有确认弹窗</w:t>
       </w:r>
     </w:p>
     <w:p>

--- a/docs/feishu/付款中心需求说明书.docx
+++ b/docs/feishu/付款中心需求说明书.docx
@@ -270,7 +270,7 @@
                 <w:b w:val="0"/>
                 <w:sz w:val="18"/>
               </w:rPr>
-              <w:t>V1.3.12</w:t>
+              <w:t>V1.3.13</w:t>
             </w:r>
           </w:p>
         </w:tc>
@@ -2285,6 +2285,103 @@
                 <w:sz w:val="18"/>
               </w:rPr>
               <w:t>第 3、4、6 章</w:t>
+            </w:r>
+          </w:p>
+        </w:tc>
+      </w:tr>
+      <w:tr>
+        <w:tc>
+          <w:tcPr>
+            <w:tcW w:type="dxa" w:w="1949"/>
+          </w:tcPr>
+          <w:p>
+            <w:pPr>
+              <w:spacing w:before="40" w:after="40"/>
+            </w:pPr>
+            <w:r/>
+            <w:r>
+              <w:rPr>
+                <w:rFonts w:ascii="微软雅黑" w:hAnsi="微软雅黑" w:eastAsia="微软雅黑"/>
+                <w:b w:val="0"/>
+                <w:sz w:val="18"/>
+              </w:rPr>
+              <w:t>V1.3.13</w:t>
+            </w:r>
+          </w:p>
+        </w:tc>
+        <w:tc>
+          <w:tcPr>
+            <w:tcW w:type="dxa" w:w="1949"/>
+          </w:tcPr>
+          <w:p>
+            <w:pPr>
+              <w:spacing w:before="40" w:after="40"/>
+            </w:pPr>
+            <w:r/>
+            <w:r>
+              <w:rPr>
+                <w:rFonts w:ascii="微软雅黑" w:hAnsi="微软雅黑" w:eastAsia="微软雅黑"/>
+                <w:b w:val="0"/>
+                <w:sz w:val="18"/>
+              </w:rPr>
+              <w:t>2026-10-13</w:t>
+            </w:r>
+          </w:p>
+        </w:tc>
+        <w:tc>
+          <w:tcPr>
+            <w:tcW w:type="dxa" w:w="1949"/>
+          </w:tcPr>
+          <w:p>
+            <w:pPr>
+              <w:spacing w:before="40" w:after="40"/>
+            </w:pPr>
+            <w:r/>
+            <w:r>
+              <w:rPr>
+                <w:rFonts w:ascii="微软雅黑" w:hAnsi="微软雅黑" w:eastAsia="微软雅黑"/>
+                <w:b w:val="0"/>
+                <w:sz w:val="18"/>
+              </w:rPr>
+              <w:t>—</w:t>
+            </w:r>
+          </w:p>
+        </w:tc>
+        <w:tc>
+          <w:tcPr>
+            <w:tcW w:type="dxa" w:w="1949"/>
+          </w:tcPr>
+          <w:p>
+            <w:pPr>
+              <w:spacing w:before="40" w:after="40"/>
+            </w:pPr>
+            <w:r/>
+            <w:r>
+              <w:rPr>
+                <w:rFonts w:ascii="微软雅黑" w:hAnsi="微软雅黑" w:eastAsia="微软雅黑"/>
+                <w:b w:val="0"/>
+                <w:sz w:val="18"/>
+              </w:rPr>
+              <w:t>查询引导页在付款单状态右侧增加支付状态、支付失败原因</w:t>
+            </w:r>
+          </w:p>
+        </w:tc>
+        <w:tc>
+          <w:tcPr>
+            <w:tcW w:type="dxa" w:w="1949"/>
+          </w:tcPr>
+          <w:p>
+            <w:pPr>
+              <w:spacing w:before="40" w:after="40"/>
+            </w:pPr>
+            <w:r/>
+            <w:r>
+              <w:rPr>
+                <w:rFonts w:ascii="微软雅黑" w:hAnsi="微软雅黑" w:eastAsia="微软雅黑"/>
+                <w:b w:val="0"/>
+                <w:sz w:val="18"/>
+              </w:rPr>
+              <w:t>第 4、6 章</w:t>
             </w:r>
           </w:p>
         </w:tc>
@@ -6522,7 +6619,7 @@
                 <w:b w:val="0"/>
                 <w:sz w:val="18"/>
               </w:rPr>
-              <w:t>1. 含已作废及待付款、待回单、已完成。2. 无勾选、无批量按钮。3. 付款单状态为下拉，占位符「请选择」。4. 【作废】弹出与初审相同的确认框，确认后状态改为已作废，处理历史追加「作废」。已作废单据再次确认不重复作废。5. 【重试支付】对待付款单据重新出款，成功后进入待回单，并写入交易号、付款流水号和处理历史「重试支付」。其他未作废单据只追加该处理历史，不改状态。</w:t>
+              <w:t>1. 含已作废及待付款、待回单、已完成。2. 无勾选、无批量按钮。3. 付款单状态为下拉，占位符「请选择」。4. 列表在付款单状态右侧展示支付状态、支付失败原因。支付状态为未支付、支付中、支付成功、支付失败；无失败原因时为空。5. 【作废】弹出与初审相同的确认框，确认后状态改为已作废，处理历史追加「作废」。已作废单据再次确认不重复作废。6. 【重试支付】对待付款单据重新出款，成功后进入待回单，支付状态改为支付成功并清空失败原因，写入交易号、付款流水号和处理历史「重试支付」。其他未作废单据只追加该处理历史，不改状态。</w:t>
             </w:r>
           </w:p>
         </w:tc>
@@ -6562,7 +6659,7 @@
                 <w:b w:val="0"/>
                 <w:sz w:val="18"/>
               </w:rPr>
-              <w:t>1. 作废单可查到。2. 每行操作列为作废、重试支付、查看。3. 取消作废弹窗后单据不变。4. 待付款单据重试支付后状态为待回单。</w:t>
+              <w:t>1. 作废单可查到。2. 每行操作列为作废、重试支付、查看。3. 取消作废弹窗后单据不变。4. 待付款单据重试支付后状态为待回单、支付状态为支付成功。5. 付款单状态右侧依次为支付状态、支付失败原因。</w:t>
             </w:r>
           </w:p>
         </w:tc>
@@ -8992,6 +9089,237 @@
                 <w:b w:val="0"/>
                 <w:sz w:val="18"/>
               </w:rPr>
+              <w:t>payResultStatus</w:t>
+            </w:r>
+          </w:p>
+        </w:tc>
+        <w:tc>
+          <w:tcPr>
+            <w:tcW w:type="dxa" w:w="1624"/>
+          </w:tcPr>
+          <w:p>
+            <w:pPr>
+              <w:spacing w:before="40" w:after="40"/>
+            </w:pPr>
+            <w:r/>
+            <w:r>
+              <w:rPr>
+                <w:rFonts w:ascii="微软雅黑" w:hAnsi="微软雅黑" w:eastAsia="微软雅黑"/>
+                <w:b w:val="0"/>
+                <w:sz w:val="18"/>
+              </w:rPr>
+              <w:t>支付状态</w:t>
+            </w:r>
+          </w:p>
+        </w:tc>
+        <w:tc>
+          <w:tcPr>
+            <w:tcW w:type="dxa" w:w="1624"/>
+          </w:tcPr>
+          <w:p>
+            <w:pPr>
+              <w:spacing w:before="40" w:after="40"/>
+            </w:pPr>
+            <w:r/>
+            <w:r>
+              <w:rPr>
+                <w:rFonts w:ascii="微软雅黑" w:hAnsi="微软雅黑" w:eastAsia="微软雅黑"/>
+                <w:b w:val="0"/>
+                <w:sz w:val="18"/>
+              </w:rPr>
+              <w:t>enum</w:t>
+            </w:r>
+          </w:p>
+        </w:tc>
+        <w:tc>
+          <w:tcPr>
+            <w:tcW w:type="dxa" w:w="1624"/>
+          </w:tcPr>
+          <w:p>
+            <w:pPr>
+              <w:spacing w:before="40" w:after="40"/>
+            </w:pPr>
+            <w:r/>
+            <w:r>
+              <w:rPr>
+                <w:rFonts w:ascii="微软雅黑" w:hAnsi="微软雅黑" w:eastAsia="微软雅黑"/>
+                <w:b w:val="0"/>
+                <w:sz w:val="18"/>
+              </w:rPr>
+              <w:t>否</w:t>
+            </w:r>
+          </w:p>
+        </w:tc>
+        <w:tc>
+          <w:tcPr>
+            <w:tcW w:type="dxa" w:w="1624"/>
+          </w:tcPr>
+          <w:p>
+            <w:pPr>
+              <w:spacing w:before="40" w:after="40"/>
+            </w:pPr>
+            <w:r/>
+            <w:r>
+              <w:rPr>
+                <w:rFonts w:ascii="微软雅黑" w:hAnsi="微软雅黑" w:eastAsia="微软雅黑"/>
+                <w:b w:val="0"/>
+                <w:sz w:val="18"/>
+              </w:rPr>
+              <w:t>未支付 / 支付中 / 支付成功 / 支付失败</w:t>
+            </w:r>
+          </w:p>
+        </w:tc>
+        <w:tc>
+          <w:tcPr>
+            <w:tcW w:type="dxa" w:w="1624"/>
+          </w:tcPr>
+          <w:p>
+            <w:pPr>
+              <w:spacing w:before="40" w:after="40"/>
+            </w:pPr>
+            <w:r/>
+            <w:r>
+              <w:rPr>
+                <w:rFonts w:ascii="微软雅黑" w:hAnsi="微软雅黑" w:eastAsia="微软雅黑"/>
+                <w:b w:val="0"/>
+                <w:sz w:val="18"/>
+              </w:rPr>
+              <w:t>仅查询引导页列表，位于付款单状态右侧</w:t>
+            </w:r>
+          </w:p>
+        </w:tc>
+      </w:tr>
+      <w:tr>
+        <w:tc>
+          <w:tcPr>
+            <w:tcW w:type="dxa" w:w="1624"/>
+          </w:tcPr>
+          <w:p>
+            <w:pPr>
+              <w:spacing w:before="40" w:after="40"/>
+            </w:pPr>
+            <w:r/>
+            <w:r>
+              <w:rPr>
+                <w:rFonts w:ascii="微软雅黑" w:hAnsi="微软雅黑" w:eastAsia="微软雅黑"/>
+                <w:b w:val="0"/>
+                <w:sz w:val="18"/>
+              </w:rPr>
+              <w:t>payFailReason</w:t>
+            </w:r>
+          </w:p>
+        </w:tc>
+        <w:tc>
+          <w:tcPr>
+            <w:tcW w:type="dxa" w:w="1624"/>
+          </w:tcPr>
+          <w:p>
+            <w:pPr>
+              <w:spacing w:before="40" w:after="40"/>
+            </w:pPr>
+            <w:r/>
+            <w:r>
+              <w:rPr>
+                <w:rFonts w:ascii="微软雅黑" w:hAnsi="微软雅黑" w:eastAsia="微软雅黑"/>
+                <w:b w:val="0"/>
+                <w:sz w:val="18"/>
+              </w:rPr>
+              <w:t>支付失败原因</w:t>
+            </w:r>
+          </w:p>
+        </w:tc>
+        <w:tc>
+          <w:tcPr>
+            <w:tcW w:type="dxa" w:w="1624"/>
+          </w:tcPr>
+          <w:p>
+            <w:pPr>
+              <w:spacing w:before="40" w:after="40"/>
+            </w:pPr>
+            <w:r/>
+            <w:r>
+              <w:rPr>
+                <w:rFonts w:ascii="微软雅黑" w:hAnsi="微软雅黑" w:eastAsia="微软雅黑"/>
+                <w:b w:val="0"/>
+                <w:sz w:val="18"/>
+              </w:rPr>
+              <w:t>string</w:t>
+            </w:r>
+          </w:p>
+        </w:tc>
+        <w:tc>
+          <w:tcPr>
+            <w:tcW w:type="dxa" w:w="1624"/>
+          </w:tcPr>
+          <w:p>
+            <w:pPr>
+              <w:spacing w:before="40" w:after="40"/>
+            </w:pPr>
+            <w:r/>
+            <w:r>
+              <w:rPr>
+                <w:rFonts w:ascii="微软雅黑" w:hAnsi="微软雅黑" w:eastAsia="微软雅黑"/>
+                <w:b w:val="0"/>
+                <w:sz w:val="18"/>
+              </w:rPr>
+              <w:t>否</w:t>
+            </w:r>
+          </w:p>
+        </w:tc>
+        <w:tc>
+          <w:tcPr>
+            <w:tcW w:type="dxa" w:w="1624"/>
+          </w:tcPr>
+          <w:p>
+            <w:pPr>
+              <w:spacing w:before="40" w:after="40"/>
+            </w:pPr>
+            <w:r/>
+            <w:r>
+              <w:rPr>
+                <w:rFonts w:ascii="微软雅黑" w:hAnsi="微软雅黑" w:eastAsia="微软雅黑"/>
+                <w:b w:val="0"/>
+                <w:sz w:val="18"/>
+              </w:rPr>
+            </w:r>
+          </w:p>
+        </w:tc>
+        <w:tc>
+          <w:tcPr>
+            <w:tcW w:type="dxa" w:w="1624"/>
+          </w:tcPr>
+          <w:p>
+            <w:pPr>
+              <w:spacing w:before="40" w:after="40"/>
+            </w:pPr>
+            <w:r/>
+            <w:r>
+              <w:rPr>
+                <w:rFonts w:ascii="微软雅黑" w:hAnsi="微软雅黑" w:eastAsia="微软雅黑"/>
+                <w:b w:val="0"/>
+                <w:sz w:val="18"/>
+              </w:rPr>
+              <w:t>仅查询引导页列表，位于支付状态右侧；无则空</w:t>
+            </w:r>
+          </w:p>
+        </w:tc>
+      </w:tr>
+      <w:tr>
+        <w:tc>
+          <w:tcPr>
+            <w:tcW w:type="dxa" w:w="1624"/>
+          </w:tcPr>
+          <w:p>
+            <w:pPr>
+              <w:spacing w:before="40" w:after="40"/>
+            </w:pPr>
+            <w:r/>
+            <w:r>
+              <w:rPr>
+                <w:rFonts w:ascii="微软雅黑" w:hAnsi="微软雅黑" w:eastAsia="微软雅黑"/>
+                <w:b w:val="0"/>
+                <w:sz w:val="18"/>
+              </w:rPr>
               <w:t>paymentChannel</w:t>
             </w:r>
           </w:p>
@@ -12794,6 +13122,318 @@
                 <w:b w:val="0"/>
                 <w:sz w:val="18"/>
               </w:rPr>
+            </w:r>
+          </w:p>
+        </w:tc>
+      </w:tr>
+      <w:tr>
+        <w:tc>
+          <w:tcPr>
+            <w:tcW w:type="dxa" w:w="2436"/>
+          </w:tcPr>
+          <w:p>
+            <w:pPr>
+              <w:spacing w:before="40" w:after="40"/>
+            </w:pPr>
+            <w:r/>
+            <w:r>
+              <w:rPr>
+                <w:rFonts w:ascii="微软雅黑" w:hAnsi="微软雅黑" w:eastAsia="微软雅黑"/>
+                <w:b w:val="0"/>
+                <w:sz w:val="18"/>
+              </w:rPr>
+              <w:t>PayResultStatus</w:t>
+            </w:r>
+          </w:p>
+        </w:tc>
+        <w:tc>
+          <w:tcPr>
+            <w:tcW w:type="dxa" w:w="2436"/>
+          </w:tcPr>
+          <w:p>
+            <w:pPr>
+              <w:spacing w:before="40" w:after="40"/>
+            </w:pPr>
+            <w:r/>
+            <w:r>
+              <w:rPr>
+                <w:rFonts w:ascii="微软雅黑" w:hAnsi="微软雅黑" w:eastAsia="微软雅黑"/>
+                <w:b w:val="0"/>
+                <w:sz w:val="18"/>
+              </w:rPr>
+              <w:t>未支付</w:t>
+            </w:r>
+          </w:p>
+        </w:tc>
+        <w:tc>
+          <w:tcPr>
+            <w:tcW w:type="dxa" w:w="2436"/>
+          </w:tcPr>
+          <w:p>
+            <w:pPr>
+              <w:spacing w:before="40" w:after="40"/>
+            </w:pPr>
+            <w:r/>
+            <w:r>
+              <w:rPr>
+                <w:rFonts w:ascii="微软雅黑" w:hAnsi="微软雅黑" w:eastAsia="微软雅黑"/>
+                <w:b w:val="0"/>
+                <w:sz w:val="18"/>
+              </w:rPr>
+              <w:t>未支付</w:t>
+            </w:r>
+          </w:p>
+        </w:tc>
+        <w:tc>
+          <w:tcPr>
+            <w:tcW w:type="dxa" w:w="2436"/>
+          </w:tcPr>
+          <w:p>
+            <w:pPr>
+              <w:spacing w:before="40" w:after="40"/>
+            </w:pPr>
+            <w:r/>
+            <w:r>
+              <w:rPr>
+                <w:rFonts w:ascii="微软雅黑" w:hAnsi="微软雅黑" w:eastAsia="微软雅黑"/>
+                <w:b w:val="0"/>
+                <w:sz w:val="18"/>
+              </w:rPr>
+              <w:t>尚未出款；查询列表</w:t>
+            </w:r>
+          </w:p>
+        </w:tc>
+      </w:tr>
+      <w:tr>
+        <w:tc>
+          <w:tcPr>
+            <w:tcW w:type="dxa" w:w="2436"/>
+          </w:tcPr>
+          <w:p>
+            <w:pPr>
+              <w:spacing w:before="40" w:after="40"/>
+            </w:pPr>
+            <w:r/>
+            <w:r>
+              <w:rPr>
+                <w:rFonts w:ascii="微软雅黑" w:hAnsi="微软雅黑" w:eastAsia="微软雅黑"/>
+                <w:b w:val="0"/>
+                <w:sz w:val="18"/>
+              </w:rPr>
+              <w:t>PayResultStatus</w:t>
+            </w:r>
+          </w:p>
+        </w:tc>
+        <w:tc>
+          <w:tcPr>
+            <w:tcW w:type="dxa" w:w="2436"/>
+          </w:tcPr>
+          <w:p>
+            <w:pPr>
+              <w:spacing w:before="40" w:after="40"/>
+            </w:pPr>
+            <w:r/>
+            <w:r>
+              <w:rPr>
+                <w:rFonts w:ascii="微软雅黑" w:hAnsi="微软雅黑" w:eastAsia="微软雅黑"/>
+                <w:b w:val="0"/>
+                <w:sz w:val="18"/>
+              </w:rPr>
+              <w:t>支付中</w:t>
+            </w:r>
+          </w:p>
+        </w:tc>
+        <w:tc>
+          <w:tcPr>
+            <w:tcW w:type="dxa" w:w="2436"/>
+          </w:tcPr>
+          <w:p>
+            <w:pPr>
+              <w:spacing w:before="40" w:after="40"/>
+            </w:pPr>
+            <w:r/>
+            <w:r>
+              <w:rPr>
+                <w:rFonts w:ascii="微软雅黑" w:hAnsi="微软雅黑" w:eastAsia="微软雅黑"/>
+                <w:b w:val="0"/>
+                <w:sz w:val="18"/>
+              </w:rPr>
+              <w:t>支付中</w:t>
+            </w:r>
+          </w:p>
+        </w:tc>
+        <w:tc>
+          <w:tcPr>
+            <w:tcW w:type="dxa" w:w="2436"/>
+          </w:tcPr>
+          <w:p>
+            <w:pPr>
+              <w:spacing w:before="40" w:after="40"/>
+            </w:pPr>
+            <w:r/>
+            <w:r>
+              <w:rPr>
+                <w:rFonts w:ascii="微软雅黑" w:hAnsi="微软雅黑" w:eastAsia="微软雅黑"/>
+                <w:b w:val="0"/>
+                <w:sz w:val="18"/>
+              </w:rPr>
+              <w:t>查询列表</w:t>
+            </w:r>
+          </w:p>
+        </w:tc>
+      </w:tr>
+      <w:tr>
+        <w:tc>
+          <w:tcPr>
+            <w:tcW w:type="dxa" w:w="2436"/>
+          </w:tcPr>
+          <w:p>
+            <w:pPr>
+              <w:spacing w:before="40" w:after="40"/>
+            </w:pPr>
+            <w:r/>
+            <w:r>
+              <w:rPr>
+                <w:rFonts w:ascii="微软雅黑" w:hAnsi="微软雅黑" w:eastAsia="微软雅黑"/>
+                <w:b w:val="0"/>
+                <w:sz w:val="18"/>
+              </w:rPr>
+              <w:t>PayResultStatus</w:t>
+            </w:r>
+          </w:p>
+        </w:tc>
+        <w:tc>
+          <w:tcPr>
+            <w:tcW w:type="dxa" w:w="2436"/>
+          </w:tcPr>
+          <w:p>
+            <w:pPr>
+              <w:spacing w:before="40" w:after="40"/>
+            </w:pPr>
+            <w:r/>
+            <w:r>
+              <w:rPr>
+                <w:rFonts w:ascii="微软雅黑" w:hAnsi="微软雅黑" w:eastAsia="微软雅黑"/>
+                <w:b w:val="0"/>
+                <w:sz w:val="18"/>
+              </w:rPr>
+              <w:t>支付成功</w:t>
+            </w:r>
+          </w:p>
+        </w:tc>
+        <w:tc>
+          <w:tcPr>
+            <w:tcW w:type="dxa" w:w="2436"/>
+          </w:tcPr>
+          <w:p>
+            <w:pPr>
+              <w:spacing w:before="40" w:after="40"/>
+            </w:pPr>
+            <w:r/>
+            <w:r>
+              <w:rPr>
+                <w:rFonts w:ascii="微软雅黑" w:hAnsi="微软雅黑" w:eastAsia="微软雅黑"/>
+                <w:b w:val="0"/>
+                <w:sz w:val="18"/>
+              </w:rPr>
+              <w:t>支付成功</w:t>
+            </w:r>
+          </w:p>
+        </w:tc>
+        <w:tc>
+          <w:tcPr>
+            <w:tcW w:type="dxa" w:w="2436"/>
+          </w:tcPr>
+          <w:p>
+            <w:pPr>
+              <w:spacing w:before="40" w:after="40"/>
+            </w:pPr>
+            <w:r/>
+            <w:r>
+              <w:rPr>
+                <w:rFonts w:ascii="微软雅黑" w:hAnsi="微软雅黑" w:eastAsia="微软雅黑"/>
+                <w:b w:val="0"/>
+                <w:sz w:val="18"/>
+              </w:rPr>
+              <w:t>出款成功；重试支付成功后写入</w:t>
+            </w:r>
+          </w:p>
+        </w:tc>
+      </w:tr>
+      <w:tr>
+        <w:tc>
+          <w:tcPr>
+            <w:tcW w:type="dxa" w:w="2436"/>
+          </w:tcPr>
+          <w:p>
+            <w:pPr>
+              <w:spacing w:before="40" w:after="40"/>
+            </w:pPr>
+            <w:r/>
+            <w:r>
+              <w:rPr>
+                <w:rFonts w:ascii="微软雅黑" w:hAnsi="微软雅黑" w:eastAsia="微软雅黑"/>
+                <w:b w:val="0"/>
+                <w:sz w:val="18"/>
+              </w:rPr>
+              <w:t>PayResultStatus</w:t>
+            </w:r>
+          </w:p>
+        </w:tc>
+        <w:tc>
+          <w:tcPr>
+            <w:tcW w:type="dxa" w:w="2436"/>
+          </w:tcPr>
+          <w:p>
+            <w:pPr>
+              <w:spacing w:before="40" w:after="40"/>
+            </w:pPr>
+            <w:r/>
+            <w:r>
+              <w:rPr>
+                <w:rFonts w:ascii="微软雅黑" w:hAnsi="微软雅黑" w:eastAsia="微软雅黑"/>
+                <w:b w:val="0"/>
+                <w:sz w:val="18"/>
+              </w:rPr>
+              <w:t>支付失败</w:t>
+            </w:r>
+          </w:p>
+        </w:tc>
+        <w:tc>
+          <w:tcPr>
+            <w:tcW w:type="dxa" w:w="2436"/>
+          </w:tcPr>
+          <w:p>
+            <w:pPr>
+              <w:spacing w:before="40" w:after="40"/>
+            </w:pPr>
+            <w:r/>
+            <w:r>
+              <w:rPr>
+                <w:rFonts w:ascii="微软雅黑" w:hAnsi="微软雅黑" w:eastAsia="微软雅黑"/>
+                <w:b w:val="0"/>
+                <w:sz w:val="18"/>
+              </w:rPr>
+              <w:t>支付失败</w:t>
+            </w:r>
+          </w:p>
+        </w:tc>
+        <w:tc>
+          <w:tcPr>
+            <w:tcW w:type="dxa" w:w="2436"/>
+          </w:tcPr>
+          <w:p>
+            <w:pPr>
+              <w:spacing w:before="40" w:after="40"/>
+            </w:pPr>
+            <w:r/>
+            <w:r>
+              <w:rPr>
+                <w:rFonts w:ascii="微软雅黑" w:hAnsi="微软雅黑" w:eastAsia="微软雅黑"/>
+                <w:b w:val="0"/>
+                <w:sz w:val="18"/>
+              </w:rPr>
+              <w:t>查询列表展示支付失败原因</w:t>
             </w:r>
           </w:p>
         </w:tc>
@@ -17823,7 +18463,7 @@
           <w:b w:val="0"/>
           <w:sz w:val="22"/>
         </w:rPr>
-        <w:t>初审、复核、查询共用列顺序。表头字段居中。付款金额为数字，不带币种，金额值（含合计）右对齐。表头下方合计行汇总当前结果集的付款金额，文案为「合计」。分页在左展示「共 N 条记录」和每页条数（默认 20），在右展示首页、上翻、页码、下翻、末页。无数据时展示「暂无符合条件的付款单」。操作列固定在右侧。操作成功不使用页面顶部横幅。</w:t>
+        <w:t>初审、复核、查询共用下列列顺序。查询引导页在「付款单状态」右侧增加「支付状态」「支付失败原因」，初审、复核不展示这两列。表头字段居中。付款金额为数字，不带币种，金额值（含合计）右对齐。表头下方合计行汇总当前结果集的付款金额，文案为「合计」。分页在左展示「共 N 条记录」和每页条数（默认 20），在右展示首页、上翻、页码、下翻、末页。无数据时展示「暂无符合条件的付款单」。操作列固定在右侧。操作成功不使用页面顶部横幅。</w:t>
       </w:r>
     </w:p>
     <w:tbl>
@@ -19002,6 +19642,162 @@
                 <w:b w:val="0"/>
                 <w:sz w:val="18"/>
               </w:rPr>
+            </w:r>
+          </w:p>
+        </w:tc>
+      </w:tr>
+      <w:tr>
+        <w:tc>
+          <w:tcPr>
+            <w:tcW w:type="dxa" w:w="2436"/>
+          </w:tcPr>
+          <w:p>
+            <w:pPr>
+              <w:spacing w:before="40" w:after="40"/>
+            </w:pPr>
+            <w:r/>
+            <w:r>
+              <w:rPr>
+                <w:rFonts w:ascii="微软雅黑" w:hAnsi="微软雅黑" w:eastAsia="微软雅黑"/>
+                <w:b w:val="0"/>
+                <w:sz w:val="18"/>
+              </w:rPr>
+              <w:t>14a</w:t>
+            </w:r>
+          </w:p>
+        </w:tc>
+        <w:tc>
+          <w:tcPr>
+            <w:tcW w:type="dxa" w:w="2436"/>
+          </w:tcPr>
+          <w:p>
+            <w:pPr>
+              <w:spacing w:before="40" w:after="40"/>
+            </w:pPr>
+            <w:r/>
+            <w:r>
+              <w:rPr>
+                <w:rFonts w:ascii="微软雅黑" w:hAnsi="微软雅黑" w:eastAsia="微软雅黑"/>
+                <w:b w:val="0"/>
+                <w:sz w:val="18"/>
+              </w:rPr>
+              <w:t>支付状态</w:t>
+            </w:r>
+          </w:p>
+        </w:tc>
+        <w:tc>
+          <w:tcPr>
+            <w:tcW w:type="dxa" w:w="2436"/>
+          </w:tcPr>
+          <w:p>
+            <w:pPr>
+              <w:spacing w:before="40" w:after="40"/>
+            </w:pPr>
+            <w:r/>
+            <w:r>
+              <w:rPr>
+                <w:rFonts w:ascii="微软雅黑" w:hAnsi="微软雅黑" w:eastAsia="微软雅黑"/>
+                <w:b w:val="0"/>
+                <w:sz w:val="18"/>
+              </w:rPr>
+              <w:t>文本</w:t>
+            </w:r>
+          </w:p>
+        </w:tc>
+        <w:tc>
+          <w:tcPr>
+            <w:tcW w:type="dxa" w:w="2436"/>
+          </w:tcPr>
+          <w:p>
+            <w:pPr>
+              <w:spacing w:before="40" w:after="40"/>
+            </w:pPr>
+            <w:r/>
+            <w:r>
+              <w:rPr>
+                <w:rFonts w:ascii="微软雅黑" w:hAnsi="微软雅黑" w:eastAsia="微软雅黑"/>
+                <w:b w:val="0"/>
+                <w:sz w:val="18"/>
+              </w:rPr>
+              <w:t>仅查询。未支付 / 支付中 / 支付成功 / 支付失败；空显示 —</w:t>
+            </w:r>
+          </w:p>
+        </w:tc>
+      </w:tr>
+      <w:tr>
+        <w:tc>
+          <w:tcPr>
+            <w:tcW w:type="dxa" w:w="2436"/>
+          </w:tcPr>
+          <w:p>
+            <w:pPr>
+              <w:spacing w:before="40" w:after="40"/>
+            </w:pPr>
+            <w:r/>
+            <w:r>
+              <w:rPr>
+                <w:rFonts w:ascii="微软雅黑" w:hAnsi="微软雅黑" w:eastAsia="微软雅黑"/>
+                <w:b w:val="0"/>
+                <w:sz w:val="18"/>
+              </w:rPr>
+              <w:t>14b</w:t>
+            </w:r>
+          </w:p>
+        </w:tc>
+        <w:tc>
+          <w:tcPr>
+            <w:tcW w:type="dxa" w:w="2436"/>
+          </w:tcPr>
+          <w:p>
+            <w:pPr>
+              <w:spacing w:before="40" w:after="40"/>
+            </w:pPr>
+            <w:r/>
+            <w:r>
+              <w:rPr>
+                <w:rFonts w:ascii="微软雅黑" w:hAnsi="微软雅黑" w:eastAsia="微软雅黑"/>
+                <w:b w:val="0"/>
+                <w:sz w:val="18"/>
+              </w:rPr>
+              <w:t>支付失败原因</w:t>
+            </w:r>
+          </w:p>
+        </w:tc>
+        <w:tc>
+          <w:tcPr>
+            <w:tcW w:type="dxa" w:w="2436"/>
+          </w:tcPr>
+          <w:p>
+            <w:pPr>
+              <w:spacing w:before="40" w:after="40"/>
+            </w:pPr>
+            <w:r/>
+            <w:r>
+              <w:rPr>
+                <w:rFonts w:ascii="微软雅黑" w:hAnsi="微软雅黑" w:eastAsia="微软雅黑"/>
+                <w:b w:val="0"/>
+                <w:sz w:val="18"/>
+              </w:rPr>
+              <w:t>文本</w:t>
+            </w:r>
+          </w:p>
+        </w:tc>
+        <w:tc>
+          <w:tcPr>
+            <w:tcW w:type="dxa" w:w="2436"/>
+          </w:tcPr>
+          <w:p>
+            <w:pPr>
+              <w:spacing w:before="40" w:after="40"/>
+            </w:pPr>
+            <w:r/>
+            <w:r>
+              <w:rPr>
+                <w:rFonts w:ascii="微软雅黑" w:hAnsi="微软雅黑" w:eastAsia="微软雅黑"/>
+                <w:b w:val="0"/>
+                <w:sz w:val="18"/>
+              </w:rPr>
+              <w:t>仅查询，位于支付状态右侧；无则空</w:t>
             </w:r>
           </w:p>
         </w:tc>
@@ -21690,7 +22486,7 @@
                 <w:b w:val="0"/>
                 <w:sz w:val="18"/>
               </w:rPr>
-              <w:t>待付款重新出款并进入待回单；其他未作废单据只记处理历史</w:t>
+              <w:t>待付款重新出款并进入待回单，支付状态改为支付成功并清空失败原因；其他未作废单据只记处理历史</w:t>
             </w:r>
           </w:p>
         </w:tc>

--- a/docs/feishu/付款中心需求说明书.docx
+++ b/docs/feishu/付款中心需求说明书.docx
@@ -270,7 +270,7 @@
                 <w:b w:val="0"/>
                 <w:sz w:val="18"/>
               </w:rPr>
-              <w:t>V1.3.13</w:t>
+              <w:t>V1.3.14</w:t>
             </w:r>
           </w:p>
         </w:tc>
@@ -2382,6 +2382,103 @@
                 <w:sz w:val="18"/>
               </w:rPr>
               <w:t>第 4、6 章</w:t>
+            </w:r>
+          </w:p>
+        </w:tc>
+      </w:tr>
+      <w:tr>
+        <w:tc>
+          <w:tcPr>
+            <w:tcW w:type="dxa" w:w="1949"/>
+          </w:tcPr>
+          <w:p>
+            <w:pPr>
+              <w:spacing w:before="40" w:after="40"/>
+            </w:pPr>
+            <w:r/>
+            <w:r>
+              <w:rPr>
+                <w:rFonts w:ascii="微软雅黑" w:hAnsi="微软雅黑" w:eastAsia="微软雅黑"/>
+                <w:b w:val="0"/>
+                <w:sz w:val="18"/>
+              </w:rPr>
+              <w:t>V1.3.14</w:t>
+            </w:r>
+          </w:p>
+        </w:tc>
+        <w:tc>
+          <w:tcPr>
+            <w:tcW w:type="dxa" w:w="1949"/>
+          </w:tcPr>
+          <w:p>
+            <w:pPr>
+              <w:spacing w:before="40" w:after="40"/>
+            </w:pPr>
+            <w:r/>
+            <w:r>
+              <w:rPr>
+                <w:rFonts w:ascii="微软雅黑" w:hAnsi="微软雅黑" w:eastAsia="微软雅黑"/>
+                <w:b w:val="0"/>
+                <w:sz w:val="18"/>
+              </w:rPr>
+              <w:t>2026-10-14</w:t>
+            </w:r>
+          </w:p>
+        </w:tc>
+        <w:tc>
+          <w:tcPr>
+            <w:tcW w:type="dxa" w:w="1949"/>
+          </w:tcPr>
+          <w:p>
+            <w:pPr>
+              <w:spacing w:before="40" w:after="40"/>
+            </w:pPr>
+            <w:r/>
+            <w:r>
+              <w:rPr>
+                <w:rFonts w:ascii="微软雅黑" w:hAnsi="微软雅黑" w:eastAsia="微软雅黑"/>
+                <w:b w:val="0"/>
+                <w:sz w:val="18"/>
+              </w:rPr>
+              <w:t>—</w:t>
+            </w:r>
+          </w:p>
+        </w:tc>
+        <w:tc>
+          <w:tcPr>
+            <w:tcW w:type="dxa" w:w="1949"/>
+          </w:tcPr>
+          <w:p>
+            <w:pPr>
+              <w:spacing w:before="40" w:after="40"/>
+            </w:pPr>
+            <w:r/>
+            <w:r>
+              <w:rPr>
+                <w:rFonts w:ascii="微软雅黑" w:hAnsi="微软雅黑" w:eastAsia="微软雅黑"/>
+                <w:b w:val="0"/>
+                <w:sz w:val="18"/>
+              </w:rPr>
+              <w:t>初审、查询作废弹窗按审批单是否驳回提示，仅【关闭】</w:t>
+            </w:r>
+          </w:p>
+        </w:tc>
+        <w:tc>
+          <w:tcPr>
+            <w:tcW w:type="dxa" w:w="1949"/>
+          </w:tcPr>
+          <w:p>
+            <w:pPr>
+              <w:spacing w:before="40" w:after="40"/>
+            </w:pPr>
+            <w:r/>
+            <w:r>
+              <w:rPr>
+                <w:rFonts w:ascii="微软雅黑" w:hAnsi="微软雅黑" w:eastAsia="微软雅黑"/>
+                <w:b w:val="0"/>
+                <w:sz w:val="18"/>
+              </w:rPr>
+              <w:t>第 3、6 章</w:t>
             </w:r>
           </w:p>
         </w:tc>
@@ -3779,7 +3876,7 @@
                 <w:b w:val="0"/>
                 <w:sz w:val="18"/>
               </w:rPr>
-              <w:t>将待初审单据状态改为已作废，不物理删除</w:t>
+              <w:t>审批单已驳回时，将付款单状态改为已作废，不物理删除</w:t>
             </w:r>
           </w:p>
         </w:tc>
@@ -4484,7 +4581,7 @@
                 <w:b w:val="0"/>
                 <w:sz w:val="18"/>
               </w:rPr>
-              <w:t>初审列表</w:t>
+              <w:t>初审列表、查询列表</w:t>
             </w:r>
           </w:p>
         </w:tc>
@@ -4503,7 +4600,7 @@
                 <w:b w:val="0"/>
                 <w:sz w:val="18"/>
               </w:rPr>
-              <w:t>弹窗确认后状态改为已作废</w:t>
+              <w:t>校验审批单是否驳回；已驳回才作废</w:t>
             </w:r>
           </w:p>
         </w:tc>
@@ -5751,7 +5848,7 @@
                 <w:b w:val="0"/>
                 <w:sz w:val="18"/>
               </w:rPr>
-              <w:t>行内【作废】，弹窗确认后逻辑删除</w:t>
+              <w:t>初审、查询引导页行内【作废】。弹窗校验对应审批单是否已驳回</w:t>
             </w:r>
           </w:p>
         </w:tc>
@@ -5791,7 +5888,7 @@
                 <w:b w:val="0"/>
                 <w:sz w:val="18"/>
               </w:rPr>
-              <w:t>1. 弹窗文案：「将作废付款单，请确认审批单是否已作废。」2. 【确认】后状态 = 已作废，单据保留。3. 【取消】或关闭弹窗不变更。4. 处理历史追加环节「作废」。</w:t>
+              <w:t>1. 已驳回：付款单改为已作废，提示「付款单已作废」，处理历史追加「作废」。2. 未驳回：不改状态，提示「即将作废付款单，请确保审批单已驳回！」。3. 弹窗只有【关闭】，点击后关闭，不再次改状态。4. 单据保留，不物理删除。</w:t>
             </w:r>
           </w:p>
         </w:tc>
@@ -5831,7 +5928,7 @@
                 <w:b w:val="0"/>
                 <w:sz w:val="18"/>
               </w:rPr>
-              <w:t>1. 初审列表不再展示该单。2. 查询列表仍能看到，状态为已作废。3. 比对结果不包含该单。</w:t>
+              <w:t>1. 已驳回的待初审单关闭弹窗后从初审列表消失，查询中状态为已作废。2. 未驳回单据关闭弹窗后状态不变。3. 弹窗无【确认】【取消】。</w:t>
             </w:r>
           </w:p>
         </w:tc>
@@ -6619,7 +6716,7 @@
                 <w:b w:val="0"/>
                 <w:sz w:val="18"/>
               </w:rPr>
-              <w:t>1. 含已作废及待付款、待回单、已完成。2. 无勾选、无批量按钮。3. 付款单状态为下拉，占位符「请选择」。4. 列表在付款单状态右侧展示支付状态、支付失败原因。支付状态为未支付、支付中、支付成功、支付失败；无失败原因时为空。5. 【作废】弹出与初审相同的确认框，确认后状态改为已作废，处理历史追加「作废」。已作废单据再次确认不重复作废。6. 【重试支付】对待付款单据重新出款，成功后进入待回单，支付状态改为支付成功并清空失败原因，写入交易号、付款流水号和处理历史「重试支付」。其他未作废单据只追加该处理历史，不改状态。</w:t>
+              <w:t>1. 含已作废及待付款、待回单、已完成。2. 无勾选、无批量按钮。3. 付款单状态为下拉，占位符「请选择」。4. 列表在付款单状态右侧展示支付状态、支付失败原因。支付状态为未支付、支付中、支付成功、支付失败；无失败原因时为空。5. 【作废】与初审相同：审批单已驳回则作废并提示「付款单已作废」；未驳回则提示「即将作废付款单，请确保审批单已驳回！」，不改状态。弹窗仅【关闭】。6. 【重试支付】对待付款单据重新出款，成功后进入待回单，支付状态改为支付成功并清空失败原因，写入交易号、付款流水号和处理历史「重试支付」。其他未作废单据只追加该处理历史，不改状态。</w:t>
             </w:r>
           </w:p>
         </w:tc>
@@ -6659,7 +6756,7 @@
                 <w:b w:val="0"/>
                 <w:sz w:val="18"/>
               </w:rPr>
-              <w:t>1. 作废单可查到。2. 每行操作列为作废、重试支付、查看。3. 取消作废弹窗后单据不变。4. 待付款单据重试支付后状态为待回单、支付状态为支付成功。5. 付款单状态右侧依次为支付状态、支付失败原因。</w:t>
+              <w:t>1. 作废单可查到。2. 每行操作列为作废、重试支付、查看。3. 未驳回时关闭弹窗后单据不变。4. 待付款单据重试支付后状态为待回单、支付状态为支付成功。5. 付款单状态右侧依次为支付状态、支付失败原因。</w:t>
             </w:r>
           </w:p>
         </w:tc>
@@ -9069,6 +9166,122 @@
                 <w:sz w:val="18"/>
               </w:rPr>
               <w:t>基础信息，徽章展示</w:t>
+            </w:r>
+          </w:p>
+        </w:tc>
+      </w:tr>
+      <w:tr>
+        <w:tc>
+          <w:tcPr>
+            <w:tcW w:type="dxa" w:w="1624"/>
+          </w:tcPr>
+          <w:p>
+            <w:pPr>
+              <w:spacing w:before="40" w:after="40"/>
+            </w:pPr>
+            <w:r/>
+            <w:r>
+              <w:rPr>
+                <w:rFonts w:ascii="微软雅黑" w:hAnsi="微软雅黑" w:eastAsia="微软雅黑"/>
+                <w:b w:val="0"/>
+                <w:sz w:val="18"/>
+              </w:rPr>
+              <w:t>approvalRejected</w:t>
+            </w:r>
+          </w:p>
+        </w:tc>
+        <w:tc>
+          <w:tcPr>
+            <w:tcW w:type="dxa" w:w="1624"/>
+          </w:tcPr>
+          <w:p>
+            <w:pPr>
+              <w:spacing w:before="40" w:after="40"/>
+            </w:pPr>
+            <w:r/>
+            <w:r>
+              <w:rPr>
+                <w:rFonts w:ascii="微软雅黑" w:hAnsi="微软雅黑" w:eastAsia="微软雅黑"/>
+                <w:b w:val="0"/>
+                <w:sz w:val="18"/>
+              </w:rPr>
+              <w:t>审批单已驳回</w:t>
+            </w:r>
+          </w:p>
+        </w:tc>
+        <w:tc>
+          <w:tcPr>
+            <w:tcW w:type="dxa" w:w="1624"/>
+          </w:tcPr>
+          <w:p>
+            <w:pPr>
+              <w:spacing w:before="40" w:after="40"/>
+            </w:pPr>
+            <w:r/>
+            <w:r>
+              <w:rPr>
+                <w:rFonts w:ascii="微软雅黑" w:hAnsi="微软雅黑" w:eastAsia="微软雅黑"/>
+                <w:b w:val="0"/>
+                <w:sz w:val="18"/>
+              </w:rPr>
+              <w:t>boolean</w:t>
+            </w:r>
+          </w:p>
+        </w:tc>
+        <w:tc>
+          <w:tcPr>
+            <w:tcW w:type="dxa" w:w="1624"/>
+          </w:tcPr>
+          <w:p>
+            <w:pPr>
+              <w:spacing w:before="40" w:after="40"/>
+            </w:pPr>
+            <w:r/>
+            <w:r>
+              <w:rPr>
+                <w:rFonts w:ascii="微软雅黑" w:hAnsi="微软雅黑" w:eastAsia="微软雅黑"/>
+                <w:b w:val="0"/>
+                <w:sz w:val="18"/>
+              </w:rPr>
+              <w:t>否</w:t>
+            </w:r>
+          </w:p>
+        </w:tc>
+        <w:tc>
+          <w:tcPr>
+            <w:tcW w:type="dxa" w:w="1624"/>
+          </w:tcPr>
+          <w:p>
+            <w:pPr>
+              <w:spacing w:before="40" w:after="40"/>
+            </w:pPr>
+            <w:r/>
+            <w:r>
+              <w:rPr>
+                <w:rFonts w:ascii="微软雅黑" w:hAnsi="微软雅黑" w:eastAsia="微软雅黑"/>
+                <w:b w:val="0"/>
+                <w:sz w:val="18"/>
+              </w:rPr>
+              <w:t>是 / 否</w:t>
+            </w:r>
+          </w:p>
+        </w:tc>
+        <w:tc>
+          <w:tcPr>
+            <w:tcW w:type="dxa" w:w="1624"/>
+          </w:tcPr>
+          <w:p>
+            <w:pPr>
+              <w:spacing w:before="40" w:after="40"/>
+            </w:pPr>
+            <w:r/>
+            <w:r>
+              <w:rPr>
+                <w:rFonts w:ascii="微软雅黑" w:hAnsi="微软雅黑" w:eastAsia="微软雅黑"/>
+                <w:b w:val="0"/>
+                <w:sz w:val="18"/>
+              </w:rPr>
+              <w:t>初审、查询作废时校验；已驳回才作废付款单</w:t>
             </w:r>
           </w:p>
         </w:tc>
@@ -15398,7 +15611,7 @@
                 <w:b w:val="0"/>
                 <w:sz w:val="18"/>
               </w:rPr>
-              <w:t>初审行内【作废】并确认</w:t>
+              <w:t>初审或查询行内【作废】，且审批单已驳回</w:t>
             </w:r>
           </w:p>
         </w:tc>
@@ -21322,7 +21535,7 @@
                 <w:b w:val="0"/>
                 <w:sz w:val="18"/>
               </w:rPr>
-              <w:t>打开作废确认弹窗</w:t>
+              <w:t>校验审批单是否驳回后提示；已驳回才作废</w:t>
             </w:r>
           </w:p>
         </w:tc>
@@ -22389,7 +22602,7 @@
                 <w:b w:val="0"/>
                 <w:sz w:val="18"/>
               </w:rPr>
-              <w:t>打开作废确认弹窗；确认后未作废单据改为已作废</w:t>
+              <w:t>校验审批单是否驳回后提示；已驳回才作废</w:t>
             </w:r>
           </w:p>
         </w:tc>
@@ -22962,7 +23175,7 @@
                 <w:b w:val="0"/>
                 <w:sz w:val="18"/>
               </w:rPr>
-              <w:t>初审列表行内【作废】</w:t>
+              <w:t>初审、查询列表行内【作废】，审批单已驳回</w:t>
             </w:r>
           </w:p>
         </w:tc>
@@ -23000,7 +23213,7 @@
                 <w:b w:val="0"/>
                 <w:sz w:val="18"/>
               </w:rPr>
-              <w:t>将作废付款单，请确认审批单是否已作废。</w:t>
+              <w:t>付款单已作废</w:t>
             </w:r>
           </w:p>
         </w:tc>
@@ -23019,7 +23232,7 @@
                 <w:b w:val="0"/>
                 <w:sz w:val="18"/>
               </w:rPr>
-              <w:t>【确认】【取消】</w:t>
+              <w:t>【关闭】</w:t>
             </w:r>
           </w:p>
         </w:tc>
@@ -23038,7 +23251,7 @@
                 <w:b w:val="0"/>
                 <w:sz w:val="18"/>
               </w:rPr>
-              <w:t>状态改为已作废，处理历史追加「作废」，关闭弹窗并刷新列表</w:t>
+              <w:t>打开弹窗前状态已改为已作废</w:t>
             </w:r>
           </w:p>
         </w:tc>
@@ -23057,7 +23270,7 @@
                 <w:b w:val="0"/>
                 <w:sz w:val="18"/>
               </w:rPr>
-              <w:t>关闭弹窗，单据不变</w:t>
+              <w:t>关闭弹窗，不再改状态</w:t>
             </w:r>
           </w:p>
         </w:tc>
@@ -23078,7 +23291,7 @@
                 <w:b w:val="0"/>
                 <w:sz w:val="18"/>
               </w:rPr>
-              <w:t>查询列表行内【作废】</w:t>
+              <w:t>初审、查询列表行内【作废】，审批单未驳回</w:t>
             </w:r>
           </w:p>
         </w:tc>
@@ -23116,7 +23329,7 @@
                 <w:b w:val="0"/>
                 <w:sz w:val="18"/>
               </w:rPr>
-              <w:t>将作废付款单，请确认审批单是否已作废。</w:t>
+              <w:t>即将作废付款单，请确保审批单已驳回！</w:t>
             </w:r>
           </w:p>
         </w:tc>
@@ -23135,7 +23348,7 @@
                 <w:b w:val="0"/>
                 <w:sz w:val="18"/>
               </w:rPr>
-              <w:t>【确认】【取消】</w:t>
+              <w:t>【关闭】</w:t>
             </w:r>
           </w:p>
         </w:tc>
@@ -23154,7 +23367,7 @@
                 <w:b w:val="0"/>
                 <w:sz w:val="18"/>
               </w:rPr>
-              <w:t>未作废单据改为已作废，处理历史追加「作废」</w:t>
+              <w:t>不改状态</w:t>
             </w:r>
           </w:p>
         </w:tc>
@@ -24069,7 +24282,7 @@
           <w:b w:val="0"/>
           <w:sz w:val="22"/>
         </w:rPr>
-        <w:t>• 无批量作废。初审列表对待初审单据行内作废；查询列表每行有作废、重试支付，作废有确认弹窗</w:t>
+        <w:t>• 无批量作废。初审、查询行内作废先校验审批单是否驳回；弹窗仅【关闭】</w:t>
       </w:r>
     </w:p>
     <w:p>

--- a/docs/feishu/付款中心需求说明书.docx
+++ b/docs/feishu/付款中心需求说明书.docx
@@ -270,7 +270,7 @@
                 <w:b w:val="0"/>
                 <w:sz w:val="18"/>
               </w:rPr>
-              <w:t>V1.3.14</w:t>
+              <w:t>V1.3.15</w:t>
             </w:r>
           </w:p>
         </w:tc>
@@ -2460,6 +2460,103 @@
                 <w:sz w:val="18"/>
               </w:rPr>
               <w:t>初审、查询作废弹窗按审批单是否驳回提示，仅【关闭】</w:t>
+            </w:r>
+          </w:p>
+        </w:tc>
+        <w:tc>
+          <w:tcPr>
+            <w:tcW w:type="dxa" w:w="1949"/>
+          </w:tcPr>
+          <w:p>
+            <w:pPr>
+              <w:spacing w:before="40" w:after="40"/>
+            </w:pPr>
+            <w:r/>
+            <w:r>
+              <w:rPr>
+                <w:rFonts w:ascii="微软雅黑" w:hAnsi="微软雅黑" w:eastAsia="微软雅黑"/>
+                <w:b w:val="0"/>
+                <w:sz w:val="18"/>
+              </w:rPr>
+              <w:t>第 3、6 章</w:t>
+            </w:r>
+          </w:p>
+        </w:tc>
+      </w:tr>
+      <w:tr>
+        <w:tc>
+          <w:tcPr>
+            <w:tcW w:type="dxa" w:w="1949"/>
+          </w:tcPr>
+          <w:p>
+            <w:pPr>
+              <w:spacing w:before="40" w:after="40"/>
+            </w:pPr>
+            <w:r/>
+            <w:r>
+              <w:rPr>
+                <w:rFonts w:ascii="微软雅黑" w:hAnsi="微软雅黑" w:eastAsia="微软雅黑"/>
+                <w:b w:val="0"/>
+                <w:sz w:val="18"/>
+              </w:rPr>
+              <w:t>V1.3.15</w:t>
+            </w:r>
+          </w:p>
+        </w:tc>
+        <w:tc>
+          <w:tcPr>
+            <w:tcW w:type="dxa" w:w="1949"/>
+          </w:tcPr>
+          <w:p>
+            <w:pPr>
+              <w:spacing w:before="40" w:after="40"/>
+            </w:pPr>
+            <w:r/>
+            <w:r>
+              <w:rPr>
+                <w:rFonts w:ascii="微软雅黑" w:hAnsi="微软雅黑" w:eastAsia="微软雅黑"/>
+                <w:b w:val="0"/>
+                <w:sz w:val="18"/>
+              </w:rPr>
+              <w:t>2026-10-14</w:t>
+            </w:r>
+          </w:p>
+        </w:tc>
+        <w:tc>
+          <w:tcPr>
+            <w:tcW w:type="dxa" w:w="1949"/>
+          </w:tcPr>
+          <w:p>
+            <w:pPr>
+              <w:spacing w:before="40" w:after="40"/>
+            </w:pPr>
+            <w:r/>
+            <w:r>
+              <w:rPr>
+                <w:rFonts w:ascii="微软雅黑" w:hAnsi="微软雅黑" w:eastAsia="微软雅黑"/>
+                <w:b w:val="0"/>
+                <w:sz w:val="18"/>
+              </w:rPr>
+              <w:t>—</w:t>
+            </w:r>
+          </w:p>
+        </w:tc>
+        <w:tc>
+          <w:tcPr>
+            <w:tcW w:type="dxa" w:w="1949"/>
+          </w:tcPr>
+          <w:p>
+            <w:pPr>
+              <w:spacing w:before="40" w:after="40"/>
+            </w:pPr>
+            <w:r/>
+            <w:r>
+              <w:rPr>
+                <w:rFonts w:ascii="微软雅黑" w:hAnsi="微软雅黑" w:eastAsia="微软雅黑"/>
+                <w:b w:val="0"/>
+                <w:sz w:val="18"/>
+              </w:rPr>
+              <w:t>初审、查询作废弹窗仅提示，不改变付款单状态</w:t>
             </w:r>
           </w:p>
         </w:tc>
@@ -3876,7 +3973,7 @@
                 <w:b w:val="0"/>
                 <w:sz w:val="18"/>
               </w:rPr>
-              <w:t>审批单已驳回时，将付款单状态改为已作废，不物理删除</w:t>
+              <w:t>引导页【作废】只按审批单是否驳回提示，不改变付款单状态</w:t>
             </w:r>
           </w:p>
         </w:tc>
@@ -4600,7 +4697,7 @@
                 <w:b w:val="0"/>
                 <w:sz w:val="18"/>
               </w:rPr>
-              <w:t>校验审批单是否驳回；已驳回才作废</w:t>
+              <w:t>校验审批单是否驳回后仅提示，不改状态</w:t>
             </w:r>
           </w:p>
         </w:tc>
@@ -5376,7 +5473,7 @@
                 <w:b w:val="0"/>
                 <w:sz w:val="18"/>
               </w:rPr>
-              <w:t>1. 退回单据重新出现在本列表。2. 作废后从本列表消失。3. 批量初审后单据进入复核列表。</w:t>
+              <w:t>1. 退回单据重新出现在本列表。2. 作废只弹提示，单据仍留在列表。3. 批量初审后单据进入复核列表。</w:t>
             </w:r>
           </w:p>
         </w:tc>
@@ -5888,7 +5985,7 @@
                 <w:b w:val="0"/>
                 <w:sz w:val="18"/>
               </w:rPr>
-              <w:t>1. 已驳回：付款单改为已作废，提示「付款单已作废」，处理历史追加「作废」。2. 未驳回：不改状态，提示「即将作废付款单，请确保审批单已驳回！」。3. 弹窗只有【关闭】，点击后关闭，不再次改状态。4. 单据保留，不物理删除。</w:t>
+              <w:t>1. 只提示，不修改付款单状态，不写处理历史。2. 已驳回：提示「付款单已作废」。3. 未驳回：提示「即将作废付款单，请确保审批单已驳回！」。4. 弹窗只有【关闭】。</w:t>
             </w:r>
           </w:p>
         </w:tc>
@@ -5928,7 +6025,7 @@
                 <w:b w:val="0"/>
                 <w:sz w:val="18"/>
               </w:rPr>
-              <w:t>1. 已驳回的待初审单关闭弹窗后从初审列表消失，查询中状态为已作废。2. 未驳回单据关闭弹窗后状态不变。3. 弹窗无【确认】【取消】。</w:t>
+              <w:t>1. 已驳回、未驳回关闭弹窗后，付款单状态都不变，仍留在原列表。2. 弹窗无【确认】【取消】。</w:t>
             </w:r>
           </w:p>
         </w:tc>
@@ -6716,7 +6813,7 @@
                 <w:b w:val="0"/>
                 <w:sz w:val="18"/>
               </w:rPr>
-              <w:t>1. 含已作废及待付款、待回单、已完成。2. 无勾选、无批量按钮。3. 付款单状态为下拉，占位符「请选择」。4. 列表在付款单状态右侧展示支付状态、支付失败原因。支付状态为未支付、支付中、支付成功、支付失败；无失败原因时为空。5. 【作废】与初审相同：审批单已驳回则作废并提示「付款单已作废」；未驳回则提示「即将作废付款单，请确保审批单已驳回！」，不改状态。弹窗仅【关闭】。6. 【重试支付】对待付款单据重新出款，成功后进入待回单，支付状态改为支付成功并清空失败原因，写入交易号、付款流水号和处理历史「重试支付」。其他未作废单据只追加该处理历史，不改状态。</w:t>
+              <w:t>1. 含已作废及待付款、待回单、已完成。2. 无勾选、无批量按钮。3. 付款单状态为下拉，占位符「请选择」。4. 列表在付款单状态右侧展示支付状态、支付失败原因。支付状态为未支付、支付中、支付成功、支付失败；无失败原因时为空。5. 【作废】与初审相同，只提示不改状态：已驳回提示「付款单已作废」；未驳回提示「即将作废付款单，请确保审批单已驳回！」。弹窗仅【关闭】。6. 【重试支付】对待付款单据重新出款，成功后进入待回单，支付状态改为支付成功并清空失败原因，写入交易号、付款流水号和处理历史「重试支付」。其他未作废单据只追加该处理历史，不改状态。</w:t>
             </w:r>
           </w:p>
         </w:tc>
@@ -6756,7 +6853,7 @@
                 <w:b w:val="0"/>
                 <w:sz w:val="18"/>
               </w:rPr>
-              <w:t>1. 作废单可查到。2. 每行操作列为作废、重试支付、查看。3. 未驳回时关闭弹窗后单据不变。4. 待付款单据重试支付后状态为待回单、支付状态为支付成功。5. 付款单状态右侧依次为支付状态、支付失败原因。</w:t>
+              <w:t>1. 作废单可查到。2. 每行操作列为作废、重试支付、查看。3. 作废弹窗关闭后单据状态不变。4. 待付款单据重试支付后状态为待回单、支付状态为支付成功。5. 付款单状态右侧依次为支付状态、支付失败原因。</w:t>
             </w:r>
           </w:p>
         </w:tc>
@@ -9281,7 +9378,7 @@
                 <w:b w:val="0"/>
                 <w:sz w:val="18"/>
               </w:rPr>
-              <w:t>初审、查询作废时校验；已驳回才作废付款单</w:t>
+              <w:t>初审、查询作废时只用于提示，不据此改状态</w:t>
             </w:r>
           </w:p>
         </w:tc>
@@ -15611,7 +15708,7 @@
                 <w:b w:val="0"/>
                 <w:sz w:val="18"/>
               </w:rPr>
-              <w:t>初审或查询行内【作废】，且审批单已驳回</w:t>
+              <w:t>初审或查询行内【作废】</w:t>
             </w:r>
           </w:p>
         </w:tc>
@@ -15630,7 +15727,7 @@
                 <w:b w:val="0"/>
                 <w:sz w:val="18"/>
               </w:rPr>
-              <w:t>状态改已作废，不删数据</w:t>
+              <w:t>只提示，不改状态</w:t>
             </w:r>
           </w:p>
         </w:tc>
@@ -15649,7 +15746,7 @@
                 <w:b w:val="0"/>
                 <w:sz w:val="18"/>
               </w:rPr>
-              <w:t>初审列表消失，查询仍可见</w:t>
+              <w:t>单据仍留在原列表</w:t>
             </w:r>
           </w:p>
         </w:tc>
@@ -21535,7 +21632,7 @@
                 <w:b w:val="0"/>
                 <w:sz w:val="18"/>
               </w:rPr>
-              <w:t>校验审批单是否驳回后提示；已驳回才作废</w:t>
+              <w:t>按审批单是否驳回提示，不改状态</w:t>
             </w:r>
           </w:p>
         </w:tc>
@@ -22602,7 +22699,7 @@
                 <w:b w:val="0"/>
                 <w:sz w:val="18"/>
               </w:rPr>
-              <w:t>校验审批单是否驳回后提示；已驳回才作废</w:t>
+              <w:t>按审批单是否驳回提示，不改状态</w:t>
             </w:r>
           </w:p>
         </w:tc>
@@ -23251,7 +23348,7 @@
                 <w:b w:val="0"/>
                 <w:sz w:val="18"/>
               </w:rPr>
-              <w:t>打开弹窗前状态已改为已作废</w:t>
+              <w:t>不改状态</w:t>
             </w:r>
           </w:p>
         </w:tc>
@@ -23270,7 +23367,7 @@
                 <w:b w:val="0"/>
                 <w:sz w:val="18"/>
               </w:rPr>
-              <w:t>关闭弹窗，不再改状态</w:t>
+              <w:t>关闭弹窗，单据不变</w:t>
             </w:r>
           </w:p>
         </w:tc>
@@ -24282,7 +24379,7 @@
           <w:b w:val="0"/>
           <w:sz w:val="22"/>
         </w:rPr>
-        <w:t>• 无批量作废。初审、查询行内作废先校验审批单是否驳回；弹窗仅【关闭】</w:t>
+        <w:t>• 无批量作废。初审、查询行内作废只提示，不改状态；弹窗仅【关闭】</w:t>
       </w:r>
     </w:p>
     <w:p>

--- a/docs/feishu/付款中心需求说明书.docx
+++ b/docs/feishu/付款中心需求说明书.docx
@@ -270,7 +270,7 @@
                 <w:b w:val="0"/>
                 <w:sz w:val="18"/>
               </w:rPr>
-              <w:t>V1.3.15</w:t>
+              <w:t>V1.3.16</w:t>
             </w:r>
           </w:p>
         </w:tc>
@@ -2557,6 +2557,103 @@
                 <w:sz w:val="18"/>
               </w:rPr>
               <w:t>初审、查询作废弹窗仅提示，不改变付款单状态</w:t>
+            </w:r>
+          </w:p>
+        </w:tc>
+        <w:tc>
+          <w:tcPr>
+            <w:tcW w:type="dxa" w:w="1949"/>
+          </w:tcPr>
+          <w:p>
+            <w:pPr>
+              <w:spacing w:before="40" w:after="40"/>
+            </w:pPr>
+            <w:r/>
+            <w:r>
+              <w:rPr>
+                <w:rFonts w:ascii="微软雅黑" w:hAnsi="微软雅黑" w:eastAsia="微软雅黑"/>
+                <w:b w:val="0"/>
+                <w:sz w:val="18"/>
+              </w:rPr>
+              <w:t>第 3、6 章</w:t>
+            </w:r>
+          </w:p>
+        </w:tc>
+      </w:tr>
+      <w:tr>
+        <w:tc>
+          <w:tcPr>
+            <w:tcW w:type="dxa" w:w="1949"/>
+          </w:tcPr>
+          <w:p>
+            <w:pPr>
+              <w:spacing w:before="40" w:after="40"/>
+            </w:pPr>
+            <w:r/>
+            <w:r>
+              <w:rPr>
+                <w:rFonts w:ascii="微软雅黑" w:hAnsi="微软雅黑" w:eastAsia="微软雅黑"/>
+                <w:b w:val="0"/>
+                <w:sz w:val="18"/>
+              </w:rPr>
+              <w:t>V1.3.16</w:t>
+            </w:r>
+          </w:p>
+        </w:tc>
+        <w:tc>
+          <w:tcPr>
+            <w:tcW w:type="dxa" w:w="1949"/>
+          </w:tcPr>
+          <w:p>
+            <w:pPr>
+              <w:spacing w:before="40" w:after="40"/>
+            </w:pPr>
+            <w:r/>
+            <w:r>
+              <w:rPr>
+                <w:rFonts w:ascii="微软雅黑" w:hAnsi="微软雅黑" w:eastAsia="微软雅黑"/>
+                <w:b w:val="0"/>
+                <w:sz w:val="18"/>
+              </w:rPr>
+              <w:t>2026-10-14</w:t>
+            </w:r>
+          </w:p>
+        </w:tc>
+        <w:tc>
+          <w:tcPr>
+            <w:tcW w:type="dxa" w:w="1949"/>
+          </w:tcPr>
+          <w:p>
+            <w:pPr>
+              <w:spacing w:before="40" w:after="40"/>
+            </w:pPr>
+            <w:r/>
+            <w:r>
+              <w:rPr>
+                <w:rFonts w:ascii="微软雅黑" w:hAnsi="微软雅黑" w:eastAsia="微软雅黑"/>
+                <w:b w:val="0"/>
+                <w:sz w:val="18"/>
+              </w:rPr>
+              <w:t>—</w:t>
+            </w:r>
+          </w:p>
+        </w:tc>
+        <w:tc>
+          <w:tcPr>
+            <w:tcW w:type="dxa" w:w="1949"/>
+          </w:tcPr>
+          <w:p>
+            <w:pPr>
+              <w:spacing w:before="40" w:after="40"/>
+            </w:pPr>
+            <w:r/>
+            <w:r>
+              <w:rPr>
+                <w:rFonts w:ascii="微软雅黑" w:hAnsi="微软雅黑" w:eastAsia="微软雅黑"/>
+                <w:b w:val="0"/>
+                <w:sz w:val="18"/>
+              </w:rPr>
+              <w:t>初审、查询作废确认后将付款单改为已作废</w:t>
             </w:r>
           </w:p>
         </w:tc>
@@ -3973,7 +4070,7 @@
                 <w:b w:val="0"/>
                 <w:sz w:val="18"/>
               </w:rPr>
-              <w:t>引导页【作废】只按审批单是否驳回提示，不改变付款单状态</w:t>
+              <w:t>引导页【作废】确认后将付款单状态改为已作废，不物理删除</w:t>
             </w:r>
           </w:p>
         </w:tc>
@@ -4697,7 +4794,7 @@
                 <w:b w:val="0"/>
                 <w:sz w:val="18"/>
               </w:rPr>
-              <w:t>校验审批单是否驳回后仅提示，不改状态</w:t>
+              <w:t>确认后状态改为已作废</w:t>
             </w:r>
           </w:p>
         </w:tc>
@@ -5473,7 +5570,7 @@
                 <w:b w:val="0"/>
                 <w:sz w:val="18"/>
               </w:rPr>
-              <w:t>1. 退回单据重新出现在本列表。2. 作废只弹提示，单据仍留在列表。3. 批量初审后单据进入复核列表。</w:t>
+              <w:t>1. 退回单据重新出现在本列表。2. 确认作废后从本列表消失。3. 批量初审后单据进入复核列表。</w:t>
             </w:r>
           </w:p>
         </w:tc>
@@ -5945,7 +6042,7 @@
                 <w:b w:val="0"/>
                 <w:sz w:val="18"/>
               </w:rPr>
-              <w:t>初审、查询引导页行内【作废】。弹窗校验对应审批单是否已驳回</w:t>
+              <w:t>初审、查询引导页行内【作废】，确认后将付款单改为已作废</w:t>
             </w:r>
           </w:p>
         </w:tc>
@@ -5985,7 +6082,7 @@
                 <w:b w:val="0"/>
                 <w:sz w:val="18"/>
               </w:rPr>
-              <w:t>1. 只提示，不修改付款单状态，不写处理历史。2. 已驳回：提示「付款单已作废」。3. 未驳回：提示「即将作废付款单，请确保审批单已驳回！」。4. 弹窗只有【关闭】。</w:t>
+              <w:t>1. 弹窗文案固定为「即将作废付款单，请确认！确认后请同步驳回审批单。」2. 【确认】后状态改为已作废，处理历史追加「作废」，单据保留。3. 【取消】或关闭弹窗不改状态。</w:t>
             </w:r>
           </w:p>
         </w:tc>
@@ -6025,7 +6122,7 @@
                 <w:b w:val="0"/>
                 <w:sz w:val="18"/>
               </w:rPr>
-              <w:t>1. 已驳回、未驳回关闭弹窗后，付款单状态都不变，仍留在原列表。2. 弹窗无【确认】【取消】。</w:t>
+              <w:t>1. 初审列表确认后该单消失，查询中状态为已作废。2. 取消后状态不变。3. 比对结果不包含已作废单据。</w:t>
             </w:r>
           </w:p>
         </w:tc>
@@ -6813,7 +6910,7 @@
                 <w:b w:val="0"/>
                 <w:sz w:val="18"/>
               </w:rPr>
-              <w:t>1. 含已作废及待付款、待回单、已完成。2. 无勾选、无批量按钮。3. 付款单状态为下拉，占位符「请选择」。4. 列表在付款单状态右侧展示支付状态、支付失败原因。支付状态为未支付、支付中、支付成功、支付失败；无失败原因时为空。5. 【作废】与初审相同，只提示不改状态：已驳回提示「付款单已作废」；未驳回提示「即将作废付款单，请确保审批单已驳回！」。弹窗仅【关闭】。6. 【重试支付】对待付款单据重新出款，成功后进入待回单，支付状态改为支付成功并清空失败原因，写入交易号、付款流水号和处理历史「重试支付」。其他未作废单据只追加该处理历史，不改状态。</w:t>
+              <w:t>1. 含已作废及待付款、待回单、已完成。2. 无勾选、无批量按钮。3. 付款单状态为下拉，占位符「请选择」。4. 列表在付款单状态右侧展示支付状态、支付失败原因。支付状态为未支付、支付中、支付成功、支付失败；无失败原因时为空。5. 【作废】与初审相同：提示「即将作废付款单，请确认！确认后请同步驳回审批单。」【确认】后状态改为已作废；【取消】不改状态。6. 【重试支付】对待付款单据重新出款，成功后进入待回单，支付状态改为支付成功并清空失败原因，写入交易号、付款流水号和处理历史「重试支付」。其他未作废单据只追加该处理历史，不改状态。</w:t>
             </w:r>
           </w:p>
         </w:tc>
@@ -6853,7 +6950,7 @@
                 <w:b w:val="0"/>
                 <w:sz w:val="18"/>
               </w:rPr>
-              <w:t>1. 作废单可查到。2. 每行操作列为作废、重试支付、查看。3. 作废弹窗关闭后单据状态不变。4. 待付款单据重试支付后状态为待回单、支付状态为支付成功。5. 付款单状态右侧依次为支付状态、支付失败原因。</w:t>
+              <w:t>1. 作废单可查到。2. 每行操作列为作废、重试支付、查看。3. 确认作废后状态为已作废，取消则不变。4. 待付款单据重试支付后状态为待回单、支付状态为支付成功。5. 付款单状态右侧依次为支付状态、支付失败原因。</w:t>
             </w:r>
           </w:p>
         </w:tc>
@@ -9378,7 +9475,7 @@
                 <w:b w:val="0"/>
                 <w:sz w:val="18"/>
               </w:rPr>
-              <w:t>初审、查询作废时只用于提示，不据此改状态</w:t>
+              <w:t>数据保留；引导页作废不再按此分支</w:t>
             </w:r>
           </w:p>
         </w:tc>
@@ -15708,7 +15805,7 @@
                 <w:b w:val="0"/>
                 <w:sz w:val="18"/>
               </w:rPr>
-              <w:t>初审或查询行内【作废】</w:t>
+              <w:t>初审或查询行内【作废】并确认</w:t>
             </w:r>
           </w:p>
         </w:tc>
@@ -15727,7 +15824,7 @@
                 <w:b w:val="0"/>
                 <w:sz w:val="18"/>
               </w:rPr>
-              <w:t>只提示，不改状态</w:t>
+              <w:t>状态改已作废，不删数据</w:t>
             </w:r>
           </w:p>
         </w:tc>
@@ -15746,7 +15843,7 @@
                 <w:b w:val="0"/>
                 <w:sz w:val="18"/>
               </w:rPr>
-              <w:t>单据仍留在原列表</w:t>
+              <w:t>初审列表消失，查询仍可见</w:t>
             </w:r>
           </w:p>
         </w:tc>
@@ -21632,7 +21729,7 @@
                 <w:b w:val="0"/>
                 <w:sz w:val="18"/>
               </w:rPr>
-              <w:t>按审批单是否驳回提示，不改状态</w:t>
+              <w:t>确认后状态改为已作废</w:t>
             </w:r>
           </w:p>
         </w:tc>
@@ -22699,7 +22796,7 @@
                 <w:b w:val="0"/>
                 <w:sz w:val="18"/>
               </w:rPr>
-              <w:t>按审批单是否驳回提示，不改状态</w:t>
+              <w:t>确认后状态改为已作废</w:t>
             </w:r>
           </w:p>
         </w:tc>
@@ -23272,7 +23369,7 @@
                 <w:b w:val="0"/>
                 <w:sz w:val="18"/>
               </w:rPr>
-              <w:t>初审、查询列表行内【作废】，审批单已驳回</w:t>
+              <w:t>初审、查询列表行内【作废】</w:t>
             </w:r>
           </w:p>
         </w:tc>
@@ -23310,7 +23407,7 @@
                 <w:b w:val="0"/>
                 <w:sz w:val="18"/>
               </w:rPr>
-              <w:t>付款单已作废</w:t>
+              <w:t>即将作废付款单，请确认！确认后请同步驳回审批单。</w:t>
             </w:r>
           </w:p>
         </w:tc>
@@ -23329,7 +23426,7 @@
                 <w:b w:val="0"/>
                 <w:sz w:val="18"/>
               </w:rPr>
-              <w:t>【关闭】</w:t>
+              <w:t>【确认】【取消】</w:t>
             </w:r>
           </w:p>
         </w:tc>
@@ -23348,123 +23445,7 @@
                 <w:b w:val="0"/>
                 <w:sz w:val="18"/>
               </w:rPr>
-              <w:t>不改状态</w:t>
-            </w:r>
-          </w:p>
-        </w:tc>
-        <w:tc>
-          <w:tcPr>
-            <w:tcW w:type="dxa" w:w="1624"/>
-          </w:tcPr>
-          <w:p>
-            <w:pPr>
-              <w:spacing w:before="40" w:after="40"/>
-            </w:pPr>
-            <w:r/>
-            <w:r>
-              <w:rPr>
-                <w:rFonts w:ascii="微软雅黑" w:hAnsi="微软雅黑" w:eastAsia="微软雅黑"/>
-                <w:b w:val="0"/>
-                <w:sz w:val="18"/>
-              </w:rPr>
-              <w:t>关闭弹窗，单据不变</w:t>
-            </w:r>
-          </w:p>
-        </w:tc>
-      </w:tr>
-      <w:tr>
-        <w:tc>
-          <w:tcPr>
-            <w:tcW w:type="dxa" w:w="1624"/>
-          </w:tcPr>
-          <w:p>
-            <w:pPr>
-              <w:spacing w:before="40" w:after="40"/>
-            </w:pPr>
-            <w:r/>
-            <w:r>
-              <w:rPr>
-                <w:rFonts w:ascii="微软雅黑" w:hAnsi="微软雅黑" w:eastAsia="微软雅黑"/>
-                <w:b w:val="0"/>
-                <w:sz w:val="18"/>
-              </w:rPr>
-              <w:t>初审、查询列表行内【作废】，审批单未驳回</w:t>
-            </w:r>
-          </w:p>
-        </w:tc>
-        <w:tc>
-          <w:tcPr>
-            <w:tcW w:type="dxa" w:w="1624"/>
-          </w:tcPr>
-          <w:p>
-            <w:pPr>
-              <w:spacing w:before="40" w:after="40"/>
-            </w:pPr>
-            <w:r/>
-            <w:r>
-              <w:rPr>
-                <w:rFonts w:ascii="微软雅黑" w:hAnsi="微软雅黑" w:eastAsia="微软雅黑"/>
-                <w:b w:val="0"/>
-                <w:sz w:val="18"/>
-              </w:rPr>
-              <w:t>提示</w:t>
-            </w:r>
-          </w:p>
-        </w:tc>
-        <w:tc>
-          <w:tcPr>
-            <w:tcW w:type="dxa" w:w="1624"/>
-          </w:tcPr>
-          <w:p>
-            <w:pPr>
-              <w:spacing w:before="40" w:after="40"/>
-            </w:pPr>
-            <w:r/>
-            <w:r>
-              <w:rPr>
-                <w:rFonts w:ascii="微软雅黑" w:hAnsi="微软雅黑" w:eastAsia="微软雅黑"/>
-                <w:b w:val="0"/>
-                <w:sz w:val="18"/>
-              </w:rPr>
-              <w:t>即将作废付款单，请确保审批单已驳回！</w:t>
-            </w:r>
-          </w:p>
-        </w:tc>
-        <w:tc>
-          <w:tcPr>
-            <w:tcW w:type="dxa" w:w="1624"/>
-          </w:tcPr>
-          <w:p>
-            <w:pPr>
-              <w:spacing w:before="40" w:after="40"/>
-            </w:pPr>
-            <w:r/>
-            <w:r>
-              <w:rPr>
-                <w:rFonts w:ascii="微软雅黑" w:hAnsi="微软雅黑" w:eastAsia="微软雅黑"/>
-                <w:b w:val="0"/>
-                <w:sz w:val="18"/>
-              </w:rPr>
-              <w:t>【关闭】</w:t>
-            </w:r>
-          </w:p>
-        </w:tc>
-        <w:tc>
-          <w:tcPr>
-            <w:tcW w:type="dxa" w:w="1624"/>
-          </w:tcPr>
-          <w:p>
-            <w:pPr>
-              <w:spacing w:before="40" w:after="40"/>
-            </w:pPr>
-            <w:r/>
-            <w:r>
-              <w:rPr>
-                <w:rFonts w:ascii="微软雅黑" w:hAnsi="微软雅黑" w:eastAsia="微软雅黑"/>
-                <w:b w:val="0"/>
-                <w:sz w:val="18"/>
-              </w:rPr>
-              <w:t>不改状态</w:t>
+              <w:t>状态改为已作废，处理历史追加「作废」</w:t>
             </w:r>
           </w:p>
         </w:tc>
@@ -24379,7 +24360,7 @@
           <w:b w:val="0"/>
           <w:sz w:val="22"/>
         </w:rPr>
-        <w:t>• 无批量作废。初审、查询行内作废只提示，不改状态；弹窗仅【关闭】</w:t>
+        <w:t>• 无批量作废。初审、查询行内作废确认后状态改为已作废</w:t>
       </w:r>
     </w:p>
     <w:p>

--- a/docs/feishu/付款中心需求说明书.docx
+++ b/docs/feishu/付款中心需求说明书.docx
@@ -270,7 +270,7 @@
                 <w:b w:val="0"/>
                 <w:sz w:val="18"/>
               </w:rPr>
-              <w:t>V1.3.16</w:t>
+              <w:t>V1.3.17</w:t>
             </w:r>
           </w:p>
         </w:tc>
@@ -2673,6 +2673,103 @@
                 <w:sz w:val="18"/>
               </w:rPr>
               <w:t>第 3、6 章</w:t>
+            </w:r>
+          </w:p>
+        </w:tc>
+      </w:tr>
+      <w:tr>
+        <w:tc>
+          <w:tcPr>
+            <w:tcW w:type="dxa" w:w="1949"/>
+          </w:tcPr>
+          <w:p>
+            <w:pPr>
+              <w:spacing w:before="40" w:after="40"/>
+            </w:pPr>
+            <w:r/>
+            <w:r>
+              <w:rPr>
+                <w:rFonts w:ascii="微软雅黑" w:hAnsi="微软雅黑" w:eastAsia="微软雅黑"/>
+                <w:b w:val="0"/>
+                <w:sz w:val="18"/>
+              </w:rPr>
+              <w:t>V1.3.17</w:t>
+            </w:r>
+          </w:p>
+        </w:tc>
+        <w:tc>
+          <w:tcPr>
+            <w:tcW w:type="dxa" w:w="1949"/>
+          </w:tcPr>
+          <w:p>
+            <w:pPr>
+              <w:spacing w:before="40" w:after="40"/>
+            </w:pPr>
+            <w:r/>
+            <w:r>
+              <w:rPr>
+                <w:rFonts w:ascii="微软雅黑" w:hAnsi="微软雅黑" w:eastAsia="微软雅黑"/>
+                <w:b w:val="0"/>
+                <w:sz w:val="18"/>
+              </w:rPr>
+              <w:t>2026-10-14</w:t>
+            </w:r>
+          </w:p>
+        </w:tc>
+        <w:tc>
+          <w:tcPr>
+            <w:tcW w:type="dxa" w:w="1949"/>
+          </w:tcPr>
+          <w:p>
+            <w:pPr>
+              <w:spacing w:before="40" w:after="40"/>
+            </w:pPr>
+            <w:r/>
+            <w:r>
+              <w:rPr>
+                <w:rFonts w:ascii="微软雅黑" w:hAnsi="微软雅黑" w:eastAsia="微软雅黑"/>
+                <w:b w:val="0"/>
+                <w:sz w:val="18"/>
+              </w:rPr>
+              <w:t>—</w:t>
+            </w:r>
+          </w:p>
+        </w:tc>
+        <w:tc>
+          <w:tcPr>
+            <w:tcW w:type="dxa" w:w="1949"/>
+          </w:tcPr>
+          <w:p>
+            <w:pPr>
+              <w:spacing w:before="40" w:after="40"/>
+            </w:pPr>
+            <w:r/>
+            <w:r>
+              <w:rPr>
+                <w:rFonts w:ascii="微软雅黑" w:hAnsi="微软雅黑" w:eastAsia="微软雅黑"/>
+                <w:b w:val="0"/>
+                <w:sz w:val="18"/>
+              </w:rPr>
+              <w:t>初审、复核、查询引导页的初审、复核、查看改为右侧抽屉</w:t>
+            </w:r>
+          </w:p>
+        </w:tc>
+        <w:tc>
+          <w:tcPr>
+            <w:tcW w:type="dxa" w:w="1949"/>
+          </w:tcPr>
+          <w:p>
+            <w:pPr>
+              <w:spacing w:before="40" w:after="40"/>
+            </w:pPr>
+            <w:r/>
+            <w:r>
+              <w:rPr>
+                <w:rFonts w:ascii="微软雅黑" w:hAnsi="微软雅黑" w:eastAsia="微软雅黑"/>
+                <w:b w:val="0"/>
+                <w:sz w:val="18"/>
+              </w:rPr>
+              <w:t>第 6 章</w:t>
             </w:r>
           </w:p>
         </w:tc>
@@ -17353,7 +17450,7 @@
                 <w:b w:val="0"/>
                 <w:sz w:val="18"/>
               </w:rPr>
-              <w:t>行内【初审】【查看】</w:t>
+              <w:t>行内【初审】【查看】，右侧抽屉</w:t>
             </w:r>
           </w:p>
         </w:tc>
@@ -17471,7 +17568,7 @@
                 <w:b w:val="0"/>
                 <w:sz w:val="18"/>
               </w:rPr>
-              <w:t>行内【复核】【查看】</w:t>
+              <w:t>行内【复核】【查看】，右侧抽屉</w:t>
             </w:r>
           </w:p>
         </w:tc>
@@ -17589,7 +17686,7 @@
                 <w:b w:val="0"/>
                 <w:sz w:val="18"/>
               </w:rPr>
-              <w:t>行内【查看】</w:t>
+              <w:t>行内【查看】，右侧抽屉</w:t>
             </w:r>
           </w:p>
         </w:tc>
@@ -20485,7 +20582,7 @@
           <w:b w:val="0"/>
           <w:sz w:val="22"/>
         </w:rPr>
-        <w:t>初审、复核明细包含三个面板：基础信息、收款账户信息、处理历史。查询明细在处理历史前增加回单信息。只读字段为文字，不使用输入框，不展示红色备注条。</w:t>
+        <w:t>初审、复核、查询引导页点击【初审】【复核】【查看】时，从右侧抽屉打开明细，列表留在后面。抽屉内字段与对应明细页一致。初审、复核明细包含三个面板：基础信息、收款账户信息、处理历史。查询明细在处理历史前增加回单信息。只读字段为文字，不使用输入框，不展示红色备注条。</w:t>
       </w:r>
     </w:p>
     <w:p>
@@ -21632,7 +21729,7 @@
                 <w:b w:val="0"/>
                 <w:sz w:val="18"/>
               </w:rPr>
-              <w:t>打开初审明细编辑态</w:t>
+              <w:t>右侧抽屉打开初审明细编辑态</w:t>
             </w:r>
           </w:p>
         </w:tc>
@@ -21826,7 +21923,7 @@
                 <w:b w:val="0"/>
                 <w:sz w:val="18"/>
               </w:rPr>
-              <w:t>打开只读明细</w:t>
+              <w:t>右侧抽屉打开只读明细</w:t>
             </w:r>
           </w:p>
         </w:tc>
@@ -22311,7 +22408,7 @@
                 <w:b w:val="0"/>
                 <w:sz w:val="18"/>
               </w:rPr>
-              <w:t>打开复核明细</w:t>
+              <w:t>右侧抽屉打开复核明细</w:t>
             </w:r>
           </w:p>
         </w:tc>
@@ -22408,7 +22505,7 @@
                 <w:b w:val="0"/>
                 <w:sz w:val="18"/>
               </w:rPr>
-              <w:t>打开只读明细</w:t>
+              <w:t>右侧抽屉打开只读明细</w:t>
             </w:r>
           </w:p>
         </w:tc>
@@ -22990,7 +23087,7 @@
                 <w:b w:val="0"/>
                 <w:sz w:val="18"/>
               </w:rPr>
-              <w:t>打开只读明细</w:t>
+              <w:t>右侧抽屉打开只读明细</w:t>
             </w:r>
           </w:p>
         </w:tc>

--- a/docs/feishu/付款中心需求说明书.docx
+++ b/docs/feishu/付款中心需求说明书.docx
@@ -270,7 +270,7 @@
                 <w:b w:val="0"/>
                 <w:sz w:val="18"/>
               </w:rPr>
-              <w:t>V1.3.17</w:t>
+              <w:t>V1.3.18</w:t>
             </w:r>
           </w:p>
         </w:tc>
@@ -510,7 +510,7 @@
                 <w:b w:val="0"/>
                 <w:sz w:val="18"/>
               </w:rPr>
-              <w:t>2026-10-12</w:t>
+              <w:t>2026-10-14</w:t>
             </w:r>
           </w:p>
         </w:tc>
@@ -2770,6 +2770,103 @@
                 <w:sz w:val="18"/>
               </w:rPr>
               <w:t>第 6 章</w:t>
+            </w:r>
+          </w:p>
+        </w:tc>
+      </w:tr>
+      <w:tr>
+        <w:tc>
+          <w:tcPr>
+            <w:tcW w:type="dxa" w:w="1949"/>
+          </w:tcPr>
+          <w:p>
+            <w:pPr>
+              <w:spacing w:before="40" w:after="40"/>
+            </w:pPr>
+            <w:r/>
+            <w:r>
+              <w:rPr>
+                <w:rFonts w:ascii="微软雅黑" w:hAnsi="微软雅黑" w:eastAsia="微软雅黑"/>
+                <w:b w:val="0"/>
+                <w:sz w:val="18"/>
+              </w:rPr>
+              <w:t>V1.3.18</w:t>
+            </w:r>
+          </w:p>
+        </w:tc>
+        <w:tc>
+          <w:tcPr>
+            <w:tcW w:type="dxa" w:w="1949"/>
+          </w:tcPr>
+          <w:p>
+            <w:pPr>
+              <w:spacing w:before="40" w:after="40"/>
+            </w:pPr>
+            <w:r/>
+            <w:r>
+              <w:rPr>
+                <w:rFonts w:ascii="微软雅黑" w:hAnsi="微软雅黑" w:eastAsia="微软雅黑"/>
+                <w:b w:val="0"/>
+                <w:sz w:val="18"/>
+              </w:rPr>
+              <w:t>2026-10-14</w:t>
+            </w:r>
+          </w:p>
+        </w:tc>
+        <w:tc>
+          <w:tcPr>
+            <w:tcW w:type="dxa" w:w="1949"/>
+          </w:tcPr>
+          <w:p>
+            <w:pPr>
+              <w:spacing w:before="40" w:after="40"/>
+            </w:pPr>
+            <w:r/>
+            <w:r>
+              <w:rPr>
+                <w:rFonts w:ascii="微软雅黑" w:hAnsi="微软雅黑" w:eastAsia="微软雅黑"/>
+                <w:b w:val="0"/>
+                <w:sz w:val="18"/>
+              </w:rPr>
+              <w:t>—</w:t>
+            </w:r>
+          </w:p>
+        </w:tc>
+        <w:tc>
+          <w:tcPr>
+            <w:tcW w:type="dxa" w:w="1949"/>
+          </w:tcPr>
+          <w:p>
+            <w:pPr>
+              <w:spacing w:before="40" w:after="40"/>
+            </w:pPr>
+            <w:r/>
+            <w:r>
+              <w:rPr>
+                <w:rFonts w:ascii="微软雅黑" w:hAnsi="微软雅黑" w:eastAsia="微软雅黑"/>
+                <w:b w:val="0"/>
+                <w:sz w:val="18"/>
+              </w:rPr>
+              <w:t>付款单状态枚举「待付款」改为「待支付」</w:t>
+            </w:r>
+          </w:p>
+        </w:tc>
+        <w:tc>
+          <w:tcPr>
+            <w:tcW w:type="dxa" w:w="1949"/>
+          </w:tcPr>
+          <w:p>
+            <w:pPr>
+              <w:spacing w:before="40" w:after="40"/>
+            </w:pPr>
+            <w:r/>
+            <w:r>
+              <w:rPr>
+                <w:rFonts w:ascii="微软雅黑" w:hAnsi="微软雅黑" w:eastAsia="微软雅黑"/>
+                <w:b w:val="0"/>
+                <w:sz w:val="18"/>
+              </w:rPr>
+              <w:t>第 2、3、5、6 章</w:t>
             </w:r>
           </w:p>
         </w:tc>
@@ -3323,7 +3420,7 @@
                 <w:b w:val="0"/>
                 <w:sz w:val="18"/>
               </w:rPr>
-              <w:t>复核通过进入待付款；付款成功后待回单；回单回传飞书后已完成</w:t>
+              <w:t>复核通过进入待支付；付款成功后待回单；回单回传飞书后已完成</w:t>
             </w:r>
           </w:p>
         </w:tc>
@@ -6495,7 +6592,7 @@
                 <w:b w:val="0"/>
                 <w:sz w:val="18"/>
               </w:rPr>
-              <w:t>1. 初审提交的单据出现在本列表。2. 确认或批量复核后从本列表消失，状态为待付款。</w:t>
+              <w:t>1. 初审提交的单据出现在本列表。2. 确认或批量复核后从本列表消失，状态为待支付。</w:t>
             </w:r>
           </w:p>
         </w:tc>
@@ -6691,7 +6788,7 @@
                 <w:b w:val="0"/>
                 <w:sz w:val="18"/>
               </w:rPr>
-              <w:t>核对只读的付款渠道，填写意见；【复核确认】进入待付款，【退回】回到待初审</w:t>
+              <w:t>核对只读的付款渠道，填写意见；【复核确认】进入待支付，【退回】回到待初审</w:t>
             </w:r>
           </w:p>
         </w:tc>
@@ -6771,7 +6868,7 @@
                 <w:b w:val="0"/>
                 <w:sz w:val="18"/>
               </w:rPr>
-              <w:t>1. 页面上不能修改付款渠道。2. 确认后复核列表不可见，查询中状态为待付款，渠道为万里汇。3. 退回后初审列表可见，状态为待初审。</w:t>
+              <w:t>1. 页面上不能修改付款渠道。2. 确认后复核列表不可见，查询中状态为待支付，渠道为万里汇。3. 退回后初审列表可见，状态为待初审。</w:t>
             </w:r>
           </w:p>
         </w:tc>
@@ -7007,7 +7104,7 @@
                 <w:b w:val="0"/>
                 <w:sz w:val="18"/>
               </w:rPr>
-              <w:t>1. 含已作废及待付款、待回单、已完成。2. 无勾选、无批量按钮。3. 付款单状态为下拉，占位符「请选择」。4. 列表在付款单状态右侧展示支付状态、支付失败原因。支付状态为未支付、支付中、支付成功、支付失败；无失败原因时为空。5. 【作废】与初审相同：提示「即将作废付款单，请确认！确认后请同步驳回审批单。」【确认】后状态改为已作废；【取消】不改状态。6. 【重试支付】对待付款单据重新出款，成功后进入待回单，支付状态改为支付成功并清空失败原因，写入交易号、付款流水号和处理历史「重试支付」。其他未作废单据只追加该处理历史，不改状态。</w:t>
+              <w:t>1. 含已作废及待支付、待回单、已完成。2. 无勾选、无批量按钮。3. 付款单状态为下拉，占位符「请选择」。4. 列表在付款单状态右侧展示支付状态、支付失败原因。支付状态为未支付、支付中、支付成功、支付失败；无失败原因时为空。5. 【作废】与初审相同：提示「即将作废付款单，请确认！确认后请同步驳回审批单。」【确认】后状态改为已作废；【取消】不改状态。6. 【重试支付】对待支付单据重新出款，成功后进入待回单，支付状态改为支付成功并清空失败原因，写入交易号、付款流水号和处理历史「重试支付」。其他未作废单据只追加该处理历史，不改状态。</w:t>
             </w:r>
           </w:p>
         </w:tc>
@@ -7047,7 +7144,7 @@
                 <w:b w:val="0"/>
                 <w:sz w:val="18"/>
               </w:rPr>
-              <w:t>1. 作废单可查到。2. 每行操作列为作废、重试支付、查看。3. 确认作废后状态为已作废，取消则不变。4. 待付款单据重试支付后状态为待回单、支付状态为支付成功。5. 付款单状态右侧依次为支付状态、支付失败原因。</w:t>
+              <w:t>1. 作废单可查到。2. 每行操作列为作废、重试支付、查看。3. 确认作废后状态为已作废，取消则不变。4. 待支付单据重试支付后状态为待回单、支付状态为支付成功。5. 付款单状态右侧依次为支付状态、支付失败原因。</w:t>
             </w:r>
           </w:p>
         </w:tc>
@@ -12835,7 +12932,7 @@
                 <w:b w:val="0"/>
                 <w:sz w:val="18"/>
               </w:rPr>
-              <w:t>待付款</w:t>
+              <w:t>待支付</w:t>
             </w:r>
           </w:p>
         </w:tc>
@@ -14429,7 +14526,7 @@
                 <w:b w:val="0"/>
                 <w:sz w:val="18"/>
               </w:rPr>
-              <w:t>待付款 / 待初审</w:t>
+              <w:t>待支付 / 待初审</w:t>
             </w:r>
           </w:p>
         </w:tc>
@@ -14469,7 +14566,7 @@
                 <w:b w:val="0"/>
                 <w:sz w:val="18"/>
               </w:rPr>
-              <w:t>待付款</w:t>
+              <w:t>待支付</w:t>
             </w:r>
           </w:p>
         </w:tc>
@@ -14907,7 +15004,7 @@
           <w:b w:val="0"/>
           <w:sz w:val="22"/>
         </w:rPr>
-        <w:t>4. 复核岗核对只读的付款渠道（未写入时展示万里汇，不能修改），【复核确认】后系统写入渠道并进入待付款。</w:t>
+        <w:t>4. 复核岗核对只读的付款渠道（未写入时展示万里汇，不能修改），【复核确认】后系统写入渠道并进入待支付。</w:t>
       </w:r>
     </w:p>
     <w:p>
@@ -14964,7 +15061,7 @@
         <w:br/>
         <w:t xml:space="preserve">   ▼</w:t>
         <w:br/>
-        <w:t>待付款</w:t>
+        <w:t>待支付</w:t>
         <w:br/>
         <w:t xml:space="preserve">   │</w:t>
         <w:br/>
@@ -15032,7 +15129,7 @@
           <w:b w:val="0"/>
           <w:sz w:val="22"/>
         </w:rPr>
-        <w:t>3. 待付款、待回单、已完成在本期原型以查询展示为主，出款与回单为模拟动作。</w:t>
+        <w:t>3. 待支付、待回单、已完成在本期原型以查询展示为主，出款与回单为模拟动作。</w:t>
       </w:r>
     </w:p>
     <w:p>
@@ -15470,7 +15567,7 @@
                 <w:b w:val="0"/>
                 <w:sz w:val="18"/>
               </w:rPr>
-              <w:t>待付款</w:t>
+              <w:t>待支付</w:t>
             </w:r>
           </w:p>
         </w:tc>
@@ -16077,7 +16174,7 @@
                 <w:b w:val="0"/>
                 <w:sz w:val="18"/>
               </w:rPr>
-              <w:t>保持待付款</w:t>
+              <w:t>保持待支付</w:t>
             </w:r>
           </w:p>
         </w:tc>
@@ -22602,7 +22699,7 @@
                 <w:b w:val="0"/>
                 <w:sz w:val="18"/>
               </w:rPr>
-              <w:t>系统写入渠道（默认万里汇）与意见，状态改为待付款，返回列表；页面不能改渠道</w:t>
+              <w:t>系统写入渠道（默认万里汇）与意见，状态改为待支付，返回列表；页面不能改渠道</w:t>
             </w:r>
           </w:p>
         </w:tc>
@@ -22990,7 +23087,7 @@
                 <w:b w:val="0"/>
                 <w:sz w:val="18"/>
               </w:rPr>
-              <w:t>待付款重新出款并进入待回单，支付状态改为支付成功并清空失败原因；其他未作废单据只记处理历史</w:t>
+              <w:t>待支付重新出款并进入待回单，支付状态改为支付成功并清空失败原因；其他未作废单据只记处理历史</w:t>
             </w:r>
           </w:p>
         </w:tc>

--- a/docs/feishu/付款中心需求说明书.docx
+++ b/docs/feishu/付款中心需求说明书.docx
@@ -270,7 +270,7 @@
                 <w:b w:val="0"/>
                 <w:sz w:val="18"/>
               </w:rPr>
-              <w:t>V1.3.18</w:t>
+              <w:t>V1.3.19</w:t>
             </w:r>
           </w:p>
         </w:tc>
@@ -2867,6 +2867,103 @@
                 <w:sz w:val="18"/>
               </w:rPr>
               <w:t>第 2、3、5、6 章</w:t>
+            </w:r>
+          </w:p>
+        </w:tc>
+      </w:tr>
+      <w:tr>
+        <w:tc>
+          <w:tcPr>
+            <w:tcW w:type="dxa" w:w="1949"/>
+          </w:tcPr>
+          <w:p>
+            <w:pPr>
+              <w:spacing w:before="40" w:after="40"/>
+            </w:pPr>
+            <w:r/>
+            <w:r>
+              <w:rPr>
+                <w:rFonts w:ascii="微软雅黑" w:hAnsi="微软雅黑" w:eastAsia="微软雅黑"/>
+                <w:b w:val="0"/>
+                <w:sz w:val="18"/>
+              </w:rPr>
+              <w:t>V1.3.19</w:t>
+            </w:r>
+          </w:p>
+        </w:tc>
+        <w:tc>
+          <w:tcPr>
+            <w:tcW w:type="dxa" w:w="1949"/>
+          </w:tcPr>
+          <w:p>
+            <w:pPr>
+              <w:spacing w:before="40" w:after="40"/>
+            </w:pPr>
+            <w:r/>
+            <w:r>
+              <w:rPr>
+                <w:rFonts w:ascii="微软雅黑" w:hAnsi="微软雅黑" w:eastAsia="微软雅黑"/>
+                <w:b w:val="0"/>
+                <w:sz w:val="18"/>
+              </w:rPr>
+              <w:t>2026-10-14</w:t>
+            </w:r>
+          </w:p>
+        </w:tc>
+        <w:tc>
+          <w:tcPr>
+            <w:tcW w:type="dxa" w:w="1949"/>
+          </w:tcPr>
+          <w:p>
+            <w:pPr>
+              <w:spacing w:before="40" w:after="40"/>
+            </w:pPr>
+            <w:r/>
+            <w:r>
+              <w:rPr>
+                <w:rFonts w:ascii="微软雅黑" w:hAnsi="微软雅黑" w:eastAsia="微软雅黑"/>
+                <w:b w:val="0"/>
+                <w:sz w:val="18"/>
+              </w:rPr>
+              <w:t>—</w:t>
+            </w:r>
+          </w:p>
+        </w:tc>
+        <w:tc>
+          <w:tcPr>
+            <w:tcW w:type="dxa" w:w="1949"/>
+          </w:tcPr>
+          <w:p>
+            <w:pPr>
+              <w:spacing w:before="40" w:after="40"/>
+            </w:pPr>
+            <w:r/>
+            <w:r>
+              <w:rPr>
+                <w:rFonts w:ascii="微软雅黑" w:hAnsi="微软雅黑" w:eastAsia="微软雅黑"/>
+                <w:b w:val="0"/>
+                <w:sz w:val="18"/>
+              </w:rPr>
+              <w:t>查询引导页【重试支付】改为【重新支付】，点击后提示已成功提交支付</w:t>
+            </w:r>
+          </w:p>
+        </w:tc>
+        <w:tc>
+          <w:tcPr>
+            <w:tcW w:type="dxa" w:w="1949"/>
+          </w:tcPr>
+          <w:p>
+            <w:pPr>
+              <w:spacing w:before="40" w:after="40"/>
+            </w:pPr>
+            <w:r/>
+            <w:r>
+              <w:rPr>
+                <w:rFonts w:ascii="微软雅黑" w:hAnsi="微软雅黑" w:eastAsia="微软雅黑"/>
+                <w:b w:val="0"/>
+                <w:sz w:val="18"/>
+              </w:rPr>
+              <w:t>第 3、6 章</w:t>
             </w:r>
           </w:p>
         </w:tc>
@@ -3891,7 +3988,7 @@
                 <w:b w:val="0"/>
                 <w:sz w:val="18"/>
               </w:rPr>
-              <w:t>查看全部单据，并可作废或重试支付</w:t>
+              <w:t>查看全部单据，并可作废或重新支付</w:t>
             </w:r>
           </w:p>
         </w:tc>
@@ -3910,7 +4007,7 @@
                 <w:b w:val="0"/>
                 <w:sz w:val="18"/>
               </w:rPr>
-              <w:t>按条件与状态查询、作废、重试支付、看明细</w:t>
+              <w:t>按条件与状态查询、作废、重新支付、看明细</w:t>
             </w:r>
           </w:p>
         </w:tc>
@@ -5279,7 +5376,7 @@
                 <w:b w:val="0"/>
                 <w:sz w:val="18"/>
               </w:rPr>
-              <w:t>全部状态（含已作废）；行内作废、重试支付、查看</w:t>
+              <w:t>全部状态（含已作废）；行内作废、重新支付、查看</w:t>
             </w:r>
           </w:p>
         </w:tc>
@@ -7064,7 +7161,7 @@
                 <w:b w:val="0"/>
                 <w:sz w:val="18"/>
               </w:rPr>
-              <w:t>按条件与付款单状态查询全部单据；行内【作废】【重试支付】【查看】</w:t>
+              <w:t>按条件与付款单状态查询全部单据；行内【作废】【重新支付】【查看】</w:t>
             </w:r>
           </w:p>
         </w:tc>
@@ -7104,7 +7201,7 @@
                 <w:b w:val="0"/>
                 <w:sz w:val="18"/>
               </w:rPr>
-              <w:t>1. 含已作废及待支付、待回单、已完成。2. 无勾选、无批量按钮。3. 付款单状态为下拉，占位符「请选择」。4. 列表在付款单状态右侧展示支付状态、支付失败原因。支付状态为未支付、支付中、支付成功、支付失败；无失败原因时为空。5. 【作废】与初审相同：提示「即将作废付款单，请确认！确认后请同步驳回审批单。」【确认】后状态改为已作废；【取消】不改状态。6. 【重试支付】对待支付单据重新出款，成功后进入待回单，支付状态改为支付成功并清空失败原因，写入交易号、付款流水号和处理历史「重试支付」。其他未作废单据只追加该处理历史，不改状态。</w:t>
+              <w:t>1. 含已作废及待支付、待回单、已完成。2. 无勾选、无批量按钮。3. 付款单状态为下拉，占位符「请选择」。4. 列表在付款单状态右侧展示支付状态、支付失败原因。支付状态为未支付、支付中、支付成功、支付失败；无失败原因时为空。5. 【作废】与初审相同：提示「即将作废付款单，请确认！确认后请同步驳回审批单。」【确认】后状态改为已作废；【取消】不改状态。6. 【重新支付】点击后提示「已成功提交支付，请稍等。」，仅【关闭】。对待支付单据重新出款，成功后进入待回单，支付状态改为支付成功并清空失败原因，写入交易号、付款流水号和处理历史「重试支付」。其他未作废单据只追加该处理历史，不改状态。</w:t>
             </w:r>
           </w:p>
         </w:tc>
@@ -7144,7 +7241,7 @@
                 <w:b w:val="0"/>
                 <w:sz w:val="18"/>
               </w:rPr>
-              <w:t>1. 作废单可查到。2. 每行操作列为作废、重试支付、查看。3. 确认作废后状态为已作废，取消则不变。4. 待支付单据重试支付后状态为待回单、支付状态为支付成功。5. 付款单状态右侧依次为支付状态、支付失败原因。</w:t>
+              <w:t>1. 作废单可查到。2. 每行操作列为作废、重新支付、查看。3. 确认作废后状态为已作废，取消则不变。4. 点击重新支付后提示「已成功提交支付，请稍等。」。5. 待支付单据重新支付后状态为待回单、支付状态为支付成功。6. 付款单状态右侧依次为支付状态、支付失败原因。</w:t>
             </w:r>
           </w:p>
         </w:tc>
@@ -13956,7 +14053,7 @@
                 <w:b w:val="0"/>
                 <w:sz w:val="18"/>
               </w:rPr>
-              <w:t>出款成功；重试支付成功后写入</w:t>
+              <w:t>出款成功；重新支付成功后写入</w:t>
             </w:r>
           </w:p>
         </w:tc>
@@ -14604,7 +14701,7 @@
                 <w:b w:val="0"/>
                 <w:sz w:val="18"/>
               </w:rPr>
-              <w:t>调用渠道出款、查询页重试支付</w:t>
+              <w:t>调用渠道出款、查询页重新支付</w:t>
             </w:r>
           </w:p>
         </w:tc>
@@ -14895,7 +14992,7 @@
                 <w:b w:val="0"/>
                 <w:sz w:val="18"/>
               </w:rPr>
-              <w:t>查询页可查看、重试支付不生效</w:t>
+              <w:t>查询页可查看；重新支付只提示，不改状态</w:t>
             </w:r>
           </w:p>
         </w:tc>
@@ -23049,7 +23146,7 @@
                 <w:b w:val="0"/>
                 <w:sz w:val="18"/>
               </w:rPr>
-              <w:t>重试支付</w:t>
+              <w:t>重新支付</w:t>
             </w:r>
           </w:p>
         </w:tc>
@@ -23087,7 +23184,7 @@
                 <w:b w:val="0"/>
                 <w:sz w:val="18"/>
               </w:rPr>
-              <w:t>待支付重新出款并进入待回单，支付状态改为支付成功并清空失败原因；其他未作废单据只记处理历史</w:t>
+              <w:t>提示「已成功提交支付，请稍等。」。待支付重新出款并进入待回单，支付状态改为支付成功并清空失败原因；其他未作废单据只记处理历史</w:t>
             </w:r>
           </w:p>
         </w:tc>
@@ -23663,6 +23760,122 @@
           </w:p>
         </w:tc>
       </w:tr>
+      <w:tr>
+        <w:tc>
+          <w:tcPr>
+            <w:tcW w:type="dxa" w:w="1624"/>
+          </w:tcPr>
+          <w:p>
+            <w:pPr>
+              <w:spacing w:before="40" w:after="40"/>
+            </w:pPr>
+            <w:r/>
+            <w:r>
+              <w:rPr>
+                <w:rFonts w:ascii="微软雅黑" w:hAnsi="微软雅黑" w:eastAsia="微软雅黑"/>
+                <w:b w:val="0"/>
+                <w:sz w:val="18"/>
+              </w:rPr>
+              <w:t>查询列表行内【重新支付】</w:t>
+            </w:r>
+          </w:p>
+        </w:tc>
+        <w:tc>
+          <w:tcPr>
+            <w:tcW w:type="dxa" w:w="1624"/>
+          </w:tcPr>
+          <w:p>
+            <w:pPr>
+              <w:spacing w:before="40" w:after="40"/>
+            </w:pPr>
+            <w:r/>
+            <w:r>
+              <w:rPr>
+                <w:rFonts w:ascii="微软雅黑" w:hAnsi="微软雅黑" w:eastAsia="微软雅黑"/>
+                <w:b w:val="0"/>
+                <w:sz w:val="18"/>
+              </w:rPr>
+              <w:t>提示</w:t>
+            </w:r>
+          </w:p>
+        </w:tc>
+        <w:tc>
+          <w:tcPr>
+            <w:tcW w:type="dxa" w:w="1624"/>
+          </w:tcPr>
+          <w:p>
+            <w:pPr>
+              <w:spacing w:before="40" w:after="40"/>
+            </w:pPr>
+            <w:r/>
+            <w:r>
+              <w:rPr>
+                <w:rFonts w:ascii="微软雅黑" w:hAnsi="微软雅黑" w:eastAsia="微软雅黑"/>
+                <w:b w:val="0"/>
+                <w:sz w:val="18"/>
+              </w:rPr>
+              <w:t>已成功提交支付，请稍等。</w:t>
+            </w:r>
+          </w:p>
+        </w:tc>
+        <w:tc>
+          <w:tcPr>
+            <w:tcW w:type="dxa" w:w="1624"/>
+          </w:tcPr>
+          <w:p>
+            <w:pPr>
+              <w:spacing w:before="40" w:after="40"/>
+            </w:pPr>
+            <w:r/>
+            <w:r>
+              <w:rPr>
+                <w:rFonts w:ascii="微软雅黑" w:hAnsi="微软雅黑" w:eastAsia="微软雅黑"/>
+                <w:b w:val="0"/>
+                <w:sz w:val="18"/>
+              </w:rPr>
+              <w:t>【关闭】</w:t>
+            </w:r>
+          </w:p>
+        </w:tc>
+        <w:tc>
+          <w:tcPr>
+            <w:tcW w:type="dxa" w:w="1624"/>
+          </w:tcPr>
+          <w:p>
+            <w:pPr>
+              <w:spacing w:before="40" w:after="40"/>
+            </w:pPr>
+            <w:r/>
+            <w:r>
+              <w:rPr>
+                <w:rFonts w:ascii="微软雅黑" w:hAnsi="微软雅黑" w:eastAsia="微软雅黑"/>
+                <w:b w:val="0"/>
+                <w:sz w:val="18"/>
+              </w:rPr>
+              <w:t>关闭弹窗。出款处理在点击时已提交</w:t>
+            </w:r>
+          </w:p>
+        </w:tc>
+        <w:tc>
+          <w:tcPr>
+            <w:tcW w:type="dxa" w:w="1624"/>
+          </w:tcPr>
+          <w:p>
+            <w:pPr>
+              <w:spacing w:before="40" w:after="40"/>
+            </w:pPr>
+            <w:r/>
+            <w:r>
+              <w:rPr>
+                <w:rFonts w:ascii="微软雅黑" w:hAnsi="微软雅黑" w:eastAsia="微软雅黑"/>
+                <w:b w:val="0"/>
+                <w:sz w:val="18"/>
+              </w:rPr>
+              <w:t>同左，仅关闭</w:t>
+            </w:r>
+          </w:p>
+        </w:tc>
+      </w:tr>
     </w:tbl>
     <w:p>
       <w:pPr>
@@ -23679,7 +23892,7 @@
           <w:b w:val="0"/>
           <w:sz w:val="22"/>
         </w:rPr>
-        <w:t>本期无其他确认弹窗。操作成功、失败均不使用页面顶部横幅。</w:t>
+        <w:t>操作成功、失败均不使用页面顶部横幅。</w:t>
       </w:r>
     </w:p>
     <w:p>

--- a/docs/feishu/付款中心需求说明书.docx
+++ b/docs/feishu/付款中心需求说明书.docx
@@ -270,7 +270,7 @@
                 <w:b w:val="0"/>
                 <w:sz w:val="18"/>
               </w:rPr>
-              <w:t>V1.3.19</w:t>
+              <w:t>V1.3.20</w:t>
             </w:r>
           </w:p>
         </w:tc>
@@ -510,7 +510,7 @@
                 <w:b w:val="0"/>
                 <w:sz w:val="18"/>
               </w:rPr>
-              <w:t>2026-10-14</w:t>
+              <w:t>2026-10-15</w:t>
             </w:r>
           </w:p>
         </w:tc>
@@ -2945,6 +2945,103 @@
                 <w:sz w:val="18"/>
               </w:rPr>
               <w:t>查询引导页【重试支付】改为【重新支付】，点击后提示已成功提交支付</w:t>
+            </w:r>
+          </w:p>
+        </w:tc>
+        <w:tc>
+          <w:tcPr>
+            <w:tcW w:type="dxa" w:w="1949"/>
+          </w:tcPr>
+          <w:p>
+            <w:pPr>
+              <w:spacing w:before="40" w:after="40"/>
+            </w:pPr>
+            <w:r/>
+            <w:r>
+              <w:rPr>
+                <w:rFonts w:ascii="微软雅黑" w:hAnsi="微软雅黑" w:eastAsia="微软雅黑"/>
+                <w:b w:val="0"/>
+                <w:sz w:val="18"/>
+              </w:rPr>
+              <w:t>第 3、6 章</w:t>
+            </w:r>
+          </w:p>
+        </w:tc>
+      </w:tr>
+      <w:tr>
+        <w:tc>
+          <w:tcPr>
+            <w:tcW w:type="dxa" w:w="1949"/>
+          </w:tcPr>
+          <w:p>
+            <w:pPr>
+              <w:spacing w:before="40" w:after="40"/>
+            </w:pPr>
+            <w:r/>
+            <w:r>
+              <w:rPr>
+                <w:rFonts w:ascii="微软雅黑" w:hAnsi="微软雅黑" w:eastAsia="微软雅黑"/>
+                <w:b w:val="0"/>
+                <w:sz w:val="18"/>
+              </w:rPr>
+              <w:t>V1.3.20</w:t>
+            </w:r>
+          </w:p>
+        </w:tc>
+        <w:tc>
+          <w:tcPr>
+            <w:tcW w:type="dxa" w:w="1949"/>
+          </w:tcPr>
+          <w:p>
+            <w:pPr>
+              <w:spacing w:before="40" w:after="40"/>
+            </w:pPr>
+            <w:r/>
+            <w:r>
+              <w:rPr>
+                <w:rFonts w:ascii="微软雅黑" w:hAnsi="微软雅黑" w:eastAsia="微软雅黑"/>
+                <w:b w:val="0"/>
+                <w:sz w:val="18"/>
+              </w:rPr>
+              <w:t>2026-10-15</w:t>
+            </w:r>
+          </w:p>
+        </w:tc>
+        <w:tc>
+          <w:tcPr>
+            <w:tcW w:type="dxa" w:w="1949"/>
+          </w:tcPr>
+          <w:p>
+            <w:pPr>
+              <w:spacing w:before="40" w:after="40"/>
+            </w:pPr>
+            <w:r/>
+            <w:r>
+              <w:rPr>
+                <w:rFonts w:ascii="微软雅黑" w:hAnsi="微软雅黑" w:eastAsia="微软雅黑"/>
+                <w:b w:val="0"/>
+                <w:sz w:val="18"/>
+              </w:rPr>
+              <w:t>—</w:t>
+            </w:r>
+          </w:p>
+        </w:tc>
+        <w:tc>
+          <w:tcPr>
+            <w:tcW w:type="dxa" w:w="1949"/>
+          </w:tcPr>
+          <w:p>
+            <w:pPr>
+              <w:spacing w:before="40" w:after="40"/>
+            </w:pPr>
+            <w:r/>
+            <w:r>
+              <w:rPr>
+                <w:rFonts w:ascii="微软雅黑" w:hAnsi="微软雅黑" w:eastAsia="微软雅黑"/>
+                <w:b w:val="0"/>
+                <w:sz w:val="18"/>
+              </w:rPr>
+              <w:t>未勾选时点击批量初审、批量复核提示「请先勾选数据！」</w:t>
             </w:r>
           </w:p>
         </w:tc>
@@ -5821,7 +5918,7 @@
                 <w:b w:val="0"/>
                 <w:sz w:val="18"/>
               </w:rPr>
-              <w:t>1. 只展示待初审。2. 工具栏仅【批量初审】，无批量作废。3. 未勾选时批量初审不生效。4. 批量初审不填写处理意见，历史记「初审提交」。</w:t>
+              <w:t>1. 只展示待初审。2. 工具栏仅【批量初审】，无批量作废。3. 未勾选时点击【批量初审】提示「请先勾选数据！」，仅【关闭】，不改状态。4. 批量初审不填写处理意见，历史记「初审提交」。</w:t>
             </w:r>
           </w:p>
         </w:tc>
@@ -5861,7 +5958,7 @@
                 <w:b w:val="0"/>
                 <w:sz w:val="18"/>
               </w:rPr>
-              <w:t>1. 退回单据重新出现在本列表。2. 确认作废后从本列表消失。3. 批量初审后单据进入复核列表。</w:t>
+              <w:t>1. 退回单据重新出现在本列表。2. 确认作废后从本列表消失。3. 未勾选点击批量初审只提示，单据仍在本列表。4. 勾选后批量初审，单据进入复核列表。</w:t>
             </w:r>
           </w:p>
         </w:tc>
@@ -6649,7 +6746,7 @@
                 <w:b w:val="0"/>
                 <w:sz w:val="18"/>
               </w:rPr>
-              <w:t>1. 只展示待复核。2. 工具栏为【批量复核】。3. 未勾选时批量复核不生效。4. 批量复核使用默认付款渠道万里汇。5. 行内按钮为【复核】【查看】。</w:t>
+              <w:t>1. 只展示待复核。2. 工具栏为【批量复核】。3. 未勾选时点击【批量复核】提示「请先勾选数据！」，仅【关闭】，不改状态。4. 批量复核使用默认付款渠道万里汇。5. 行内按钮为【复核】【查看】。</w:t>
             </w:r>
           </w:p>
         </w:tc>
@@ -6689,7 +6786,7 @@
                 <w:b w:val="0"/>
                 <w:sz w:val="18"/>
               </w:rPr>
-              <w:t>1. 初审提交的单据出现在本列表。2. 确认或批量复核后从本列表消失，状态为待支付。</w:t>
+              <w:t>1. 初审提交的单据出现在本列表。2. 未勾选点击批量复核只提示，单据仍在本列表。3. 确认或勾选后批量复核，单据从本列表消失，状态为待支付。</w:t>
             </w:r>
           </w:p>
         </w:tc>
@@ -21826,7 +21923,7 @@
                 <w:b w:val="0"/>
                 <w:sz w:val="18"/>
               </w:rPr>
-              <w:t>将勾选的待初审单据改为待复核；未勾选不生效</w:t>
+              <w:t>将勾选的待初审单据改为待复核；未勾选时提示「请先勾选数据！」</w:t>
             </w:r>
           </w:p>
         </w:tc>
@@ -22505,7 +22602,7 @@
                 <w:b w:val="0"/>
                 <w:sz w:val="18"/>
               </w:rPr>
-              <w:t>勾选单据以默认渠道万里汇确认；未勾选不生效</w:t>
+              <w:t>勾选单据以默认渠道万里汇确认；未勾选时提示「请先勾选数据！」</w:t>
             </w:r>
           </w:p>
         </w:tc>
@@ -23853,6 +23950,122 @@
                 <w:sz w:val="18"/>
               </w:rPr>
               <w:t>关闭弹窗。出款处理在点击时已提交</w:t>
+            </w:r>
+          </w:p>
+        </w:tc>
+        <w:tc>
+          <w:tcPr>
+            <w:tcW w:type="dxa" w:w="1624"/>
+          </w:tcPr>
+          <w:p>
+            <w:pPr>
+              <w:spacing w:before="40" w:after="40"/>
+            </w:pPr>
+            <w:r/>
+            <w:r>
+              <w:rPr>
+                <w:rFonts w:ascii="微软雅黑" w:hAnsi="微软雅黑" w:eastAsia="微软雅黑"/>
+                <w:b w:val="0"/>
+                <w:sz w:val="18"/>
+              </w:rPr>
+              <w:t>同左，仅关闭</w:t>
+            </w:r>
+          </w:p>
+        </w:tc>
+      </w:tr>
+      <w:tr>
+        <w:tc>
+          <w:tcPr>
+            <w:tcW w:type="dxa" w:w="1624"/>
+          </w:tcPr>
+          <w:p>
+            <w:pPr>
+              <w:spacing w:before="40" w:after="40"/>
+            </w:pPr>
+            <w:r/>
+            <w:r>
+              <w:rPr>
+                <w:rFonts w:ascii="微软雅黑" w:hAnsi="微软雅黑" w:eastAsia="微软雅黑"/>
+                <w:b w:val="0"/>
+                <w:sz w:val="18"/>
+              </w:rPr>
+              <w:t>初审列表【批量初审】、复核列表【批量复核】且未勾选</w:t>
+            </w:r>
+          </w:p>
+        </w:tc>
+        <w:tc>
+          <w:tcPr>
+            <w:tcW w:type="dxa" w:w="1624"/>
+          </w:tcPr>
+          <w:p>
+            <w:pPr>
+              <w:spacing w:before="40" w:after="40"/>
+            </w:pPr>
+            <w:r/>
+            <w:r>
+              <w:rPr>
+                <w:rFonts w:ascii="微软雅黑" w:hAnsi="微软雅黑" w:eastAsia="微软雅黑"/>
+                <w:b w:val="0"/>
+                <w:sz w:val="18"/>
+              </w:rPr>
+              <w:t>提示</w:t>
+            </w:r>
+          </w:p>
+        </w:tc>
+        <w:tc>
+          <w:tcPr>
+            <w:tcW w:type="dxa" w:w="1624"/>
+          </w:tcPr>
+          <w:p>
+            <w:pPr>
+              <w:spacing w:before="40" w:after="40"/>
+            </w:pPr>
+            <w:r/>
+            <w:r>
+              <w:rPr>
+                <w:rFonts w:ascii="微软雅黑" w:hAnsi="微软雅黑" w:eastAsia="微软雅黑"/>
+                <w:b w:val="0"/>
+                <w:sz w:val="18"/>
+              </w:rPr>
+              <w:t>请先勾选数据！</w:t>
+            </w:r>
+          </w:p>
+        </w:tc>
+        <w:tc>
+          <w:tcPr>
+            <w:tcW w:type="dxa" w:w="1624"/>
+          </w:tcPr>
+          <w:p>
+            <w:pPr>
+              <w:spacing w:before="40" w:after="40"/>
+            </w:pPr>
+            <w:r/>
+            <w:r>
+              <w:rPr>
+                <w:rFonts w:ascii="微软雅黑" w:hAnsi="微软雅黑" w:eastAsia="微软雅黑"/>
+                <w:b w:val="0"/>
+                <w:sz w:val="18"/>
+              </w:rPr>
+              <w:t>【关闭】</w:t>
+            </w:r>
+          </w:p>
+        </w:tc>
+        <w:tc>
+          <w:tcPr>
+            <w:tcW w:type="dxa" w:w="1624"/>
+          </w:tcPr>
+          <w:p>
+            <w:pPr>
+              <w:spacing w:before="40" w:after="40"/>
+            </w:pPr>
+            <w:r/>
+            <w:r>
+              <w:rPr>
+                <w:rFonts w:ascii="微软雅黑" w:hAnsi="微软雅黑" w:eastAsia="微软雅黑"/>
+                <w:b w:val="0"/>
+                <w:sz w:val="18"/>
+              </w:rPr>
+              <w:t>关闭弹窗，单据不变</w:t>
             </w:r>
           </w:p>
         </w:tc>

--- a/docs/feishu/付款中心需求说明书.docx
+++ b/docs/feishu/付款中心需求说明书.docx
@@ -270,7 +270,7 @@
                 <w:b w:val="0"/>
                 <w:sz w:val="18"/>
               </w:rPr>
-              <w:t>V1.3.20</w:t>
+              <w:t>V1.3.21</w:t>
             </w:r>
           </w:p>
         </w:tc>
@@ -3061,6 +3061,103 @@
                 <w:sz w:val="18"/>
               </w:rPr>
               <w:t>第 3、6 章</w:t>
+            </w:r>
+          </w:p>
+        </w:tc>
+      </w:tr>
+      <w:tr>
+        <w:tc>
+          <w:tcPr>
+            <w:tcW w:type="dxa" w:w="1949"/>
+          </w:tcPr>
+          <w:p>
+            <w:pPr>
+              <w:spacing w:before="40" w:after="40"/>
+            </w:pPr>
+            <w:r/>
+            <w:r>
+              <w:rPr>
+                <w:rFonts w:ascii="微软雅黑" w:hAnsi="微软雅黑" w:eastAsia="微软雅黑"/>
+                <w:b w:val="0"/>
+                <w:sz w:val="18"/>
+              </w:rPr>
+              <w:t>V1.3.21</w:t>
+            </w:r>
+          </w:p>
+        </w:tc>
+        <w:tc>
+          <w:tcPr>
+            <w:tcW w:type="dxa" w:w="1949"/>
+          </w:tcPr>
+          <w:p>
+            <w:pPr>
+              <w:spacing w:before="40" w:after="40"/>
+            </w:pPr>
+            <w:r/>
+            <w:r>
+              <w:rPr>
+                <w:rFonts w:ascii="微软雅黑" w:hAnsi="微软雅黑" w:eastAsia="微软雅黑"/>
+                <w:b w:val="0"/>
+                <w:sz w:val="18"/>
+              </w:rPr>
+              <w:t>2026-10-15</w:t>
+            </w:r>
+          </w:p>
+        </w:tc>
+        <w:tc>
+          <w:tcPr>
+            <w:tcW w:type="dxa" w:w="1949"/>
+          </w:tcPr>
+          <w:p>
+            <w:pPr>
+              <w:spacing w:before="40" w:after="40"/>
+            </w:pPr>
+            <w:r/>
+            <w:r>
+              <w:rPr>
+                <w:rFonts w:ascii="微软雅黑" w:hAnsi="微软雅黑" w:eastAsia="微软雅黑"/>
+                <w:b w:val="0"/>
+                <w:sz w:val="18"/>
+              </w:rPr>
+              <w:t>—</w:t>
+            </w:r>
+          </w:p>
+        </w:tc>
+        <w:tc>
+          <w:tcPr>
+            <w:tcW w:type="dxa" w:w="1949"/>
+          </w:tcPr>
+          <w:p>
+            <w:pPr>
+              <w:spacing w:before="40" w:after="40"/>
+            </w:pPr>
+            <w:r/>
+            <w:r>
+              <w:rPr>
+                <w:rFonts w:ascii="微软雅黑" w:hAnsi="微软雅黑" w:eastAsia="微软雅黑"/>
+                <w:b w:val="0"/>
+                <w:sz w:val="18"/>
+              </w:rPr>
+              <w:t>初审、复核、查询引导页查询区可展开和收起</w:t>
+            </w:r>
+          </w:p>
+        </w:tc>
+        <w:tc>
+          <w:tcPr>
+            <w:tcW w:type="dxa" w:w="1949"/>
+          </w:tcPr>
+          <w:p>
+            <w:pPr>
+              <w:spacing w:before="40" w:after="40"/>
+            </w:pPr>
+            <w:r/>
+            <w:r>
+              <w:rPr>
+                <w:rFonts w:ascii="微软雅黑" w:hAnsi="微软雅黑" w:eastAsia="微软雅黑"/>
+                <w:b w:val="0"/>
+                <w:sz w:val="18"/>
+              </w:rPr>
+              <w:t>第 6 章</w:t>
             </w:r>
           </w:p>
         </w:tc>
@@ -18072,7 +18169,7 @@
           <w:b w:val="0"/>
           <w:sz w:val="22"/>
         </w:rPr>
-        <w:t>初审、复核、查询引导页共用下列条件，每行 4 个。字符条件占位符「请输入」，下拉占位符「请选择」，不显示省略号。按钮为【搜索】【重置】。【搜索】按当前条件过滤；【重置】清空条件并恢复默认列表。</w:t>
+        <w:t>初审、复核、查询引导页共用下列条件，每行 4 个。字符条件占位符「请输入」，下拉占位符「请选择」，不显示省略号。按钮为【搜索】【重置】【展开】。【搜索】按当前条件过滤；【重置】清空条件并恢复默认列表。默认收起，只显示第一行：付款单号、审批单号、付款申请类型、付款金额。【展开】后显示其余条件，按钮变为【收起】；收起不清除已填条件。</w:t>
       </w:r>
     </w:p>
     <w:tbl>
@@ -23573,6 +23670,103 @@
                 <w:sz w:val="18"/>
               </w:rPr>
               <w:t>过滤 / 清空条件</w:t>
+            </w:r>
+          </w:p>
+        </w:tc>
+      </w:tr>
+      <w:tr>
+        <w:tc>
+          <w:tcPr>
+            <w:tcW w:type="dxa" w:w="1949"/>
+          </w:tcPr>
+          <w:p>
+            <w:pPr>
+              <w:spacing w:before="40" w:after="40"/>
+            </w:pPr>
+            <w:r/>
+            <w:r>
+              <w:rPr>
+                <w:rFonts w:ascii="微软雅黑" w:hAnsi="微软雅黑" w:eastAsia="微软雅黑"/>
+                <w:b w:val="0"/>
+                <w:sz w:val="18"/>
+              </w:rPr>
+              <w:t>初审、复核、查询引导页</w:t>
+            </w:r>
+          </w:p>
+        </w:tc>
+        <w:tc>
+          <w:tcPr>
+            <w:tcW w:type="dxa" w:w="1949"/>
+          </w:tcPr>
+          <w:p>
+            <w:pPr>
+              <w:spacing w:before="40" w:after="40"/>
+            </w:pPr>
+            <w:r/>
+            <w:r>
+              <w:rPr>
+                <w:rFonts w:ascii="微软雅黑" w:hAnsi="微软雅黑" w:eastAsia="微软雅黑"/>
+                <w:b w:val="0"/>
+                <w:sz w:val="18"/>
+              </w:rPr>
+              <w:t>查询区</w:t>
+            </w:r>
+          </w:p>
+        </w:tc>
+        <w:tc>
+          <w:tcPr>
+            <w:tcW w:type="dxa" w:w="1949"/>
+          </w:tcPr>
+          <w:p>
+            <w:pPr>
+              <w:spacing w:before="40" w:after="40"/>
+            </w:pPr>
+            <w:r/>
+            <w:r>
+              <w:rPr>
+                <w:rFonts w:ascii="微软雅黑" w:hAnsi="微软雅黑" w:eastAsia="微软雅黑"/>
+                <w:b w:val="0"/>
+                <w:sz w:val="18"/>
+              </w:rPr>
+              <w:t>展开 / 收起</w:t>
+            </w:r>
+          </w:p>
+        </w:tc>
+        <w:tc>
+          <w:tcPr>
+            <w:tcW w:type="dxa" w:w="1949"/>
+          </w:tcPr>
+          <w:p>
+            <w:pPr>
+              <w:spacing w:before="40" w:after="40"/>
+            </w:pPr>
+            <w:r/>
+            <w:r>
+              <w:rPr>
+                <w:rFonts w:ascii="微软雅黑" w:hAnsi="微软雅黑" w:eastAsia="微软雅黑"/>
+                <w:b w:val="0"/>
+                <w:sz w:val="18"/>
+              </w:rPr>
+              <w:t>始终</w:t>
+            </w:r>
+          </w:p>
+        </w:tc>
+        <w:tc>
+          <w:tcPr>
+            <w:tcW w:type="dxa" w:w="1949"/>
+          </w:tcPr>
+          <w:p>
+            <w:pPr>
+              <w:spacing w:before="40" w:after="40"/>
+            </w:pPr>
+            <w:r/>
+            <w:r>
+              <w:rPr>
+                <w:rFonts w:ascii="微软雅黑" w:hAnsi="微软雅黑" w:eastAsia="微软雅黑"/>
+                <w:b w:val="0"/>
+                <w:sz w:val="18"/>
+              </w:rPr>
+              <w:t>默认收起，只显示第一行 4 个条件；展开后显示其余条件，收起不清除已填值</w:t>
             </w:r>
           </w:p>
         </w:tc>

--- a/docs/feishu/付款中心需求说明书.docx
+++ b/docs/feishu/付款中心需求说明书.docx
@@ -270,7 +270,7 @@
                 <w:b w:val="0"/>
                 <w:sz w:val="18"/>
               </w:rPr>
-              <w:t>V1.3.21</w:t>
+              <w:t>V1.3.22</w:t>
             </w:r>
           </w:p>
         </w:tc>
@@ -3158,6 +3158,103 @@
                 <w:sz w:val="18"/>
               </w:rPr>
               <w:t>第 6 章</w:t>
+            </w:r>
+          </w:p>
+        </w:tc>
+      </w:tr>
+      <w:tr>
+        <w:tc>
+          <w:tcPr>
+            <w:tcW w:type="dxa" w:w="1949"/>
+          </w:tcPr>
+          <w:p>
+            <w:pPr>
+              <w:spacing w:before="40" w:after="40"/>
+            </w:pPr>
+            <w:r/>
+            <w:r>
+              <w:rPr>
+                <w:rFonts w:ascii="微软雅黑" w:hAnsi="微软雅黑" w:eastAsia="微软雅黑"/>
+                <w:b w:val="0"/>
+                <w:sz w:val="18"/>
+              </w:rPr>
+              <w:t>V1.3.22</w:t>
+            </w:r>
+          </w:p>
+        </w:tc>
+        <w:tc>
+          <w:tcPr>
+            <w:tcW w:type="dxa" w:w="1949"/>
+          </w:tcPr>
+          <w:p>
+            <w:pPr>
+              <w:spacing w:before="40" w:after="40"/>
+            </w:pPr>
+            <w:r/>
+            <w:r>
+              <w:rPr>
+                <w:rFonts w:ascii="微软雅黑" w:hAnsi="微软雅黑" w:eastAsia="微软雅黑"/>
+                <w:b w:val="0"/>
+                <w:sz w:val="18"/>
+              </w:rPr>
+              <w:t>2026-10-15</w:t>
+            </w:r>
+          </w:p>
+        </w:tc>
+        <w:tc>
+          <w:tcPr>
+            <w:tcW w:type="dxa" w:w="1949"/>
+          </w:tcPr>
+          <w:p>
+            <w:pPr>
+              <w:spacing w:before="40" w:after="40"/>
+            </w:pPr>
+            <w:r/>
+            <w:r>
+              <w:rPr>
+                <w:rFonts w:ascii="微软雅黑" w:hAnsi="微软雅黑" w:eastAsia="微软雅黑"/>
+                <w:b w:val="0"/>
+                <w:sz w:val="18"/>
+              </w:rPr>
+              <w:t>—</w:t>
+            </w:r>
+          </w:p>
+        </w:tc>
+        <w:tc>
+          <w:tcPr>
+            <w:tcW w:type="dxa" w:w="1949"/>
+          </w:tcPr>
+          <w:p>
+            <w:pPr>
+              <w:spacing w:before="40" w:after="40"/>
+            </w:pPr>
+            <w:r/>
+            <w:r>
+              <w:rPr>
+                <w:rFonts w:ascii="微软雅黑" w:hAnsi="微软雅黑" w:eastAsia="微软雅黑"/>
+                <w:b w:val="0"/>
+                <w:sz w:val="18"/>
+              </w:rPr>
+              <w:t>查询引导页作废、重新支付仅在待支付或待回单且支付失败时显示</w:t>
+            </w:r>
+          </w:p>
+        </w:tc>
+        <w:tc>
+          <w:tcPr>
+            <w:tcW w:type="dxa" w:w="1949"/>
+          </w:tcPr>
+          <w:p>
+            <w:pPr>
+              <w:spacing w:before="40" w:after="40"/>
+            </w:pPr>
+            <w:r/>
+            <w:r>
+              <w:rPr>
+                <w:rFonts w:ascii="微软雅黑" w:hAnsi="微软雅黑" w:eastAsia="微软雅黑"/>
+                <w:b w:val="0"/>
+                <w:sz w:val="18"/>
+              </w:rPr>
+              <w:t>第 3、6 章</w:t>
             </w:r>
           </w:p>
         </w:tc>
@@ -5570,7 +5667,7 @@
                 <w:b w:val="0"/>
                 <w:sz w:val="18"/>
               </w:rPr>
-              <w:t>全部状态（含已作废）；行内作废、重新支付、查看</w:t>
+              <w:t>全部状态（含已作废）；作废、重新支付仅在待支付或待回单且支付失败时显示</w:t>
             </w:r>
           </w:p>
         </w:tc>
@@ -7355,7 +7452,7 @@
                 <w:b w:val="0"/>
                 <w:sz w:val="18"/>
               </w:rPr>
-              <w:t>按条件与付款单状态查询全部单据；行内【作废】【重新支付】【查看】</w:t>
+              <w:t>按条件与付款单状态查询全部单据；行内【查看】，满足条件时显示【作废】【重新支付】</w:t>
             </w:r>
           </w:p>
         </w:tc>
@@ -7395,7 +7492,7 @@
                 <w:b w:val="0"/>
                 <w:sz w:val="18"/>
               </w:rPr>
-              <w:t>1. 含已作废及待支付、待回单、已完成。2. 无勾选、无批量按钮。3. 付款单状态为下拉，占位符「请选择」。4. 列表在付款单状态右侧展示支付状态、支付失败原因。支付状态为未支付、支付中、支付成功、支付失败；无失败原因时为空。5. 【作废】与初审相同：提示「即将作废付款单，请确认！确认后请同步驳回审批单。」【确认】后状态改为已作废；【取消】不改状态。6. 【重新支付】点击后提示「已成功提交支付，请稍等。」，仅【关闭】。对待支付单据重新出款，成功后进入待回单，支付状态改为支付成功并清空失败原因，写入交易号、付款流水号和处理历史「重试支付」。其他未作废单据只追加该处理历史，不改状态。</w:t>
+              <w:t>1. 含已作废及待支付、待回单、已完成。2. 无勾选、无批量按钮。3. 付款单状态为下拉，占位符「请选择」。4. 列表在付款单状态右侧展示支付状态、支付失败原因。支付状态为未支付、支付中、支付成功、支付失败；无失败原因时为空。5. 【作废】【重新支付】仅当付款单状态为待支付或待回单，且支付状态为支付失败时显示，否则隐藏。【查看】始终显示。6. 【作废】与初审相同：提示「即将作废付款单，请确认！确认后请同步驳回审批单。」【确认】后状态改为已作废；【取消】不改状态。7. 【重新支付】点击后提示「已成功提交支付，请稍等。」，仅【关闭】。对待支付单据重新出款，成功后进入待回单，支付状态改为支付成功并清空失败原因，写入交易号、付款流水号和处理历史「重试支付」。待回单的支付失败单据只追加该处理历史，不改状态。</w:t>
             </w:r>
           </w:p>
         </w:tc>
@@ -7435,7 +7532,7 @@
                 <w:b w:val="0"/>
                 <w:sz w:val="18"/>
               </w:rPr>
-              <w:t>1. 作废单可查到。2. 每行操作列为作废、重新支付、查看。3. 确认作废后状态为已作废，取消则不变。4. 点击重新支付后提示「已成功提交支付，请稍等。」。5. 待支付单据重新支付后状态为待回单、支付状态为支付成功。6. 付款单状态右侧依次为支付状态、支付失败原因。</w:t>
+              <w:t>1. 作废单可查到。2. 待支付或待回单且支付失败的行操作列为作废、重新支付、查看；其他行只有查看。3. 确认作废后状态为已作废，取消则不变。4. 点击重新支付后提示「已成功提交支付，请稍等。」。5. 待支付且支付失败的单据重新支付后状态为待回单、支付状态为支付成功，作废和重新支付隐藏。6. 付款单状态右侧依次为支付状态、支付失败原因。</w:t>
             </w:r>
           </w:p>
         </w:tc>
@@ -15186,7 +15283,7 @@
                 <w:b w:val="0"/>
                 <w:sz w:val="18"/>
               </w:rPr>
-              <w:t>查询页可查看；重新支付只提示，不改状态</w:t>
+              <w:t>查询页可查看；不作废、不重新支付</w:t>
             </w:r>
           </w:p>
         </w:tc>
@@ -23262,7 +23359,7 @@
                 <w:b w:val="0"/>
                 <w:sz w:val="18"/>
               </w:rPr>
-              <w:t>任意状态</w:t>
+              <w:t>付款单状态为待支付或待回单，且支付状态为支付失败</w:t>
             </w:r>
           </w:p>
         </w:tc>
@@ -23281,7 +23378,7 @@
                 <w:b w:val="0"/>
                 <w:sz w:val="18"/>
               </w:rPr>
-              <w:t>确认后状态改为已作废</w:t>
+              <w:t>确认后状态改为已作废；其他情况不显示</w:t>
             </w:r>
           </w:p>
         </w:tc>
@@ -23359,7 +23456,7 @@
                 <w:b w:val="0"/>
                 <w:sz w:val="18"/>
               </w:rPr>
-              <w:t>任意状态</w:t>
+              <w:t>付款单状态为待支付或待回单，且支付状态为支付失败</w:t>
             </w:r>
           </w:p>
         </w:tc>
@@ -23378,7 +23475,7 @@
                 <w:b w:val="0"/>
                 <w:sz w:val="18"/>
               </w:rPr>
-              <w:t>提示「已成功提交支付，请稍等。」。待支付重新出款并进入待回单，支付状态改为支付成功并清空失败原因；其他未作废单据只记处理历史</w:t>
+              <w:t>提示「已成功提交支付，请稍等。」。待支付重新出款并进入待回单，支付状态改为支付成功并清空失败原因；待回单只记处理历史。其他情况不显示</w:t>
             </w:r>
           </w:p>
         </w:tc>
@@ -23951,7 +24048,7 @@
                 <w:b w:val="0"/>
                 <w:sz w:val="18"/>
               </w:rPr>
-              <w:t>初审、查询列表行内【作废】</w:t>
+              <w:t>初审列表行内【作废】；查询列表在待支付或待回单且支付失败时【作废】</w:t>
             </w:r>
           </w:p>
         </w:tc>
@@ -24067,7 +24164,7 @@
                 <w:b w:val="0"/>
                 <w:sz w:val="18"/>
               </w:rPr>
-              <w:t>查询列表行内【重新支付】</w:t>
+              <w:t>查询列表行内【重新支付】（仅待支付或待回单且支付失败）</w:t>
             </w:r>
           </w:p>
         </w:tc>
@@ -25174,7 +25271,7 @@
           <w:b w:val="0"/>
           <w:sz w:val="22"/>
         </w:rPr>
-        <w:t>• 无批量作废。初审、查询行内作废确认后状态改为已作废</w:t>
+        <w:t>• 无批量作废。初审行内作废确认后状态改为已作废。查询行内作废、重新支付仅在待支付或待回单且支付失败时显示</w:t>
       </w:r>
     </w:p>
     <w:p>

--- a/docs/feishu/付款中心需求说明书.docx
+++ b/docs/feishu/付款中心需求说明书.docx
@@ -270,7 +270,7 @@
                 <w:b w:val="0"/>
                 <w:sz w:val="18"/>
               </w:rPr>
-              <w:t>V1.3.22</w:t>
+              <w:t>V1.3.23</w:t>
             </w:r>
           </w:p>
         </w:tc>
@@ -3236,6 +3236,103 @@
                 <w:sz w:val="18"/>
               </w:rPr>
               <w:t>查询引导页作废、重新支付仅在待支付或待回单且支付失败时显示</w:t>
+            </w:r>
+          </w:p>
+        </w:tc>
+        <w:tc>
+          <w:tcPr>
+            <w:tcW w:type="dxa" w:w="1949"/>
+          </w:tcPr>
+          <w:p>
+            <w:pPr>
+              <w:spacing w:before="40" w:after="40"/>
+            </w:pPr>
+            <w:r/>
+            <w:r>
+              <w:rPr>
+                <w:rFonts w:ascii="微软雅黑" w:hAnsi="微软雅黑" w:eastAsia="微软雅黑"/>
+                <w:b w:val="0"/>
+                <w:sz w:val="18"/>
+              </w:rPr>
+              <w:t>第 3、6 章</w:t>
+            </w:r>
+          </w:p>
+        </w:tc>
+      </w:tr>
+      <w:tr>
+        <w:tc>
+          <w:tcPr>
+            <w:tcW w:type="dxa" w:w="1949"/>
+          </w:tcPr>
+          <w:p>
+            <w:pPr>
+              <w:spacing w:before="40" w:after="40"/>
+            </w:pPr>
+            <w:r/>
+            <w:r>
+              <w:rPr>
+                <w:rFonts w:ascii="微软雅黑" w:hAnsi="微软雅黑" w:eastAsia="微软雅黑"/>
+                <w:b w:val="0"/>
+                <w:sz w:val="18"/>
+              </w:rPr>
+              <w:t>V1.3.23</w:t>
+            </w:r>
+          </w:p>
+        </w:tc>
+        <w:tc>
+          <w:tcPr>
+            <w:tcW w:type="dxa" w:w="1949"/>
+          </w:tcPr>
+          <w:p>
+            <w:pPr>
+              <w:spacing w:before="40" w:after="40"/>
+            </w:pPr>
+            <w:r/>
+            <w:r>
+              <w:rPr>
+                <w:rFonts w:ascii="微软雅黑" w:hAnsi="微软雅黑" w:eastAsia="微软雅黑"/>
+                <w:b w:val="0"/>
+                <w:sz w:val="18"/>
+              </w:rPr>
+              <w:t>2026-10-15</w:t>
+            </w:r>
+          </w:p>
+        </w:tc>
+        <w:tc>
+          <w:tcPr>
+            <w:tcW w:type="dxa" w:w="1949"/>
+          </w:tcPr>
+          <w:p>
+            <w:pPr>
+              <w:spacing w:before="40" w:after="40"/>
+            </w:pPr>
+            <w:r/>
+            <w:r>
+              <w:rPr>
+                <w:rFonts w:ascii="微软雅黑" w:hAnsi="微软雅黑" w:eastAsia="微软雅黑"/>
+                <w:b w:val="0"/>
+                <w:sz w:val="18"/>
+              </w:rPr>
+              <w:t>—</w:t>
+            </w:r>
+          </w:p>
+        </w:tc>
+        <w:tc>
+          <w:tcPr>
+            <w:tcW w:type="dxa" w:w="1949"/>
+          </w:tcPr>
+          <w:p>
+            <w:pPr>
+              <w:spacing w:before="40" w:after="40"/>
+            </w:pPr>
+            <w:r/>
+            <w:r>
+              <w:rPr>
+                <w:rFonts w:ascii="微软雅黑" w:hAnsi="微软雅黑" w:eastAsia="微软雅黑"/>
+                <w:b w:val="0"/>
+                <w:sz w:val="18"/>
+              </w:rPr>
+              <w:t>初审作废的处理历史环节为初审、意见为作废</w:t>
             </w:r>
           </w:p>
         </w:tc>
@@ -6664,7 +6761,7 @@
                 <w:b w:val="0"/>
                 <w:sz w:val="18"/>
               </w:rPr>
-              <w:t>1. 弹窗文案固定为「即将作废付款单，请确认！确认后请同步驳回审批单。」2. 【确认】后状态改为已作废，处理历史追加「作废」，单据保留。3. 【取消】或关闭弹窗不改状态。</w:t>
+              <w:t>1. 弹窗文案固定为「即将作废付款单，请确认！确认后请同步驳回审批单。」2. 【确认】后状态改为已作废，单据保留。初审作废追加处理历史：环节「初审」，处理意见「作废」。查询作废追加处理历史：环节「作废」，处理意见「作废」。3. 【取消】或关闭弹窗不改状态。</w:t>
             </w:r>
           </w:p>
         </w:tc>
@@ -6704,7 +6801,7 @@
                 <w:b w:val="0"/>
                 <w:sz w:val="18"/>
               </w:rPr>
-              <w:t>1. 初审列表确认后该单消失，查询中状态为已作废。2. 取消后状态不变。3. 比对结果不包含已作废单据。</w:t>
+              <w:t>1. 初审列表确认后该单消失，查询中状态为已作废，查询明细处理历史最后一条环节为初审、意见为作废。2. 取消后状态不变。3. 比对结果不包含已作废单据。</w:t>
             </w:r>
           </w:p>
         </w:tc>
@@ -22311,7 +22408,7 @@
                 <w:b w:val="0"/>
                 <w:sz w:val="18"/>
               </w:rPr>
-              <w:t>确认后状态改为已作废</w:t>
+              <w:t>确认后状态改为已作废，处理历史环节记「初审」、意见记「作废」</w:t>
             </w:r>
           </w:p>
         </w:tc>
@@ -24124,7 +24221,7 @@
                 <w:b w:val="0"/>
                 <w:sz w:val="18"/>
               </w:rPr>
-              <w:t>状态改为已作废，处理历史追加「作废」</w:t>
+              <w:t>状态改为已作废。初审作废的处理历史为环节「初审」、意见「作废」；查询作废为环节「作废」、意见「作废」</w:t>
             </w:r>
           </w:p>
         </w:tc>
